--- a/templates/iso9001_stage1.docx
+++ b/templates/iso9001_stage1.docx
@@ -620,6 +620,7 @@
                 <w:szCs w:val="22"/>
               </w:rPr>
             </w:pPr>
+            <w:proofErr w:type="gramStart"/>
             <w:r>
               <w:rPr>
                 <w:rFonts w:ascii="Calibri" w:hAnsi="Calibri" w:cs="Arial"/>
@@ -636,6 +637,7 @@
               <w:t>organizationName</w:t>
             </w:r>
             <w:proofErr w:type="spellEnd"/>
+            <w:proofErr w:type="gramEnd"/>
             <w:r>
               <w:rPr>
                 <w:rFonts w:ascii="Calibri" w:hAnsi="Calibri" w:cs="Arial"/>
@@ -683,12 +685,21 @@
                 <w:szCs w:val="22"/>
               </w:rPr>
             </w:pPr>
-            <w:r>
-              <w:rPr>
-                <w:rFonts w:ascii="Calibri" w:hAnsi="Calibri" w:cs="Arial"/>
-                <w:szCs w:val="22"/>
-              </w:rPr>
-              <w:t>{{ address }}</w:t>
+            <w:proofErr w:type="gramStart"/>
+            <w:r>
+              <w:rPr>
+                <w:rFonts w:ascii="Calibri" w:hAnsi="Calibri" w:cs="Arial"/>
+                <w:szCs w:val="22"/>
+              </w:rPr>
+              <w:t>{{ address</w:t>
+            </w:r>
+            <w:proofErr w:type="gramEnd"/>
+            <w:r>
+              <w:rPr>
+                <w:rFonts w:ascii="Calibri" w:hAnsi="Calibri" w:cs="Arial"/>
+                <w:szCs w:val="22"/>
+              </w:rPr>
+              <w:t xml:space="preserve"> }}</w:t>
             </w:r>
           </w:p>
         </w:tc>
@@ -727,6 +738,7 @@
                 <w:szCs w:val="22"/>
               </w:rPr>
             </w:pPr>
+            <w:proofErr w:type="gramStart"/>
             <w:r>
               <w:rPr>
                 <w:szCs w:val="22"/>
@@ -741,6 +753,7 @@
               <w:t>siteAddress</w:t>
             </w:r>
             <w:proofErr w:type="spellEnd"/>
+            <w:proofErr w:type="gramEnd"/>
             <w:r>
               <w:rPr>
                 <w:szCs w:val="22"/>
@@ -784,6 +797,7 @@
                 <w:szCs w:val="22"/>
               </w:rPr>
             </w:pPr>
+            <w:proofErr w:type="gramStart"/>
             <w:r>
               <w:rPr>
                 <w:szCs w:val="22"/>
@@ -798,6 +812,7 @@
               <w:t>numberOfEmployees</w:t>
             </w:r>
             <w:proofErr w:type="spellEnd"/>
+            <w:proofErr w:type="gramEnd"/>
             <w:r>
               <w:rPr>
                 <w:szCs w:val="22"/>
@@ -1197,7 +1212,23 @@
                 <w:rFonts w:ascii="Calibri" w:hAnsi="Calibri"/>
                 <w:szCs w:val="22"/>
               </w:rPr>
-              <w:t>NA</w:t>
+              <w:t>{{</w:t>
+            </w:r>
+            <w:proofErr w:type="spellStart"/>
+            <w:r>
+              <w:rPr>
+                <w:rFonts w:ascii="Calibri" w:hAnsi="Calibri"/>
+                <w:szCs w:val="22"/>
+              </w:rPr>
+              <w:t>na_clauses</w:t>
+            </w:r>
+            <w:proofErr w:type="spellEnd"/>
+            <w:r>
+              <w:rPr>
+                <w:rFonts w:ascii="Calibri" w:hAnsi="Calibri"/>
+                <w:szCs w:val="22"/>
+              </w:rPr>
+              <w:t>}}</w:t>
             </w:r>
           </w:p>
         </w:tc>
@@ -1272,6 +1303,29 @@
                 <w:szCs w:val="22"/>
               </w:rPr>
             </w:pPr>
+            <w:r>
+              <w:rPr>
+                <w:rFonts w:ascii="Calibri" w:hAnsi="Calibri"/>
+                <w:szCs w:val="22"/>
+              </w:rPr>
+              <w:t>Audit Man Days(s): {{</w:t>
+            </w:r>
+            <w:proofErr w:type="spellStart"/>
+            <w:r>
+              <w:rPr>
+                <w:rFonts w:ascii="Calibri" w:hAnsi="Calibri"/>
+                <w:szCs w:val="22"/>
+              </w:rPr>
+              <w:t>auditManDays</w:t>
+            </w:r>
+            <w:proofErr w:type="spellEnd"/>
+            <w:r>
+              <w:rPr>
+                <w:rFonts w:ascii="Calibri" w:hAnsi="Calibri"/>
+                <w:szCs w:val="22"/>
+              </w:rPr>
+              <w:t>}}</w:t>
+            </w:r>
           </w:p>
         </w:tc>
       </w:tr>
@@ -1294,6 +1348,14 @@
                 <w:sz w:val="22"/>
                 <w:szCs w:val="22"/>
               </w:rPr>
+              <w:t xml:space="preserve">Start </w:t>
+            </w:r>
+            <w:r>
+              <w:rPr>
+                <w:rFonts w:ascii="Calibri" w:hAnsi="Calibri"/>
+                <w:sz w:val="22"/>
+                <w:szCs w:val="22"/>
+              </w:rPr>
               <w:t xml:space="preserve">Date of Audit </w:t>
             </w:r>
           </w:p>
@@ -1323,7 +1385,7 @@
                 <w:rFonts w:ascii="Calibri" w:hAnsi="Calibri"/>
                 <w:szCs w:val="22"/>
               </w:rPr>
-              <w:t>dateOfAudit</w:t>
+              <w:t>startDateOfAudit</w:t>
             </w:r>
             <w:proofErr w:type="spellEnd"/>
             <w:r>
@@ -1355,7 +1417,7 @@
                 <w:sz w:val="22"/>
                 <w:szCs w:val="22"/>
               </w:rPr>
-              <w:t xml:space="preserve">Audit Objective </w:t>
+              <w:t>End Date of Audit</w:t>
             </w:r>
           </w:p>
         </w:tc>
@@ -1366,6 +1428,128 @@
           </w:tcPr>
           <w:p>
             <w:pPr>
+              <w:rPr>
+                <w:rFonts w:ascii="Calibri" w:hAnsi="Calibri"/>
+                <w:szCs w:val="22"/>
+              </w:rPr>
+            </w:pPr>
+            <w:r>
+              <w:rPr>
+                <w:rFonts w:ascii="Calibri" w:hAnsi="Calibri"/>
+                <w:szCs w:val="22"/>
+              </w:rPr>
+              <w:t>{{</w:t>
+            </w:r>
+            <w:proofErr w:type="spellStart"/>
+            <w:r>
+              <w:rPr>
+                <w:rFonts w:ascii="Calibri" w:hAnsi="Calibri"/>
+                <w:szCs w:val="22"/>
+              </w:rPr>
+              <w:t>endDateOfAudit</w:t>
+            </w:r>
+            <w:proofErr w:type="spellEnd"/>
+            <w:r>
+              <w:rPr>
+                <w:rFonts w:ascii="Calibri" w:hAnsi="Calibri"/>
+                <w:szCs w:val="22"/>
+              </w:rPr>
+              <w:t>}}</w:t>
+            </w:r>
+          </w:p>
+        </w:tc>
+      </w:tr>
+      <w:tr>
+        <w:tc>
+          <w:tcPr>
+            <w:tcW w:w="2518" w:type="dxa"/>
+          </w:tcPr>
+          <w:p>
+            <w:pPr>
+              <w:rPr>
+                <w:rFonts w:ascii="Calibri" w:hAnsi="Calibri"/>
+                <w:sz w:val="22"/>
+                <w:szCs w:val="22"/>
+              </w:rPr>
+            </w:pPr>
+            <w:r>
+              <w:rPr>
+                <w:rFonts w:ascii="Calibri" w:hAnsi="Calibri"/>
+                <w:sz w:val="22"/>
+                <w:szCs w:val="22"/>
+              </w:rPr>
+              <w:t>Audit Mode</w:t>
+            </w:r>
+          </w:p>
+        </w:tc>
+        <w:tc>
+          <w:tcPr>
+            <w:tcW w:w="8222" w:type="dxa"/>
+            <w:gridSpan w:val="2"/>
+          </w:tcPr>
+          <w:p>
+            <w:pPr>
+              <w:rPr>
+                <w:rFonts w:ascii="Calibri" w:hAnsi="Calibri"/>
+                <w:szCs w:val="22"/>
+              </w:rPr>
+            </w:pPr>
+            <w:r>
+              <w:rPr>
+                <w:rFonts w:ascii="Calibri" w:hAnsi="Calibri"/>
+                <w:szCs w:val="22"/>
+              </w:rPr>
+              <w:t>{{</w:t>
+            </w:r>
+            <w:proofErr w:type="spellStart"/>
+            <w:r>
+              <w:rPr>
+                <w:rFonts w:ascii="Calibri" w:hAnsi="Calibri"/>
+                <w:szCs w:val="22"/>
+              </w:rPr>
+              <w:t>auditMode</w:t>
+            </w:r>
+            <w:proofErr w:type="spellEnd"/>
+            <w:r>
+              <w:rPr>
+                <w:rFonts w:ascii="Calibri" w:hAnsi="Calibri"/>
+                <w:szCs w:val="22"/>
+              </w:rPr>
+              <w:t>}}</w:t>
+            </w:r>
+          </w:p>
+        </w:tc>
+      </w:tr>
+      <w:tr>
+        <w:tc>
+          <w:tcPr>
+            <w:tcW w:w="2518" w:type="dxa"/>
+          </w:tcPr>
+          <w:p>
+            <w:pPr>
+              <w:rPr>
+                <w:rFonts w:ascii="Calibri" w:hAnsi="Calibri"/>
+                <w:sz w:val="22"/>
+                <w:szCs w:val="22"/>
+              </w:rPr>
+            </w:pPr>
+            <w:r>
+              <w:rPr>
+                <w:rFonts w:ascii="Calibri" w:hAnsi="Calibri"/>
+                <w:sz w:val="22"/>
+                <w:szCs w:val="22"/>
+              </w:rPr>
+              <w:t xml:space="preserve">Audit Objective </w:t>
+            </w:r>
+          </w:p>
+        </w:tc>
+        <w:tc>
+          <w:tcPr>
+            <w:tcW w:w="8222" w:type="dxa"/>
+            <w:gridSpan w:val="2"/>
+          </w:tcPr>
+          <w:p>
+            <w:pPr>
               <w:jc w:val="both"/>
               <w:rPr>
                 <w:rFonts w:ascii="Calibri" w:hAnsi="Calibri" w:cs="Arial"/>
@@ -1377,23 +1561,7 @@
                 <w:rFonts w:ascii="Calibri" w:hAnsi="Calibri" w:cs="Arial"/>
                 <w:szCs w:val="22"/>
               </w:rPr>
-              <w:t>{{</w:t>
-            </w:r>
-            <w:proofErr w:type="spellStart"/>
-            <w:r>
-              <w:rPr>
-                <w:rFonts w:ascii="Calibri" w:hAnsi="Calibri" w:cs="Arial"/>
-                <w:szCs w:val="22"/>
-              </w:rPr>
-              <w:t>auditObjective</w:t>
-            </w:r>
-            <w:proofErr w:type="spellEnd"/>
-            <w:r>
-              <w:rPr>
-                <w:rFonts w:ascii="Calibri" w:hAnsi="Calibri" w:cs="Arial"/>
-                <w:szCs w:val="22"/>
-              </w:rPr>
-              <w:t>}}</w:t>
+              <w:t>To evaluate the client's documented system, location &amp; site-specific conditions and gather other details through discussions with the client's personnel to determine the organization’s readiness for the Stage 2 Audit for Certification.</w:t>
             </w:r>
           </w:p>
         </w:tc>
@@ -1627,16 +1795,25 @@
               <w:rPr>
                 <w:b/>
               </w:rPr>
-              <w:t>Specific processes</w:t>
-            </w:r>
-            <w:r>
-              <w:t xml:space="preserve"> : Design &amp; Development, Marketing, Purchase, Quality Assurance ,HR , Store </w:t>
-            </w:r>
-            <w:proofErr w:type="spellStart"/>
-            <w:r>
-              <w:t>etc</w:t>
-            </w:r>
-            <w:proofErr w:type="spellEnd"/>
+              <w:t xml:space="preserve">Specific </w:t>
+            </w:r>
+            <w:proofErr w:type="gramStart"/>
+            <w:r>
+              <w:rPr>
+                <w:b/>
+              </w:rPr>
+              <w:t>processes</w:t>
+            </w:r>
+            <w:r>
+              <w:t xml:space="preserve"> :</w:t>
+            </w:r>
+            <w:proofErr w:type="gramEnd"/>
+            <w:r>
+              <w:t xml:space="preserve"> </w:t>
+            </w:r>
+            <w:r>
+              <w:t>{{scope}}</w:t>
+            </w:r>
           </w:p>
           <w:p>
             <w:pPr>
@@ -1651,25 +1828,11 @@
               <w:t>Functional Dept:</w:t>
             </w:r>
             <w:r>
-              <w:t xml:space="preserve"> Top Management, Design &amp; Development , marketing, purchase, Software devotement,</w:t>
-            </w:r>
-            <w:r>
               <w:t xml:space="preserve"> </w:t>
             </w:r>
             <w:r>
-              <w:t>quality assurance,</w:t>
-            </w:r>
-            <w:r>
-              <w:t xml:space="preserve"> </w:t>
-            </w:r>
-            <w:r>
-              <w:t xml:space="preserve">HR &amp; Store </w:t>
-            </w:r>
-            <w:proofErr w:type="spellStart"/>
-            <w:r>
-              <w:t>etc</w:t>
-            </w:r>
-            <w:proofErr w:type="spellEnd"/>
+              <w:t>{{scope}}</w:t>
+            </w:r>
           </w:p>
         </w:tc>
       </w:tr>
@@ -2211,6 +2374,16 @@
                 <w:szCs w:val="22"/>
               </w:rPr>
               <w:br/>
+            </w:r>
+            <w:r>
+              <w:rPr>
+                <w:rFonts w:ascii="Calibri" w:hAnsi="Calibri"/>
+                <w:bCs/>
+                <w:color w:val="000000"/>
+                <w:sz w:val="22"/>
+                <w:szCs w:val="22"/>
+              </w:rPr>
+              <w:lastRenderedPageBreak/>
               <w:t>Date of Last MRM?</w:t>
             </w:r>
           </w:p>
@@ -2427,7 +2600,6 @@
                 <w:sz w:val="22"/>
                 <w:szCs w:val="22"/>
               </w:rPr>
-              <w:lastRenderedPageBreak/>
               <w:t>Reviewed By</w:t>
             </w:r>
           </w:p>
@@ -2620,7 +2792,27 @@
                 <w:sz w:val="22"/>
                 <w:szCs w:val="22"/>
               </w:rPr>
-              <w:t>(C- Conformity, NC-Non Conformity, O-Observation)</w:t>
+              <w:t>(C- Conformity, NC-</w:t>
+            </w:r>
+            <w:proofErr w:type="gramStart"/>
+            <w:r>
+              <w:rPr>
+                <w:rFonts w:ascii="Calibri" w:hAnsi="Calibri"/>
+                <w:b/>
+                <w:sz w:val="22"/>
+                <w:szCs w:val="22"/>
+              </w:rPr>
+              <w:t>Non Conformity</w:t>
+            </w:r>
+            <w:proofErr w:type="gramEnd"/>
+            <w:r>
+              <w:rPr>
+                <w:rFonts w:ascii="Calibri" w:hAnsi="Calibri"/>
+                <w:b/>
+                <w:sz w:val="22"/>
+                <w:szCs w:val="22"/>
+              </w:rPr>
+              <w:t>, O-Observation)</w:t>
             </w:r>
           </w:p>
         </w:tc>
@@ -2812,7 +3004,7 @@
                 <w:sz w:val="22"/>
                 <w:szCs w:val="22"/>
               </w:rPr>
-              <w:t>Cl. NO.</w:t>
+              <w:t>Cl. NO</w:t>
             </w:r>
           </w:p>
         </w:tc>
@@ -3268,6 +3460,14 @@
                 <w:szCs w:val="22"/>
               </w:rPr>
             </w:pPr>
+            <w:r>
+              <w:rPr>
+                <w:rFonts w:ascii="Calibri" w:hAnsi="Calibri" w:cs="Arial"/>
+                <w:sz w:val="22"/>
+                <w:szCs w:val="22"/>
+              </w:rPr>
+              <w:t>{{clause}}</w:t>
+            </w:r>
           </w:p>
         </w:tc>
         <w:tc>
@@ -3297,7 +3497,7 @@
                 <w:sz w:val="22"/>
                 <w:szCs w:val="22"/>
               </w:rPr>
-              <w:t>Same as above</w:t>
+              <w:t>Replace according to context</w:t>
             </w:r>
           </w:p>
         </w:tc>
@@ -3390,6 +3590,14 @@
                 <w:szCs w:val="22"/>
               </w:rPr>
             </w:pPr>
+            <w:r>
+              <w:rPr>
+                <w:rFonts w:ascii="Calibri" w:hAnsi="Calibri" w:cs="Arial"/>
+                <w:sz w:val="22"/>
+                <w:szCs w:val="22"/>
+              </w:rPr>
+              <w:t>{{clause}}</w:t>
+            </w:r>
           </w:p>
         </w:tc>
         <w:tc>
@@ -3419,7 +3627,7 @@
                 <w:sz w:val="22"/>
                 <w:szCs w:val="22"/>
               </w:rPr>
-              <w:t>Same as above</w:t>
+              <w:t>Replace according to context</w:t>
             </w:r>
           </w:p>
         </w:tc>
@@ -4172,7 +4380,52 @@
                 <w:sz w:val="22"/>
                 <w:szCs w:val="22"/>
               </w:rPr>
-              <w:t>Customer needs and expectations are well understood, adherence of applicable statutory and regulatory requirements are well understood and determined and found met. Risks and opportunities are also well determined which can affect product conformity and affect customer satisfaction.  Addressed in  BLPL/QM/01Rev.00</w:t>
+              <w:t xml:space="preserve">Customer needs and expectations are well understood, adherence of applicable statutory and regulatory requirements </w:t>
+            </w:r>
+            <w:proofErr w:type="gramStart"/>
+            <w:r>
+              <w:rPr>
+                <w:rFonts w:ascii="Calibri" w:hAnsi="Calibri" w:cs="Arial"/>
+                <w:sz w:val="22"/>
+                <w:szCs w:val="22"/>
+              </w:rPr>
+              <w:t>are</w:t>
+            </w:r>
+            <w:proofErr w:type="gramEnd"/>
+            <w:r>
+              <w:rPr>
+                <w:rFonts w:ascii="Calibri" w:hAnsi="Calibri" w:cs="Arial"/>
+                <w:sz w:val="22"/>
+                <w:szCs w:val="22"/>
+              </w:rPr>
+              <w:t xml:space="preserve"> well understood and determined and found met. Risks and opportunities are also well determined which can affect product conformity and affect customer satisfaction.  Addressed </w:t>
+            </w:r>
+            <w:proofErr w:type="gramStart"/>
+            <w:r>
+              <w:rPr>
+                <w:rFonts w:ascii="Calibri" w:hAnsi="Calibri" w:cs="Arial"/>
+                <w:sz w:val="22"/>
+                <w:szCs w:val="22"/>
+              </w:rPr>
+              <w:t xml:space="preserve">in  </w:t>
+            </w:r>
+            <w:r>
+              <w:rPr>
+                <w:rFonts w:ascii="Calibri" w:hAnsi="Calibri" w:cs="Arial"/>
+                <w:sz w:val="22"/>
+                <w:szCs w:val="22"/>
+              </w:rPr>
+              <w:lastRenderedPageBreak/>
+              <w:t>BLPL</w:t>
+            </w:r>
+            <w:proofErr w:type="gramEnd"/>
+            <w:r>
+              <w:rPr>
+                <w:rFonts w:ascii="Calibri" w:hAnsi="Calibri" w:cs="Arial"/>
+                <w:sz w:val="22"/>
+                <w:szCs w:val="22"/>
+              </w:rPr>
+              <w:t>/QM/01Rev.00</w:t>
             </w:r>
           </w:p>
         </w:tc>
@@ -4212,6 +4465,7 @@
                 <w:sz w:val="22"/>
                 <w:szCs w:val="22"/>
               </w:rPr>
+              <w:lastRenderedPageBreak/>
               <w:t>5.2</w:t>
             </w:r>
           </w:p>
@@ -4268,6 +4522,14 @@
                 <w:szCs w:val="22"/>
               </w:rPr>
             </w:pPr>
+            <w:r>
+              <w:rPr>
+                <w:rFonts w:ascii="Calibri" w:hAnsi="Calibri" w:cs="Arial"/>
+                <w:sz w:val="22"/>
+                <w:szCs w:val="22"/>
+              </w:rPr>
+              <w:t>{{clause}}</w:t>
+            </w:r>
           </w:p>
         </w:tc>
         <w:tc>
@@ -4284,12 +4546,21 @@
           </w:tcPr>
           <w:p>
             <w:pPr>
-              <w:rPr>
-                <w:rFonts w:ascii="Calibri" w:hAnsi="Calibri" w:cs="Arial"/>
-                <w:sz w:val="22"/>
-                <w:szCs w:val="22"/>
-              </w:rPr>
-            </w:pPr>
+              <w:jc w:val="center"/>
+              <w:rPr>
+                <w:rFonts w:ascii="Calibri" w:hAnsi="Calibri" w:cs="Arial"/>
+                <w:sz w:val="22"/>
+                <w:szCs w:val="22"/>
+              </w:rPr>
+            </w:pPr>
+            <w:r>
+              <w:rPr>
+                <w:rFonts w:ascii="Calibri" w:hAnsi="Calibri" w:cs="Arial"/>
+                <w:sz w:val="22"/>
+                <w:szCs w:val="22"/>
+              </w:rPr>
+              <w:t>Replace according to context</w:t>
+            </w:r>
           </w:p>
         </w:tc>
       </w:tr>
@@ -4313,21 +4584,21 @@
           </w:tcPr>
           <w:p>
             <w:pPr>
-              <w:rPr>
-                <w:rFonts w:ascii="Calibri" w:hAnsi="Calibri" w:cs="Arial"/>
-                <w:b/>
-                <w:sz w:val="22"/>
-                <w:szCs w:val="22"/>
-              </w:rPr>
-            </w:pPr>
-            <w:r>
-              <w:rPr>
-                <w:rFonts w:ascii="Calibri" w:hAnsi="Calibri" w:cs="Arial"/>
-                <w:b/>
-                <w:sz w:val="22"/>
-                <w:szCs w:val="22"/>
-              </w:rPr>
-              <w:lastRenderedPageBreak/>
+              <w:jc w:val="center"/>
+              <w:rPr>
+                <w:rFonts w:ascii="Calibri" w:hAnsi="Calibri" w:cs="Arial"/>
+                <w:b/>
+                <w:sz w:val="22"/>
+                <w:szCs w:val="22"/>
+              </w:rPr>
+            </w:pPr>
+            <w:r>
+              <w:rPr>
+                <w:rFonts w:ascii="Calibri" w:hAnsi="Calibri" w:cs="Arial"/>
+                <w:b/>
+                <w:sz w:val="22"/>
+                <w:szCs w:val="22"/>
+              </w:rPr>
               <w:t>5.2.1</w:t>
             </w:r>
           </w:p>
@@ -5668,13 +5939,23 @@
               </w:rPr>
               <w:t xml:space="preserve"> Objective policies are as follows: </w:t>
             </w:r>
-            <w:r>
-              <w:rPr>
-                <w:rFonts w:ascii="Calibri" w:hAnsi="Calibri" w:cs="Arial"/>
-                <w:sz w:val="22"/>
-                <w:szCs w:val="22"/>
-              </w:rPr>
-              <w:t xml:space="preserve">   (1) To increase turnover by 20% by the end of the next </w:t>
+            <w:proofErr w:type="gramStart"/>
+            <w:r>
+              <w:rPr>
+                <w:rFonts w:ascii="Calibri" w:hAnsi="Calibri" w:cs="Arial"/>
+                <w:sz w:val="22"/>
+                <w:szCs w:val="22"/>
+              </w:rPr>
+              <w:t xml:space="preserve">   (</w:t>
+            </w:r>
+            <w:proofErr w:type="gramEnd"/>
+            <w:r>
+              <w:rPr>
+                <w:rFonts w:ascii="Calibri" w:hAnsi="Calibri" w:cs="Arial"/>
+                <w:sz w:val="22"/>
+                <w:szCs w:val="22"/>
+              </w:rPr>
+              <w:t xml:space="preserve">1) To increase turnover by 20% by the end of the next </w:t>
             </w:r>
             <w:r>
               <w:rPr>
@@ -6114,6 +6395,7 @@
                 <w:sz w:val="22"/>
                 <w:szCs w:val="22"/>
               </w:rPr>
+              <w:lastRenderedPageBreak/>
               <w:t>7.1</w:t>
             </w:r>
           </w:p>
@@ -6323,7 +6605,6 @@
                 <w:sz w:val="22"/>
                 <w:szCs w:val="22"/>
               </w:rPr>
-              <w:lastRenderedPageBreak/>
               <w:t xml:space="preserve"> In QMS Manual BLPL/QM/01Rev.00               </w:t>
             </w:r>
           </w:p>
@@ -6364,7 +6645,6 @@
                 <w:sz w:val="22"/>
                 <w:szCs w:val="22"/>
               </w:rPr>
-              <w:lastRenderedPageBreak/>
               <w:t>7.1.2</w:t>
             </w:r>
           </w:p>
@@ -6446,7 +6726,25 @@
                 <w:sz w:val="22"/>
                 <w:szCs w:val="22"/>
               </w:rPr>
-              <w:t>Identification of people has been defined within the Manual and a competence skill mapping evidenced. Addressed in  BLPL/</w:t>
+              <w:t xml:space="preserve">Identification of people has been defined within the Manual and a competence skill mapping evidenced. Addressed </w:t>
+            </w:r>
+            <w:proofErr w:type="gramStart"/>
+            <w:r>
+              <w:rPr>
+                <w:rFonts w:ascii="Calibri" w:hAnsi="Calibri" w:cs="Arial"/>
+                <w:sz w:val="22"/>
+                <w:szCs w:val="22"/>
+              </w:rPr>
+              <w:t>in  BLPL</w:t>
+            </w:r>
+            <w:proofErr w:type="gramEnd"/>
+            <w:r>
+              <w:rPr>
+                <w:rFonts w:ascii="Calibri" w:hAnsi="Calibri" w:cs="Arial"/>
+                <w:sz w:val="22"/>
+                <w:szCs w:val="22"/>
+              </w:rPr>
+              <w:t>/</w:t>
             </w:r>
             <w:r>
               <w:rPr>
@@ -6593,7 +6891,25 @@
                 <w:sz w:val="22"/>
                 <w:szCs w:val="22"/>
               </w:rPr>
-              <w:t>Necessary infrastructure and associated utilities including machines and  equipment, has been found addressed and considered in QMS Manual BLPL/QM/01Rev.00</w:t>
+              <w:t xml:space="preserve">Necessary infrastructure and associated utilities including machines </w:t>
+            </w:r>
+            <w:proofErr w:type="gramStart"/>
+            <w:r>
+              <w:rPr>
+                <w:rFonts w:ascii="Calibri" w:hAnsi="Calibri" w:cs="Arial"/>
+                <w:sz w:val="22"/>
+                <w:szCs w:val="22"/>
+              </w:rPr>
+              <w:t>and  equipment</w:t>
+            </w:r>
+            <w:proofErr w:type="gramEnd"/>
+            <w:r>
+              <w:rPr>
+                <w:rFonts w:ascii="Calibri" w:hAnsi="Calibri" w:cs="Arial"/>
+                <w:sz w:val="22"/>
+                <w:szCs w:val="22"/>
+              </w:rPr>
+              <w:t>, has been found addressed and considered in QMS Manual BLPL/QM/01Rev.00</w:t>
             </w:r>
           </w:p>
         </w:tc>
@@ -7912,12 +8228,21 @@
           </w:tcPr>
           <w:p>
             <w:pPr>
-              <w:rPr>
-                <w:rFonts w:ascii="Calibri" w:hAnsi="Calibri" w:cs="Arial"/>
-                <w:sz w:val="22"/>
-                <w:szCs w:val="22"/>
-              </w:rPr>
-            </w:pPr>
+              <w:jc w:val="center"/>
+              <w:rPr>
+                <w:rFonts w:ascii="Calibri" w:hAnsi="Calibri" w:cs="Arial"/>
+                <w:sz w:val="22"/>
+                <w:szCs w:val="22"/>
+              </w:rPr>
+            </w:pPr>
+            <w:r>
+              <w:rPr>
+                <w:rFonts w:ascii="Calibri" w:hAnsi="Calibri" w:cs="Arial"/>
+                <w:sz w:val="22"/>
+                <w:szCs w:val="22"/>
+              </w:rPr>
+              <w:t>{{clause}}</w:t>
+            </w:r>
           </w:p>
         </w:tc>
         <w:tc>
@@ -7939,6 +8264,14 @@
                 <w:szCs w:val="22"/>
               </w:rPr>
             </w:pPr>
+            <w:r>
+              <w:rPr>
+                <w:rFonts w:ascii="Calibri" w:hAnsi="Calibri" w:cs="Arial"/>
+                <w:sz w:val="22"/>
+                <w:szCs w:val="22"/>
+              </w:rPr>
+              <w:t>Replace according to context</w:t>
+            </w:r>
           </w:p>
         </w:tc>
       </w:tr>
@@ -8099,6 +8432,7 @@
                 <w:sz w:val="22"/>
                 <w:szCs w:val="22"/>
               </w:rPr>
+              <w:lastRenderedPageBreak/>
               <w:t xml:space="preserve">found in file </w:t>
             </w:r>
           </w:p>
@@ -9969,7 +10303,25 @@
                 <w:sz w:val="22"/>
                 <w:szCs w:val="22"/>
               </w:rPr>
-              <w:t xml:space="preserve">Amendments and modifications from the contract is well defined and </w:t>
+              <w:t xml:space="preserve">Amendments and modifications from the contract </w:t>
+            </w:r>
+            <w:proofErr w:type="gramStart"/>
+            <w:r>
+              <w:rPr>
+                <w:rFonts w:ascii="Calibri" w:hAnsi="Calibri" w:cs="Arial"/>
+                <w:sz w:val="22"/>
+                <w:szCs w:val="22"/>
+              </w:rPr>
+              <w:t>is</w:t>
+            </w:r>
+            <w:proofErr w:type="gramEnd"/>
+            <w:r>
+              <w:rPr>
+                <w:rFonts w:ascii="Calibri" w:hAnsi="Calibri" w:cs="Arial"/>
+                <w:sz w:val="22"/>
+                <w:szCs w:val="22"/>
+              </w:rPr>
+              <w:t xml:space="preserve"> well defined and </w:t>
             </w:r>
             <w:r>
               <w:rPr>
@@ -10415,6 +10767,7 @@
                 <w:sz w:val="22"/>
                 <w:szCs w:val="22"/>
               </w:rPr>
+              <w:lastRenderedPageBreak/>
               <w:t>8.3.3</w:t>
             </w:r>
           </w:p>
@@ -10536,7 +10889,6 @@
                 <w:sz w:val="22"/>
                 <w:szCs w:val="22"/>
               </w:rPr>
-              <w:lastRenderedPageBreak/>
               <w:t>8.3.4</w:t>
             </w:r>
           </w:p>
@@ -10746,14 +11098,6 @@
                 <w:szCs w:val="22"/>
               </w:rPr>
             </w:pPr>
-            <w:r>
-              <w:rPr>
-                <w:rFonts w:ascii="Calibri" w:hAnsi="Calibri" w:cs="Arial"/>
-                <w:sz w:val="22"/>
-                <w:szCs w:val="22"/>
-              </w:rPr>
-              <w:t>It is maintained in CRM tool. Seen and found.</w:t>
-            </w:r>
           </w:p>
         </w:tc>
       </w:tr>
@@ -12681,7 +13025,16 @@
                 <w:sz w:val="22"/>
                 <w:szCs w:val="22"/>
               </w:rPr>
-              <w:t>Organization ensures that outputs that do not conform to their requirements are identified and controlled to prevent their unintended use or delivery</w:t>
+              <w:t xml:space="preserve">Organization ensures that outputs that do not conform to their requirements are identified and </w:t>
+            </w:r>
+            <w:r>
+              <w:rPr>
+                <w:rFonts w:ascii="Calibri" w:hAnsi="Calibri" w:cs="Arial"/>
+                <w:sz w:val="22"/>
+                <w:szCs w:val="22"/>
+              </w:rPr>
+              <w:lastRenderedPageBreak/>
+              <w:t>controlled to prevent their unintended use or delivery</w:t>
             </w:r>
           </w:p>
         </w:tc>
@@ -12710,6 +13063,7 @@
                 <w:sz w:val="22"/>
                 <w:szCs w:val="22"/>
               </w:rPr>
+              <w:lastRenderedPageBreak/>
               <w:t>{{clause}}</w:t>
             </w:r>
           </w:p>
@@ -12739,7 +13093,34 @@
                 <w:sz w:val="22"/>
                 <w:szCs w:val="22"/>
               </w:rPr>
-              <w:t>SOP is evidenced where control of non-conforming products is decided.  BLPL/QSP/05 – Procedure for Non-Conformity &amp; BLPL/QSP/06 – Procedure for Corrective action. Well addressed in QMS Manual BLPL/QM/01Rev.00</w:t>
+              <w:t xml:space="preserve">SOP is evidenced where control of non-conforming products is decided.  BLPL/QSP/05 – Procedure for Non-Conformity &amp; BLPL/QSP/06 – Procedure for Corrective </w:t>
+            </w:r>
+            <w:r>
+              <w:rPr>
+                <w:rFonts w:ascii="Calibri" w:hAnsi="Calibri" w:cs="Arial"/>
+                <w:sz w:val="22"/>
+                <w:szCs w:val="22"/>
+              </w:rPr>
+              <w:lastRenderedPageBreak/>
+              <w:t xml:space="preserve">action. </w:t>
+            </w:r>
+            <w:proofErr w:type="gramStart"/>
+            <w:r>
+              <w:rPr>
+                <w:rFonts w:ascii="Calibri" w:hAnsi="Calibri" w:cs="Arial"/>
+                <w:sz w:val="22"/>
+                <w:szCs w:val="22"/>
+              </w:rPr>
+              <w:t>Well</w:t>
+            </w:r>
+            <w:proofErr w:type="gramEnd"/>
+            <w:r>
+              <w:rPr>
+                <w:rFonts w:ascii="Calibri" w:hAnsi="Calibri" w:cs="Arial"/>
+                <w:sz w:val="22"/>
+                <w:szCs w:val="22"/>
+              </w:rPr>
+              <w:t xml:space="preserve"> addressed in QMS Manual BLPL/QM/01Rev.00</w:t>
             </w:r>
           </w:p>
           <w:p>
@@ -14984,6 +15365,7 @@
                 <w:sz w:val="22"/>
                 <w:szCs w:val="22"/>
               </w:rPr>
+              <w:lastRenderedPageBreak/>
               <w:t>10.2.2</w:t>
             </w:r>
           </w:p>
@@ -15090,16 +15472,7 @@
                 <w:sz w:val="22"/>
                 <w:szCs w:val="22"/>
               </w:rPr>
-              <w:t xml:space="preserve">(BLPL/QSP/05) addressed in QMS Manual </w:t>
-            </w:r>
-            <w:r>
-              <w:rPr>
-                <w:rFonts w:ascii="Calibri" w:hAnsi="Calibri" w:cs="Arial"/>
-                <w:sz w:val="22"/>
-                <w:szCs w:val="22"/>
-              </w:rPr>
-              <w:lastRenderedPageBreak/>
-              <w:t>BLPL/QM/01Rev.00</w:t>
+              <w:t>(BLPL/QSP/05) addressed in QMS Manual BLPL/QM/01Rev.00</w:t>
             </w:r>
           </w:p>
         </w:tc>
@@ -15139,7 +15512,6 @@
                 <w:sz w:val="22"/>
                 <w:szCs w:val="22"/>
               </w:rPr>
-              <w:lastRenderedPageBreak/>
               <w:t>10.3</w:t>
             </w:r>
           </w:p>
@@ -15337,47 +15709,6 @@
             <w:pPr>
               <w:rPr>
                 <w:rFonts w:ascii="Calibri" w:hAnsi="Calibri" w:cs="Arial"/>
-                <w:sz w:val="22"/>
-                <w:szCs w:val="22"/>
-              </w:rPr>
-            </w:pPr>
-          </w:p>
-          <w:p>
-            <w:pPr>
-              <w:rPr>
-                <w:rFonts w:ascii="Calibri" w:hAnsi="Calibri" w:cs="Arial"/>
-                <w:i/>
-                <w:iCs/>
-                <w:sz w:val="22"/>
-                <w:szCs w:val="22"/>
-              </w:rPr>
-            </w:pPr>
-            <w:r>
-              <w:rPr>
-                <w:rFonts w:ascii="Calibri" w:hAnsi="Calibri" w:cs="Arial"/>
-                <w:i/>
-                <w:iCs/>
-                <w:sz w:val="22"/>
-                <w:szCs w:val="22"/>
-                <w:highlight w:val="red"/>
-              </w:rPr>
-              <w:t>Minor NC1:</w:t>
-            </w:r>
-            <w:r>
-              <w:rPr>
-                <w:rFonts w:ascii="Calibri" w:hAnsi="Calibri" w:cs="Arial"/>
-                <w:i/>
-                <w:iCs/>
-                <w:sz w:val="22"/>
-                <w:szCs w:val="22"/>
-              </w:rPr>
-              <w:t xml:space="preserve">  Clause6.2.1. Quality objective process is not defined how to measure and achieve the given objectives. It needs to be looked into.</w:t>
-            </w:r>
-          </w:p>
-          <w:p>
-            <w:pPr>
-              <w:rPr>
-                <w:rFonts w:ascii="Calibri" w:hAnsi="Calibri" w:cs="Arial"/>
                 <w:i/>
                 <w:iCs/>
                 <w:sz w:val="22"/>
@@ -15533,153 +15864,47 @@
           </w:tcPr>
           <w:p>
             <w:pPr>
-              <w:jc w:val="both"/>
-              <w:rPr>
-                <w:rFonts w:ascii="Calibri" w:hAnsi="Calibri" w:cs="Arial"/>
-                <w:sz w:val="22"/>
-                <w:szCs w:val="22"/>
-              </w:rPr>
-            </w:pPr>
-          </w:p>
-          <w:p>
-            <w:pPr>
-              <w:rPr>
-                <w:rFonts w:ascii="Calibri" w:hAnsi="Calibri" w:cs="Arial"/>
-                <w:i/>
-                <w:iCs/>
-                <w:sz w:val="22"/>
-                <w:szCs w:val="22"/>
-              </w:rPr>
-            </w:pPr>
-            <w:r>
-              <w:rPr>
-                <w:rFonts w:ascii="Calibri" w:hAnsi="Calibri" w:cs="Arial"/>
-                <w:i/>
-                <w:iCs/>
-                <w:sz w:val="22"/>
-                <w:szCs w:val="22"/>
-                <w:highlight w:val="red"/>
-              </w:rPr>
-              <w:t>Observation1:</w:t>
-            </w:r>
-            <w:r>
-              <w:rPr>
-                <w:rFonts w:ascii="Calibri" w:hAnsi="Calibri" w:cs="Arial"/>
-                <w:i/>
-                <w:iCs/>
-                <w:sz w:val="22"/>
-                <w:szCs w:val="22"/>
-              </w:rPr>
-              <w:t xml:space="preserve"> Clause 5.2.2 On interaction with software development team members Mr. </w:t>
+              <w:rPr>
+                <w:rFonts w:ascii="Calibri" w:hAnsi="Calibri" w:cs="Arial"/>
+                <w:sz w:val="22"/>
+                <w:szCs w:val="22"/>
+              </w:rPr>
+            </w:pPr>
+          </w:p>
+          <w:p>
+            <w:pPr>
+              <w:rPr>
+                <w:rFonts w:ascii="Calibri" w:hAnsi="Calibri" w:cs="Arial"/>
+                <w:sz w:val="22"/>
+                <w:szCs w:val="22"/>
+              </w:rPr>
+            </w:pPr>
+            <w:r>
+              <w:rPr>
+                <w:rFonts w:ascii="Calibri" w:hAnsi="Calibri" w:cs="Arial"/>
+                <w:sz w:val="22"/>
+                <w:szCs w:val="22"/>
+              </w:rPr>
+              <w:t>{{</w:t>
             </w:r>
             <w:proofErr w:type="spellStart"/>
             <w:r>
               <w:rPr>
                 <w:rFonts w:ascii="Calibri" w:hAnsi="Calibri" w:cs="Arial"/>
-                <w:i/>
-                <w:iCs/>
-                <w:sz w:val="22"/>
-                <w:szCs w:val="22"/>
-              </w:rPr>
-              <w:t>Nubul</w:t>
+                <w:sz w:val="22"/>
+                <w:szCs w:val="22"/>
+              </w:rPr>
+              <w:t>observation_section</w:t>
             </w:r>
             <w:proofErr w:type="spellEnd"/>
             <w:r>
               <w:rPr>
                 <w:rFonts w:ascii="Calibri" w:hAnsi="Calibri" w:cs="Arial"/>
-                <w:i/>
-                <w:iCs/>
-                <w:sz w:val="22"/>
-                <w:szCs w:val="22"/>
-              </w:rPr>
-              <w:t xml:space="preserve"> and Mr. Kamal, we observed that, Quality policy effective communication on the floor is required. </w:t>
-            </w:r>
-          </w:p>
-          <w:p>
-            <w:pPr>
-              <w:rPr>
-                <w:rFonts w:ascii="Calibri" w:hAnsi="Calibri" w:cs="Arial"/>
-                <w:i/>
-                <w:iCs/>
-                <w:sz w:val="22"/>
-                <w:szCs w:val="22"/>
-              </w:rPr>
-            </w:pPr>
-            <w:r>
-              <w:rPr>
-                <w:rFonts w:ascii="Calibri" w:hAnsi="Calibri" w:cs="Arial"/>
-                <w:i/>
-                <w:iCs/>
-                <w:sz w:val="22"/>
-                <w:szCs w:val="22"/>
-                <w:highlight w:val="red"/>
-              </w:rPr>
-              <w:t>Observation2:</w:t>
-            </w:r>
-            <w:r>
-              <w:rPr>
-                <w:rFonts w:ascii="Calibri" w:hAnsi="Calibri" w:cs="Arial"/>
-                <w:i/>
-                <w:iCs/>
-                <w:sz w:val="22"/>
-                <w:szCs w:val="22"/>
-              </w:rPr>
-              <w:t xml:space="preserve"> 8.3.2     S/w design and development document is required and it is in progress as per discussion with </w:t>
-            </w:r>
-            <w:proofErr w:type="spellStart"/>
-            <w:r>
-              <w:rPr>
-                <w:rFonts w:ascii="Calibri" w:hAnsi="Calibri" w:cs="Arial"/>
-                <w:i/>
-                <w:iCs/>
-                <w:sz w:val="22"/>
-                <w:szCs w:val="22"/>
-              </w:rPr>
-              <w:t>Mr</w:t>
-            </w:r>
-            <w:proofErr w:type="spellEnd"/>
-            <w:r>
-              <w:rPr>
-                <w:rFonts w:ascii="Calibri" w:hAnsi="Calibri" w:cs="Arial"/>
-                <w:i/>
-                <w:iCs/>
-                <w:sz w:val="22"/>
-                <w:szCs w:val="22"/>
-              </w:rPr>
-              <w:t xml:space="preserve"> </w:t>
-            </w:r>
-            <w:proofErr w:type="spellStart"/>
-            <w:r>
-              <w:rPr>
-                <w:rFonts w:ascii="Calibri" w:hAnsi="Calibri" w:cs="Arial"/>
-                <w:i/>
-                <w:iCs/>
-                <w:sz w:val="22"/>
-                <w:szCs w:val="22"/>
-              </w:rPr>
-              <w:t>Shobit</w:t>
-            </w:r>
-            <w:proofErr w:type="spellEnd"/>
-            <w:r>
-              <w:rPr>
-                <w:rFonts w:ascii="Calibri" w:hAnsi="Calibri" w:cs="Arial"/>
-                <w:i/>
-                <w:iCs/>
-                <w:sz w:val="22"/>
-                <w:szCs w:val="22"/>
-              </w:rPr>
-              <w:t>.</w:t>
-            </w:r>
-          </w:p>
-          <w:p>
-            <w:pPr>
-              <w:jc w:val="both"/>
-              <w:rPr>
-                <w:rFonts w:ascii="Calibri" w:hAnsi="Calibri" w:cs="Arial"/>
-                <w:sz w:val="22"/>
-                <w:szCs w:val="22"/>
-              </w:rPr>
-            </w:pPr>
+                <w:sz w:val="22"/>
+                <w:szCs w:val="22"/>
+              </w:rPr>
+              <w:t>}}</w:t>
+            </w:r>
           </w:p>
         </w:tc>
       </w:tr>
@@ -15735,6 +15960,7 @@
                 <w:szCs w:val="22"/>
               </w:rPr>
             </w:pPr>
+            <w:proofErr w:type="gramStart"/>
             <w:r>
               <w:rPr>
                 <w:rFonts w:ascii="Calibri" w:hAnsi="Calibri"/>
@@ -15742,7 +15968,17 @@
                 <w:sz w:val="22"/>
                 <w:szCs w:val="22"/>
               </w:rPr>
-              <w:t>RECOMMENDATION  (√)</w:t>
+              <w:t>RECOMMENDATION  (</w:t>
+            </w:r>
+            <w:proofErr w:type="gramEnd"/>
+            <w:r>
+              <w:rPr>
+                <w:rFonts w:ascii="Calibri" w:hAnsi="Calibri"/>
+                <w:b/>
+                <w:sz w:val="22"/>
+                <w:szCs w:val="22"/>
+              </w:rPr>
+              <w:t>√)</w:t>
             </w:r>
           </w:p>
         </w:tc>
@@ -15789,7 +16025,25 @@
                 <w:sz w:val="22"/>
                 <w:szCs w:val="22"/>
               </w:rPr>
-              <w:t xml:space="preserve">Recommended Proceeding With Stage 2 </w:t>
+              <w:t xml:space="preserve">Recommended Proceeding </w:t>
+            </w:r>
+            <w:proofErr w:type="gramStart"/>
+            <w:r>
+              <w:rPr>
+                <w:rFonts w:ascii="Calibri" w:hAnsi="Calibri" w:cs="Arial"/>
+                <w:sz w:val="22"/>
+                <w:szCs w:val="22"/>
+              </w:rPr>
+              <w:t>With</w:t>
+            </w:r>
+            <w:proofErr w:type="gramEnd"/>
+            <w:r>
+              <w:rPr>
+                <w:rFonts w:ascii="Calibri" w:hAnsi="Calibri" w:cs="Arial"/>
+                <w:sz w:val="22"/>
+                <w:szCs w:val="22"/>
+              </w:rPr>
+              <w:t xml:space="preserve"> Stage 2 </w:t>
             </w:r>
           </w:p>
         </w:tc>
@@ -15854,7 +16108,25 @@
                 <w:sz w:val="22"/>
                 <w:szCs w:val="22"/>
               </w:rPr>
-              <w:t xml:space="preserve"> (within 60 days from this audit date)</w:t>
+              <w:t xml:space="preserve"> (</w:t>
+            </w:r>
+            <w:proofErr w:type="gramStart"/>
+            <w:r>
+              <w:rPr>
+                <w:rFonts w:ascii="Calibri" w:hAnsi="Calibri" w:cs="Arial"/>
+                <w:sz w:val="22"/>
+                <w:szCs w:val="22"/>
+              </w:rPr>
+              <w:t>within</w:t>
+            </w:r>
+            <w:proofErr w:type="gramEnd"/>
+            <w:r>
+              <w:rPr>
+                <w:rFonts w:ascii="Calibri" w:hAnsi="Calibri" w:cs="Arial"/>
+                <w:sz w:val="22"/>
+                <w:szCs w:val="22"/>
+              </w:rPr>
+              <w:t xml:space="preserve"> 60 days from this audit date)</w:t>
             </w:r>
           </w:p>
         </w:tc>
@@ -15998,66 +16270,6 @@
       <w:tr>
         <w:tc>
           <w:tcPr>
-            <w:tcW w:w="10632" w:type="dxa"/>
-            <w:gridSpan w:val="2"/>
-          </w:tcPr>
-          <w:p>
-            <w:pPr>
-              <w:rPr>
-                <w:rFonts w:ascii="Calibri" w:hAnsi="Calibri"/>
-                <w:b/>
-                <w:sz w:val="22"/>
-                <w:szCs w:val="22"/>
-              </w:rPr>
-            </w:pPr>
-            <w:r>
-              <w:rPr>
-                <w:rFonts w:ascii="Calibri" w:hAnsi="Calibri" w:cs="Arial"/>
-                <w:sz w:val="22"/>
-                <w:szCs w:val="22"/>
-              </w:rPr>
-              <w:t xml:space="preserve">Date </w:t>
-            </w:r>
-            <w:r>
-              <w:rPr>
-                <w:rFonts w:ascii="Calibri" w:hAnsi="Calibri" w:cs="Arial"/>
-                <w:sz w:val="22"/>
-                <w:szCs w:val="22"/>
-              </w:rPr>
-              <w:t xml:space="preserve">:  </w:t>
-            </w:r>
-            <w:r>
-              <w:rPr>
-                <w:rFonts w:ascii="Calibri" w:hAnsi="Calibri" w:cs="Arial"/>
-                <w:sz w:val="22"/>
-                <w:szCs w:val="22"/>
-              </w:rPr>
-              <w:t>{{</w:t>
-            </w:r>
-            <w:proofErr w:type="spellStart"/>
-            <w:r>
-              <w:rPr>
-                <w:rFonts w:ascii="Calibri" w:hAnsi="Calibri" w:cs="Arial"/>
-                <w:sz w:val="22"/>
-                <w:szCs w:val="22"/>
-              </w:rPr>
-              <w:t>dateOfAudit</w:t>
-            </w:r>
-            <w:proofErr w:type="spellEnd"/>
-            <w:r>
-              <w:rPr>
-                <w:rFonts w:ascii="Calibri" w:hAnsi="Calibri" w:cs="Arial"/>
-                <w:sz w:val="22"/>
-                <w:szCs w:val="22"/>
-              </w:rPr>
-              <w:t>}}</w:t>
-            </w:r>
-          </w:p>
-        </w:tc>
-      </w:tr>
-      <w:tr>
-        <w:tc>
-          <w:tcPr>
             <w:tcW w:w="4698" w:type="dxa"/>
           </w:tcPr>
           <w:p>
@@ -16172,15 +16384,16 @@
                 <w:b/>
                 <w:bCs/>
               </w:rPr>
-              <w:t xml:space="preserve">Name of Auditor:  </w:t>
-            </w:r>
+              <w:t>Name of Auditor</w:t>
+            </w:r>
+            <w:proofErr w:type="gramStart"/>
             <w:r>
               <w:rPr>
                 <w:rFonts w:cs="Calibri"/>
                 <w:b/>
                 <w:bCs/>
               </w:rPr>
-              <w:t>Test</w:t>
+              <w:t xml:space="preserve">:  </w:t>
             </w:r>
             <w:r>
               <w:rPr>
@@ -16188,34 +16401,35 @@
                 <w:b/>
                 <w:bCs/>
               </w:rPr>
-              <w:t xml:space="preserve"> </w:t>
-            </w:r>
-          </w:p>
-          <w:p>
-            <w:pPr>
+              <w:t>{</w:t>
+            </w:r>
+            <w:proofErr w:type="gramEnd"/>
+            <w:r>
               <w:rPr>
                 <w:rFonts w:cs="Calibri"/>
                 <w:b/>
                 <w:bCs/>
               </w:rPr>
-            </w:pPr>
+              <w:t>{</w:t>
+            </w:r>
+            <w:proofErr w:type="spellStart"/>
             <w:r>
               <w:rPr>
                 <w:rFonts w:cs="Calibri"/>
                 <w:b/>
                 <w:bCs/>
               </w:rPr>
-              <w:t>Signature:</w:t>
-            </w:r>
-          </w:p>
-          <w:p>
-            <w:pPr>
+              <w:t>auditorName</w:t>
+            </w:r>
+            <w:proofErr w:type="spellEnd"/>
+            <w:r>
               <w:rPr>
                 <w:rFonts w:cs="Calibri"/>
                 <w:b/>
                 <w:bCs/>
               </w:rPr>
-            </w:pPr>
+              <w:t>}}</w:t>
+            </w:r>
           </w:p>
           <w:p>
             <w:pPr>
@@ -16372,6 +16586,7 @@
         <w:t xml:space="preserve"> returned back to AGI in the event of </w:t>
       </w:r>
       <w:proofErr w:type="spellStart"/>
+      <w:proofErr w:type="gramStart"/>
       <w:r>
         <w:rPr>
           <w:i/>
@@ -16382,6 +16597,7 @@
         <w:t>expiry,suspension</w:t>
       </w:r>
       <w:proofErr w:type="spellEnd"/>
+      <w:proofErr w:type="gramEnd"/>
       <w:r>
         <w:rPr>
           <w:i/>

--- a/templates/iso9001_stage1.docx
+++ b/templates/iso9001_stage1.docx
@@ -458,27 +458,7 @@
           <w:sz w:val="48"/>
           <w:szCs w:val="22"/>
         </w:rPr>
-        <w:t>{{</w:t>
-      </w:r>
-      <w:proofErr w:type="spellStart"/>
-      <w:r>
-        <w:rPr>
-          <w:rFonts w:ascii="Calibri" w:hAnsi="Calibri" w:cs="Arial"/>
-          <w:b/>
-          <w:sz w:val="48"/>
-          <w:szCs w:val="22"/>
-        </w:rPr>
-        <w:t>organizationName</w:t>
-      </w:r>
-      <w:proofErr w:type="spellEnd"/>
-      <w:r>
-        <w:rPr>
-          <w:rFonts w:ascii="Calibri" w:hAnsi="Calibri" w:cs="Arial"/>
-          <w:b/>
-          <w:sz w:val="48"/>
-          <w:szCs w:val="22"/>
-        </w:rPr>
-        <w:t>}}</w:t>
+        <w:t>{{organizationName}}</w:t>
       </w:r>
     </w:p>
     <w:p>
@@ -620,30 +600,12 @@
                 <w:szCs w:val="22"/>
               </w:rPr>
             </w:pPr>
-            <w:proofErr w:type="gramStart"/>
-            <w:r>
-              <w:rPr>
-                <w:rFonts w:ascii="Calibri" w:hAnsi="Calibri" w:cs="Arial"/>
-                <w:szCs w:val="22"/>
-              </w:rPr>
-              <w:t xml:space="preserve">{{ </w:t>
-            </w:r>
-            <w:proofErr w:type="spellStart"/>
-            <w:r>
-              <w:rPr>
-                <w:rFonts w:ascii="Calibri" w:hAnsi="Calibri" w:cs="Arial"/>
-                <w:szCs w:val="22"/>
-              </w:rPr>
-              <w:t>organizationName</w:t>
-            </w:r>
-            <w:proofErr w:type="spellEnd"/>
-            <w:proofErr w:type="gramEnd"/>
-            <w:r>
-              <w:rPr>
-                <w:rFonts w:ascii="Calibri" w:hAnsi="Calibri" w:cs="Arial"/>
-                <w:szCs w:val="22"/>
-              </w:rPr>
-              <w:t xml:space="preserve"> }}</w:t>
+            <w:r>
+              <w:rPr>
+                <w:rFonts w:ascii="Calibri" w:hAnsi="Calibri" w:cs="Arial"/>
+                <w:szCs w:val="22"/>
+              </w:rPr>
+              <w:t>{{ organizationName }}</w:t>
             </w:r>
           </w:p>
         </w:tc>
@@ -685,21 +647,12 @@
                 <w:szCs w:val="22"/>
               </w:rPr>
             </w:pPr>
-            <w:proofErr w:type="gramStart"/>
-            <w:r>
-              <w:rPr>
-                <w:rFonts w:ascii="Calibri" w:hAnsi="Calibri" w:cs="Arial"/>
-                <w:szCs w:val="22"/>
-              </w:rPr>
-              <w:t>{{ address</w:t>
-            </w:r>
-            <w:proofErr w:type="gramEnd"/>
-            <w:r>
-              <w:rPr>
-                <w:rFonts w:ascii="Calibri" w:hAnsi="Calibri" w:cs="Arial"/>
-                <w:szCs w:val="22"/>
-              </w:rPr>
-              <w:t xml:space="preserve"> }}</w:t>
+            <w:r>
+              <w:rPr>
+                <w:rFonts w:ascii="Calibri" w:hAnsi="Calibri" w:cs="Arial"/>
+                <w:szCs w:val="22"/>
+              </w:rPr>
+              <w:t>{{ address }}</w:t>
             </w:r>
           </w:p>
         </w:tc>
@@ -738,27 +691,11 @@
                 <w:szCs w:val="22"/>
               </w:rPr>
             </w:pPr>
-            <w:proofErr w:type="gramStart"/>
-            <w:r>
-              <w:rPr>
-                <w:szCs w:val="22"/>
-              </w:rPr>
-              <w:t xml:space="preserve">{{ </w:t>
-            </w:r>
-            <w:proofErr w:type="spellStart"/>
-            <w:r>
-              <w:rPr>
-                <w:szCs w:val="22"/>
-              </w:rPr>
-              <w:t>siteAddress</w:t>
-            </w:r>
-            <w:proofErr w:type="spellEnd"/>
-            <w:proofErr w:type="gramEnd"/>
-            <w:r>
-              <w:rPr>
-                <w:szCs w:val="22"/>
-              </w:rPr>
-              <w:t xml:space="preserve"> }}</w:t>
+            <w:r>
+              <w:rPr>
+                <w:szCs w:val="22"/>
+              </w:rPr>
+              <w:t>{{ siteAddress }}</w:t>
             </w:r>
           </w:p>
         </w:tc>
@@ -797,27 +734,11 @@
                 <w:szCs w:val="22"/>
               </w:rPr>
             </w:pPr>
-            <w:proofErr w:type="gramStart"/>
-            <w:r>
-              <w:rPr>
-                <w:szCs w:val="22"/>
-              </w:rPr>
-              <w:t xml:space="preserve">{{ </w:t>
-            </w:r>
-            <w:proofErr w:type="spellStart"/>
-            <w:r>
-              <w:rPr>
-                <w:szCs w:val="22"/>
-              </w:rPr>
-              <w:t>numberOfEmployees</w:t>
-            </w:r>
-            <w:proofErr w:type="spellEnd"/>
-            <w:proofErr w:type="gramEnd"/>
-            <w:r>
-              <w:rPr>
-                <w:szCs w:val="22"/>
-              </w:rPr>
-              <w:t xml:space="preserve"> }}</w:t>
+            <w:r>
+              <w:rPr>
+                <w:szCs w:val="22"/>
+              </w:rPr>
+              <w:t>{{ numberOfEmployees }}</w:t>
             </w:r>
           </w:p>
         </w:tc>
@@ -860,21 +781,7 @@
               <w:rPr>
                 <w:szCs w:val="22"/>
               </w:rPr>
-              <w:t>{{</w:t>
-            </w:r>
-            <w:proofErr w:type="spellStart"/>
-            <w:r>
-              <w:rPr>
-                <w:szCs w:val="22"/>
-              </w:rPr>
-              <w:t>emailId</w:t>
-            </w:r>
-            <w:proofErr w:type="spellEnd"/>
-            <w:r>
-              <w:rPr>
-                <w:szCs w:val="22"/>
-              </w:rPr>
-              <w:t>}}</w:t>
+              <w:t>{{emailId}}</w:t>
             </w:r>
           </w:p>
         </w:tc>
@@ -920,21 +827,7 @@
               <w:rPr>
                 <w:szCs w:val="22"/>
               </w:rPr>
-              <w:t>{{</w:t>
-            </w:r>
-            <w:proofErr w:type="spellStart"/>
-            <w:r>
-              <w:rPr>
-                <w:szCs w:val="22"/>
-              </w:rPr>
-              <w:t>contactPerson</w:t>
-            </w:r>
-            <w:proofErr w:type="spellEnd"/>
-            <w:r>
-              <w:rPr>
-                <w:szCs w:val="22"/>
-              </w:rPr>
-              <w:t>}}</w:t>
+              <w:t>{{contactPerson}}</w:t>
             </w:r>
           </w:p>
         </w:tc>
@@ -977,21 +870,7 @@
               <w:rPr>
                 <w:szCs w:val="22"/>
               </w:rPr>
-              <w:t>{{</w:t>
-            </w:r>
-            <w:proofErr w:type="spellStart"/>
-            <w:r>
-              <w:rPr>
-                <w:szCs w:val="22"/>
-              </w:rPr>
-              <w:t>telephoneFax</w:t>
-            </w:r>
-            <w:proofErr w:type="spellEnd"/>
-            <w:r>
-              <w:rPr>
-                <w:szCs w:val="22"/>
-              </w:rPr>
-              <w:t>}}</w:t>
+              <w:t>{{telephoneFax}}</w:t>
             </w:r>
           </w:p>
         </w:tc>
@@ -1081,23 +960,7 @@
                 <w:rFonts w:ascii="Calibri" w:hAnsi="Calibri"/>
                 <w:szCs w:val="22"/>
               </w:rPr>
-              <w:t>{{</w:t>
-            </w:r>
-            <w:proofErr w:type="spellStart"/>
-            <w:r>
-              <w:rPr>
-                <w:rFonts w:ascii="Calibri" w:hAnsi="Calibri"/>
-                <w:szCs w:val="22"/>
-              </w:rPr>
-              <w:t>riskCategory</w:t>
-            </w:r>
-            <w:proofErr w:type="spellEnd"/>
-            <w:r>
-              <w:rPr>
-                <w:rFonts w:ascii="Calibri" w:hAnsi="Calibri"/>
-                <w:szCs w:val="22"/>
-              </w:rPr>
-              <w:t>}}</w:t>
+              <w:t>{{riskCategory}}</w:t>
             </w:r>
           </w:p>
         </w:tc>
@@ -1150,23 +1013,7 @@
                 <w:rFonts w:ascii="Calibri" w:hAnsi="Calibri"/>
                 <w:szCs w:val="22"/>
               </w:rPr>
-              <w:t>{{</w:t>
-            </w:r>
-            <w:proofErr w:type="spellStart"/>
-            <w:r>
-              <w:rPr>
-                <w:rFonts w:ascii="Calibri" w:hAnsi="Calibri"/>
-                <w:szCs w:val="22"/>
-              </w:rPr>
-              <w:t>iafCode</w:t>
-            </w:r>
-            <w:proofErr w:type="spellEnd"/>
-            <w:r>
-              <w:rPr>
-                <w:rFonts w:ascii="Calibri" w:hAnsi="Calibri"/>
-                <w:szCs w:val="22"/>
-              </w:rPr>
-              <w:t>}}</w:t>
+              <w:t>{{iafCode}}</w:t>
             </w:r>
           </w:p>
         </w:tc>
@@ -1212,23 +1059,7 @@
                 <w:rFonts w:ascii="Calibri" w:hAnsi="Calibri"/>
                 <w:szCs w:val="22"/>
               </w:rPr>
-              <w:t>{{</w:t>
-            </w:r>
-            <w:proofErr w:type="spellStart"/>
-            <w:r>
-              <w:rPr>
-                <w:rFonts w:ascii="Calibri" w:hAnsi="Calibri"/>
-                <w:szCs w:val="22"/>
-              </w:rPr>
-              <w:t>na_clauses</w:t>
-            </w:r>
-            <w:proofErr w:type="spellEnd"/>
-            <w:r>
-              <w:rPr>
-                <w:rFonts w:ascii="Calibri" w:hAnsi="Calibri"/>
-                <w:szCs w:val="22"/>
-              </w:rPr>
-              <w:t>}}</w:t>
+              <w:t>{{na_clauses}}</w:t>
             </w:r>
           </w:p>
         </w:tc>
@@ -1272,59 +1103,27 @@
                 <w:rFonts w:ascii="Calibri" w:hAnsi="Calibri"/>
                 <w:szCs w:val="22"/>
               </w:rPr>
-              <w:t>{{</w:t>
-            </w:r>
-            <w:proofErr w:type="spellStart"/>
-            <w:r>
+              <w:t>{{auditTeam}}</w:t>
+            </w:r>
+          </w:p>
+        </w:tc>
+        <w:tc>
+          <w:tcPr>
+            <w:tcW w:w="5120" w:type="dxa"/>
+          </w:tcPr>
+          <w:p>
+            <w:pPr>
               <w:rPr>
                 <w:rFonts w:ascii="Calibri" w:hAnsi="Calibri"/>
                 <w:szCs w:val="22"/>
               </w:rPr>
-              <w:t>auditTeam</w:t>
-            </w:r>
-            <w:proofErr w:type="spellEnd"/>
+            </w:pPr>
             <w:r>
               <w:rPr>
                 <w:rFonts w:ascii="Calibri" w:hAnsi="Calibri"/>
                 <w:szCs w:val="22"/>
               </w:rPr>
-              <w:t>}}</w:t>
-            </w:r>
-          </w:p>
-        </w:tc>
-        <w:tc>
-          <w:tcPr>
-            <w:tcW w:w="5120" w:type="dxa"/>
-          </w:tcPr>
-          <w:p>
-            <w:pPr>
-              <w:rPr>
-                <w:rFonts w:ascii="Calibri" w:hAnsi="Calibri"/>
-                <w:szCs w:val="22"/>
-              </w:rPr>
-            </w:pPr>
-            <w:r>
-              <w:rPr>
-                <w:rFonts w:ascii="Calibri" w:hAnsi="Calibri"/>
-                <w:szCs w:val="22"/>
-              </w:rPr>
-              <w:t>Audit Man Days(s): {{</w:t>
-            </w:r>
-            <w:proofErr w:type="spellStart"/>
-            <w:r>
-              <w:rPr>
-                <w:rFonts w:ascii="Calibri" w:hAnsi="Calibri"/>
-                <w:szCs w:val="22"/>
-              </w:rPr>
-              <w:t>auditManDays</w:t>
-            </w:r>
-            <w:proofErr w:type="spellEnd"/>
-            <w:r>
-              <w:rPr>
-                <w:rFonts w:ascii="Calibri" w:hAnsi="Calibri"/>
-                <w:szCs w:val="22"/>
-              </w:rPr>
-              <w:t>}}</w:t>
+              <w:t>Audit Man Days(s): {{auditManDays}}</w:t>
             </w:r>
           </w:p>
         </w:tc>
@@ -1377,23 +1176,7 @@
                 <w:rFonts w:ascii="Calibri" w:hAnsi="Calibri"/>
                 <w:szCs w:val="22"/>
               </w:rPr>
-              <w:t>{{</w:t>
-            </w:r>
-            <w:proofErr w:type="spellStart"/>
-            <w:r>
-              <w:rPr>
-                <w:rFonts w:ascii="Calibri" w:hAnsi="Calibri"/>
-                <w:szCs w:val="22"/>
-              </w:rPr>
-              <w:t>startDateOfAudit</w:t>
-            </w:r>
-            <w:proofErr w:type="spellEnd"/>
-            <w:r>
-              <w:rPr>
-                <w:rFonts w:ascii="Calibri" w:hAnsi="Calibri"/>
-                <w:szCs w:val="22"/>
-              </w:rPr>
-              <w:t>}}</w:t>
+              <w:t>{{startDateOfAudit}}</w:t>
             </w:r>
           </w:p>
         </w:tc>
@@ -1438,23 +1221,7 @@
                 <w:rFonts w:ascii="Calibri" w:hAnsi="Calibri"/>
                 <w:szCs w:val="22"/>
               </w:rPr>
-              <w:t>{{</w:t>
-            </w:r>
-            <w:proofErr w:type="spellStart"/>
-            <w:r>
-              <w:rPr>
-                <w:rFonts w:ascii="Calibri" w:hAnsi="Calibri"/>
-                <w:szCs w:val="22"/>
-              </w:rPr>
-              <w:t>endDateOfAudit</w:t>
-            </w:r>
-            <w:proofErr w:type="spellEnd"/>
-            <w:r>
-              <w:rPr>
-                <w:rFonts w:ascii="Calibri" w:hAnsi="Calibri"/>
-                <w:szCs w:val="22"/>
-              </w:rPr>
-              <w:t>}}</w:t>
+              <w:t>{{endDateOfAudit}}</w:t>
             </w:r>
           </w:p>
         </w:tc>
@@ -1499,23 +1266,7 @@
                 <w:rFonts w:ascii="Calibri" w:hAnsi="Calibri"/>
                 <w:szCs w:val="22"/>
               </w:rPr>
-              <w:t>{{</w:t>
-            </w:r>
-            <w:proofErr w:type="spellStart"/>
-            <w:r>
-              <w:rPr>
-                <w:rFonts w:ascii="Calibri" w:hAnsi="Calibri"/>
-                <w:szCs w:val="22"/>
-              </w:rPr>
-              <w:t>auditMode</w:t>
-            </w:r>
-            <w:proofErr w:type="spellEnd"/>
-            <w:r>
-              <w:rPr>
-                <w:rFonts w:ascii="Calibri" w:hAnsi="Calibri"/>
-                <w:szCs w:val="22"/>
-              </w:rPr>
-              <w:t>}}</w:t>
+              <w:t>{{auditMode}}</w:t>
             </w:r>
           </w:p>
         </w:tc>
@@ -1603,29 +1354,6 @@
                 <w:szCs w:val="22"/>
               </w:rPr>
             </w:pPr>
-            <w:r>
-              <w:rPr>
-                <w:rFonts w:ascii="Calibri" w:hAnsi="Calibri" w:cs="Arial"/>
-                <w:szCs w:val="22"/>
-              </w:rPr>
-              <w:t>{{</w:t>
-            </w:r>
-            <w:proofErr w:type="spellStart"/>
-            <w:r>
-              <w:rPr>
-                <w:rFonts w:ascii="Calibri" w:hAnsi="Calibri" w:cs="Arial"/>
-                <w:szCs w:val="22"/>
-              </w:rPr>
-              <w:t>briefDescription</w:t>
-            </w:r>
-            <w:proofErr w:type="spellEnd"/>
-            <w:r>
-              <w:rPr>
-                <w:rFonts w:ascii="Calibri" w:hAnsi="Calibri" w:cs="Arial"/>
-                <w:szCs w:val="22"/>
-              </w:rPr>
-              <w:t>}}</w:t>
-            </w:r>
           </w:p>
         </w:tc>
       </w:tr>
@@ -1795,21 +1523,10 @@
               <w:rPr>
                 <w:b/>
               </w:rPr>
-              <w:t xml:space="preserve">Specific </w:t>
-            </w:r>
-            <w:proofErr w:type="gramStart"/>
-            <w:r>
-              <w:rPr>
-                <w:b/>
-              </w:rPr>
-              <w:t>processes</w:t>
-            </w:r>
-            <w:r>
-              <w:t xml:space="preserve"> :</w:t>
-            </w:r>
-            <w:proofErr w:type="gramEnd"/>
-            <w:r>
-              <w:t xml:space="preserve"> </w:t>
+              <w:t>Specific processes</w:t>
+            </w:r>
+            <w:r>
+              <w:t xml:space="preserve"> : </w:t>
             </w:r>
             <w:r>
               <w:t>{{scope}}</w:t>
@@ -1943,7 +1660,6 @@
               </w:rPr>
               <w:t>{{</w:t>
             </w:r>
-            <w:proofErr w:type="spellStart"/>
             <w:r>
               <w:rPr>
                 <w:rFonts w:ascii="Calibri" w:hAnsi="Calibri" w:cs="Arial"/>
@@ -1953,7 +1669,6 @@
               </w:rPr>
               <w:t>quotedManDaysAdequate</w:t>
             </w:r>
-            <w:proofErr w:type="spellEnd"/>
             <w:r>
               <w:rPr>
                 <w:rFonts w:ascii="Calibri" w:hAnsi="Calibri" w:cs="Arial"/>
@@ -2180,7 +1895,6 @@
               </w:rPr>
               <w:t>{{</w:t>
             </w:r>
-            <w:proofErr w:type="spellStart"/>
             <w:r>
               <w:rPr>
                 <w:rFonts w:ascii="Calibri" w:hAnsi="Calibri" w:cs="Arial"/>
@@ -2190,7 +1904,6 @@
               </w:rPr>
               <w:t>additionalInformation</w:t>
             </w:r>
-            <w:proofErr w:type="spellEnd"/>
             <w:r>
               <w:rPr>
                 <w:rFonts w:ascii="Calibri" w:hAnsi="Calibri" w:cs="Arial"/>
@@ -2266,7 +1979,6 @@
               </w:rPr>
               <w:t>{{</w:t>
             </w:r>
-            <w:proofErr w:type="spellStart"/>
             <w:r>
               <w:rPr>
                 <w:rFonts w:ascii="Calibri" w:hAnsi="Calibri" w:cs="Arial"/>
@@ -2276,7 +1988,6 @@
               </w:rPr>
               <w:t>internalAuditFrequency</w:t>
             </w:r>
-            <w:proofErr w:type="spellEnd"/>
             <w:r>
               <w:rPr>
                 <w:rFonts w:ascii="Calibri" w:hAnsi="Calibri" w:cs="Arial"/>
@@ -2314,7 +2025,6 @@
               </w:rPr>
               <w:t>{{</w:t>
             </w:r>
-            <w:proofErr w:type="spellStart"/>
             <w:r>
               <w:rPr>
                 <w:rFonts w:ascii="Calibri" w:hAnsi="Calibri" w:cs="Arial"/>
@@ -2324,7 +2034,6 @@
               </w:rPr>
               <w:t>dateOfLastInternalAudit</w:t>
             </w:r>
-            <w:proofErr w:type="spellEnd"/>
             <w:r>
               <w:rPr>
                 <w:rFonts w:ascii="Calibri" w:hAnsi="Calibri" w:cs="Arial"/>
@@ -2420,7 +2129,6 @@
               </w:rPr>
               <w:t>{{</w:t>
             </w:r>
-            <w:proofErr w:type="spellStart"/>
             <w:r>
               <w:rPr>
                 <w:rFonts w:ascii="Calibri" w:hAnsi="Calibri" w:cs="Arial"/>
@@ -2430,7 +2138,6 @@
               </w:rPr>
               <w:t>managementReviewFrequency</w:t>
             </w:r>
-            <w:proofErr w:type="spellEnd"/>
             <w:r>
               <w:rPr>
                 <w:rFonts w:ascii="Calibri" w:hAnsi="Calibri" w:cs="Arial"/>
@@ -2477,7 +2184,6 @@
               </w:rPr>
               <w:t>{{</w:t>
             </w:r>
-            <w:proofErr w:type="spellStart"/>
             <w:r>
               <w:rPr>
                 <w:rFonts w:ascii="Calibri" w:hAnsi="Calibri" w:cs="Arial"/>
@@ -2487,7 +2193,6 @@
               </w:rPr>
               <w:t>dateOfLastManagementReview</w:t>
             </w:r>
-            <w:proofErr w:type="spellEnd"/>
             <w:r>
               <w:rPr>
                 <w:rFonts w:ascii="Calibri" w:hAnsi="Calibri" w:cs="Arial"/>
@@ -2626,7 +2331,6 @@
               </w:rPr>
               <w:t>{{</w:t>
             </w:r>
-            <w:proofErr w:type="spellStart"/>
             <w:r>
               <w:rPr>
                 <w:rFonts w:ascii="Calibri" w:hAnsi="Calibri" w:cs="Arial"/>
@@ -2636,7 +2340,6 @@
               </w:rPr>
               <w:t>reviewedBy</w:t>
             </w:r>
-            <w:proofErr w:type="spellEnd"/>
             <w:r>
               <w:rPr>
                 <w:rFonts w:ascii="Calibri" w:hAnsi="Calibri" w:cs="Arial"/>
@@ -2701,7 +2404,6 @@
               </w:rPr>
               <w:t>{{</w:t>
             </w:r>
-            <w:proofErr w:type="spellStart"/>
             <w:r>
               <w:rPr>
                 <w:rFonts w:ascii="Calibri" w:hAnsi="Calibri" w:cs="Arial"/>
@@ -2711,7 +2413,6 @@
               </w:rPr>
               <w:t>dateOfReview</w:t>
             </w:r>
-            <w:proofErr w:type="spellEnd"/>
             <w:r>
               <w:rPr>
                 <w:rFonts w:ascii="Calibri" w:hAnsi="Calibri" w:cs="Arial"/>
@@ -2792,27 +2493,7 @@
                 <w:sz w:val="22"/>
                 <w:szCs w:val="22"/>
               </w:rPr>
-              <w:t>(C- Conformity, NC-</w:t>
-            </w:r>
-            <w:proofErr w:type="gramStart"/>
-            <w:r>
-              <w:rPr>
-                <w:rFonts w:ascii="Calibri" w:hAnsi="Calibri"/>
-                <w:b/>
-                <w:sz w:val="22"/>
-                <w:szCs w:val="22"/>
-              </w:rPr>
-              <w:t>Non Conformity</w:t>
-            </w:r>
-            <w:proofErr w:type="gramEnd"/>
-            <w:r>
-              <w:rPr>
-                <w:rFonts w:ascii="Calibri" w:hAnsi="Calibri"/>
-                <w:b/>
-                <w:sz w:val="22"/>
-                <w:szCs w:val="22"/>
-              </w:rPr>
-              <w:t>, O-Observation)</w:t>
+              <w:t>(C- Conformity, NC-Non Conformity, O-Observation)</w:t>
             </w:r>
           </w:p>
         </w:tc>
@@ -2860,117 +2541,6 @@
           <w:gridAfter w:val="1"/>
           <w:wAfter w:w="5245" w:type="dxa"/>
           <w:cantSplit/>
-          <w:trHeight w:val="255"/>
-        </w:trPr>
-        <w:tc>
-          <w:tcPr>
-            <w:tcW w:w="4415" w:type="dxa"/>
-            <w:gridSpan w:val="2"/>
-            <w:noWrap/>
-            <w:tcMar>
-              <w:top w:w="20" w:type="dxa"/>
-              <w:left w:w="20" w:type="dxa"/>
-              <w:bottom w:w="0" w:type="dxa"/>
-              <w:right w:w="20" w:type="dxa"/>
-            </w:tcMar>
-            <w:vAlign w:val="center"/>
-          </w:tcPr>
-          <w:p>
-            <w:pPr>
-              <w:jc w:val="center"/>
-              <w:rPr>
-                <w:rFonts w:ascii="Calibri" w:hAnsi="Calibri" w:cs="Arial"/>
-                <w:b/>
-                <w:bCs/>
-                <w:sz w:val="22"/>
-                <w:szCs w:val="22"/>
-              </w:rPr>
-            </w:pPr>
-            <w:r>
-              <w:rPr>
-                <w:rFonts w:ascii="Calibri" w:hAnsi="Calibri" w:cs="Arial"/>
-                <w:b/>
-                <w:bCs/>
-                <w:sz w:val="22"/>
-                <w:szCs w:val="22"/>
-              </w:rPr>
-              <w:t>Clause &amp; Description</w:t>
-            </w:r>
-          </w:p>
-        </w:tc>
-        <w:tc>
-          <w:tcPr>
-            <w:tcW w:w="992" w:type="dxa"/>
-            <w:tcMar>
-              <w:top w:w="20" w:type="dxa"/>
-              <w:left w:w="20" w:type="dxa"/>
-              <w:bottom w:w="0" w:type="dxa"/>
-              <w:right w:w="20" w:type="dxa"/>
-            </w:tcMar>
-          </w:tcPr>
-          <w:p>
-            <w:pPr>
-              <w:jc w:val="center"/>
-              <w:rPr>
-                <w:rFonts w:ascii="Calibri" w:hAnsi="Calibri" w:cs="Arial"/>
-                <w:b/>
-                <w:bCs/>
-                <w:sz w:val="22"/>
-                <w:szCs w:val="22"/>
-              </w:rPr>
-            </w:pPr>
-            <w:r>
-              <w:rPr>
-                <w:rFonts w:ascii="Calibri" w:hAnsi="Calibri" w:cs="Arial"/>
-                <w:b/>
-                <w:bCs/>
-                <w:sz w:val="22"/>
-                <w:szCs w:val="22"/>
-              </w:rPr>
-              <w:t>C/NC/O</w:t>
-            </w:r>
-          </w:p>
-        </w:tc>
-        <w:tc>
-          <w:tcPr>
-            <w:tcW w:w="5245" w:type="dxa"/>
-            <w:noWrap/>
-            <w:tcMar>
-              <w:top w:w="20" w:type="dxa"/>
-              <w:left w:w="20" w:type="dxa"/>
-              <w:bottom w:w="0" w:type="dxa"/>
-              <w:right w:w="20" w:type="dxa"/>
-            </w:tcMar>
-            <w:vAlign w:val="center"/>
-          </w:tcPr>
-          <w:p>
-            <w:pPr>
-              <w:jc w:val="center"/>
-              <w:rPr>
-                <w:rFonts w:ascii="Calibri" w:hAnsi="Calibri" w:cs="Arial"/>
-                <w:b/>
-                <w:bCs/>
-                <w:sz w:val="22"/>
-                <w:szCs w:val="22"/>
-              </w:rPr>
-            </w:pPr>
-            <w:r>
-              <w:rPr>
-                <w:rFonts w:ascii="Calibri" w:hAnsi="Calibri"/>
-                <w:b/>
-                <w:sz w:val="22"/>
-                <w:szCs w:val="22"/>
-              </w:rPr>
-              <w:t>Document Verification detail with statement of Conformity</w:t>
-            </w:r>
-          </w:p>
-        </w:tc>
-      </w:tr>
-      <w:tr>
-        <w:trPr>
-          <w:gridAfter w:val="1"/>
-          <w:wAfter w:w="5245" w:type="dxa"/>
-          <w:cantSplit/>
           <w:trHeight w:val="504"/>
         </w:trPr>
         <w:tc>
@@ -3004,7 +2574,17 @@
                 <w:sz w:val="22"/>
                 <w:szCs w:val="22"/>
               </w:rPr>
-              <w:t>Cl. NO</w:t>
+              <w:t>Cl. N</w:t>
+            </w:r>
+            <w:r>
+              <w:rPr>
+                <w:rFonts w:ascii="Calibri" w:hAnsi="Calibri" w:cs="Arial"/>
+                <w:b/>
+                <w:bCs/>
+                <w:sz w:val="22"/>
+                <w:szCs w:val="22"/>
+              </w:rPr>
+              <w:t>o</w:t>
             </w:r>
           </w:p>
         </w:tc>
@@ -3119,7 +2699,8 @@
         </w:trPr>
         <w:tc>
           <w:tcPr>
-            <w:tcW w:w="958" w:type="dxa"/>
+            <w:tcW w:w="10652" w:type="dxa"/>
+            <w:gridSpan w:val="4"/>
             <w:noWrap/>
             <w:tcMar>
               <w:top w:w="20" w:type="dxa"/>
@@ -3131,14 +2712,22 @@
           </w:tcPr>
           <w:p>
             <w:pPr>
-              <w:jc w:val="center"/>
-              <w:rPr>
-                <w:rFonts w:ascii="Calibri" w:hAnsi="Calibri" w:cs="Arial"/>
-                <w:b/>
-                <w:sz w:val="22"/>
-                <w:szCs w:val="22"/>
-              </w:rPr>
-            </w:pPr>
+              <w:rPr>
+                <w:rFonts w:ascii="Calibri" w:hAnsi="Calibri" w:cs="Arial"/>
+                <w:b/>
+                <w:sz w:val="22"/>
+                <w:szCs w:val="22"/>
+              </w:rPr>
+            </w:pPr>
+            <w:r>
+              <w:rPr>
+                <w:rFonts w:ascii="Calibri" w:hAnsi="Calibri" w:cs="Arial"/>
+                <w:b/>
+                <w:sz w:val="22"/>
+                <w:szCs w:val="22"/>
+              </w:rPr>
+              <w:t xml:space="preserve"> </w:t>
+            </w:r>
             <w:r>
               <w:rPr>
                 <w:rFonts w:ascii="Calibri" w:hAnsi="Calibri" w:cs="Arial"/>
@@ -3148,30 +2737,24 @@
               </w:rPr>
               <w:t>4</w:t>
             </w:r>
-          </w:p>
-        </w:tc>
-        <w:tc>
-          <w:tcPr>
-            <w:tcW w:w="3457" w:type="dxa"/>
-            <w:noWrap/>
-            <w:tcMar>
-              <w:top w:w="20" w:type="dxa"/>
-              <w:left w:w="20" w:type="dxa"/>
-              <w:bottom w:w="0" w:type="dxa"/>
-              <w:right w:w="20" w:type="dxa"/>
-            </w:tcMar>
-            <w:vAlign w:val="center"/>
-          </w:tcPr>
-          <w:p>
-            <w:pPr>
-              <w:jc w:val="center"/>
-              <w:rPr>
-                <w:rFonts w:ascii="Calibri" w:hAnsi="Calibri" w:cs="Arial"/>
-                <w:b/>
-                <w:sz w:val="22"/>
-                <w:szCs w:val="22"/>
-              </w:rPr>
-            </w:pPr>
+            <w:r>
+              <w:rPr>
+                <w:rFonts w:ascii="Calibri" w:hAnsi="Calibri" w:cs="Arial"/>
+                <w:b/>
+                <w:sz w:val="22"/>
+                <w:szCs w:val="22"/>
+              </w:rPr>
+              <w:t>.</w:t>
+            </w:r>
+            <w:r>
+              <w:rPr>
+                <w:rFonts w:ascii="Calibri" w:hAnsi="Calibri" w:cs="Arial"/>
+                <w:b/>
+                <w:sz w:val="22"/>
+                <w:szCs w:val="22"/>
+              </w:rPr>
+              <w:t xml:space="preserve"> </w:t>
+            </w:r>
             <w:r>
               <w:rPr>
                 <w:rFonts w:ascii="Calibri" w:hAnsi="Calibri" w:cs="Arial"/>
@@ -3181,49 +2764,6 @@
               </w:rPr>
               <w:t>Context of the organization</w:t>
             </w:r>
-          </w:p>
-        </w:tc>
-        <w:tc>
-          <w:tcPr>
-            <w:tcW w:w="992" w:type="dxa"/>
-            <w:tcMar>
-              <w:top w:w="20" w:type="dxa"/>
-              <w:left w:w="20" w:type="dxa"/>
-              <w:bottom w:w="0" w:type="dxa"/>
-              <w:right w:w="20" w:type="dxa"/>
-            </w:tcMar>
-          </w:tcPr>
-          <w:p>
-            <w:pPr>
-              <w:jc w:val="center"/>
-              <w:rPr>
-                <w:rFonts w:ascii="Calibri" w:hAnsi="Calibri" w:cs="Arial"/>
-                <w:sz w:val="22"/>
-                <w:szCs w:val="22"/>
-              </w:rPr>
-            </w:pPr>
-          </w:p>
-        </w:tc>
-        <w:tc>
-          <w:tcPr>
-            <w:tcW w:w="5245" w:type="dxa"/>
-            <w:noWrap/>
-            <w:tcMar>
-              <w:top w:w="20" w:type="dxa"/>
-              <w:left w:w="20" w:type="dxa"/>
-              <w:bottom w:w="0" w:type="dxa"/>
-              <w:right w:w="20" w:type="dxa"/>
-            </w:tcMar>
-            <w:vAlign w:val="bottom"/>
-          </w:tcPr>
-          <w:p>
-            <w:pPr>
-              <w:rPr>
-                <w:rFonts w:ascii="Calibri" w:hAnsi="Calibri" w:cs="Arial"/>
-                <w:sz w:val="22"/>
-                <w:szCs w:val="22"/>
-              </w:rPr>
-            </w:pPr>
           </w:p>
         </w:tc>
       </w:tr>
@@ -3351,23 +2891,7 @@
                 <w:sz w:val="22"/>
                 <w:szCs w:val="22"/>
               </w:rPr>
-              <w:t xml:space="preserve">Found adequately described in the </w:t>
-            </w:r>
-            <w:r>
-              <w:rPr>
-                <w:rFonts w:ascii="Calibri" w:hAnsi="Calibri" w:cs="Arial"/>
-                <w:sz w:val="22"/>
-                <w:szCs w:val="22"/>
-              </w:rPr>
-              <w:t>Manual, Addressed</w:t>
-            </w:r>
-            <w:r>
-              <w:rPr>
-                <w:rFonts w:ascii="Calibri" w:hAnsi="Calibri" w:cs="Arial"/>
-                <w:sz w:val="22"/>
-                <w:szCs w:val="22"/>
-              </w:rPr>
-              <w:t xml:space="preserve"> in Integrated Management System Manual - BLPL/QM/01Rev. 00, dated 01/06/2024</w:t>
+              <w:t>Answer according to the prompt</w:t>
             </w:r>
           </w:p>
         </w:tc>
@@ -3497,7 +3021,7 @@
                 <w:sz w:val="22"/>
                 <w:szCs w:val="22"/>
               </w:rPr>
-              <w:t>Replace according to context</w:t>
+              <w:t>Answer according to the prompt</w:t>
             </w:r>
           </w:p>
         </w:tc>
@@ -3627,7 +3151,7 @@
                 <w:sz w:val="22"/>
                 <w:szCs w:val="22"/>
               </w:rPr>
-              <w:t>Replace according to context</w:t>
+              <w:t>Answer according to the prompt</w:t>
             </w:r>
           </w:p>
         </w:tc>
@@ -3779,82 +3303,7 @@
                 <w:sz w:val="22"/>
                 <w:szCs w:val="22"/>
               </w:rPr>
-              <w:t xml:space="preserve">Processes found identified in the Annexure-IV and Interaction in the Annex- 2 attached to the Manual. The processes have been listed and linked with the corresponding names of the process documents. Process Work Instructions and Procedures have been adequately documented separately.  Addressed in </w:t>
-            </w:r>
-          </w:p>
-          <w:p>
-            <w:pPr>
-              <w:rPr>
-                <w:rFonts w:ascii="Calibri" w:hAnsi="Calibri" w:cs="Arial"/>
-                <w:sz w:val="22"/>
-                <w:szCs w:val="22"/>
-              </w:rPr>
-            </w:pPr>
-            <w:r>
-              <w:rPr>
-                <w:rFonts w:ascii="Calibri" w:hAnsi="Calibri" w:cs="Arial"/>
-                <w:sz w:val="22"/>
-                <w:szCs w:val="22"/>
-              </w:rPr>
-              <w:t>BLPL/QM/01dated 01/06/2024</w:t>
-            </w:r>
-          </w:p>
-          <w:p>
-            <w:pPr>
-              <w:rPr>
-                <w:rFonts w:ascii="Calibri" w:hAnsi="Calibri" w:cs="Arial"/>
-                <w:sz w:val="22"/>
-                <w:szCs w:val="22"/>
-              </w:rPr>
-            </w:pPr>
-          </w:p>
-          <w:p>
-            <w:pPr>
-              <w:rPr>
-                <w:rFonts w:ascii="Calibri" w:hAnsi="Calibri" w:cs="Arial"/>
-                <w:sz w:val="22"/>
-                <w:szCs w:val="22"/>
-              </w:rPr>
-            </w:pPr>
-            <w:r>
-              <w:rPr>
-                <w:rFonts w:ascii="Calibri" w:hAnsi="Calibri" w:cs="Arial"/>
-                <w:sz w:val="22"/>
-                <w:szCs w:val="22"/>
-              </w:rPr>
-              <w:t xml:space="preserve">Documented information has been found implemented since 01/06/2024. </w:t>
-            </w:r>
-            <w:r>
-              <w:rPr>
-                <w:rFonts w:ascii="Calibri" w:hAnsi="Calibri" w:cs="Arial"/>
-                <w:sz w:val="22"/>
-                <w:szCs w:val="22"/>
-              </w:rPr>
-              <w:t>SOPs &amp;</w:t>
-            </w:r>
-            <w:r>
-              <w:rPr>
-                <w:rFonts w:ascii="Calibri" w:hAnsi="Calibri" w:cs="Arial"/>
-                <w:sz w:val="22"/>
-                <w:szCs w:val="22"/>
-              </w:rPr>
-              <w:t xml:space="preserve"> Process instructions </w:t>
-            </w:r>
-            <w:r>
-              <w:rPr>
-                <w:rFonts w:ascii="Calibri" w:hAnsi="Calibri" w:cs="Arial"/>
-                <w:sz w:val="22"/>
-                <w:szCs w:val="22"/>
-              </w:rPr>
-              <w:t>have been</w:t>
-            </w:r>
-            <w:r>
-              <w:rPr>
-                <w:rFonts w:ascii="Calibri" w:hAnsi="Calibri" w:cs="Arial"/>
-                <w:sz w:val="22"/>
-                <w:szCs w:val="22"/>
-              </w:rPr>
-              <w:t xml:space="preserve"> documented adequately to capture process that are being planned -</w:t>
+              <w:t>Answer according to the prompt</w:t>
             </w:r>
           </w:p>
         </w:tc>
@@ -3867,7 +3316,8 @@
         </w:trPr>
         <w:tc>
           <w:tcPr>
-            <w:tcW w:w="958" w:type="dxa"/>
+            <w:tcW w:w="10652" w:type="dxa"/>
+            <w:gridSpan w:val="4"/>
             <w:noWrap/>
             <w:tcMar>
               <w:top w:w="20" w:type="dxa"/>
@@ -3879,7 +3329,6 @@
           </w:tcPr>
           <w:p>
             <w:pPr>
-              <w:jc w:val="center"/>
               <w:rPr>
                 <w:rFonts w:ascii="Calibri" w:hAnsi="Calibri" w:cs="Arial"/>
                 <w:b/>
@@ -3896,30 +3345,15 @@
               </w:rPr>
               <w:t>5.</w:t>
             </w:r>
-          </w:p>
-        </w:tc>
-        <w:tc>
-          <w:tcPr>
-            <w:tcW w:w="3457" w:type="dxa"/>
-            <w:noWrap/>
-            <w:tcMar>
-              <w:top w:w="20" w:type="dxa"/>
-              <w:left w:w="20" w:type="dxa"/>
-              <w:bottom w:w="0" w:type="dxa"/>
-              <w:right w:w="20" w:type="dxa"/>
-            </w:tcMar>
-            <w:vAlign w:val="center"/>
-          </w:tcPr>
-          <w:p>
-            <w:pPr>
-              <w:jc w:val="center"/>
-              <w:rPr>
-                <w:rFonts w:ascii="Calibri" w:hAnsi="Calibri" w:cs="Arial"/>
-                <w:b/>
-                <w:sz w:val="22"/>
-                <w:szCs w:val="22"/>
-              </w:rPr>
-            </w:pPr>
+            <w:r>
+              <w:rPr>
+                <w:rFonts w:ascii="Calibri" w:hAnsi="Calibri" w:cs="Arial"/>
+                <w:b/>
+                <w:sz w:val="22"/>
+                <w:szCs w:val="22"/>
+              </w:rPr>
+              <w:t xml:space="preserve"> </w:t>
+            </w:r>
             <w:r>
               <w:rPr>
                 <w:rFonts w:ascii="Calibri" w:hAnsi="Calibri" w:cs="Arial"/>
@@ -3929,49 +3363,6 @@
               </w:rPr>
               <w:t>Leadership</w:t>
             </w:r>
-          </w:p>
-        </w:tc>
-        <w:tc>
-          <w:tcPr>
-            <w:tcW w:w="992" w:type="dxa"/>
-            <w:tcMar>
-              <w:top w:w="20" w:type="dxa"/>
-              <w:left w:w="20" w:type="dxa"/>
-              <w:bottom w:w="0" w:type="dxa"/>
-              <w:right w:w="20" w:type="dxa"/>
-            </w:tcMar>
-          </w:tcPr>
-          <w:p>
-            <w:pPr>
-              <w:jc w:val="center"/>
-              <w:rPr>
-                <w:rFonts w:ascii="Calibri" w:hAnsi="Calibri" w:cs="Arial"/>
-                <w:sz w:val="22"/>
-                <w:szCs w:val="22"/>
-              </w:rPr>
-            </w:pPr>
-          </w:p>
-        </w:tc>
-        <w:tc>
-          <w:tcPr>
-            <w:tcW w:w="5245" w:type="dxa"/>
-            <w:noWrap/>
-            <w:tcMar>
-              <w:top w:w="20" w:type="dxa"/>
-              <w:left w:w="20" w:type="dxa"/>
-              <w:bottom w:w="0" w:type="dxa"/>
-              <w:right w:w="20" w:type="dxa"/>
-            </w:tcMar>
-            <w:vAlign w:val="bottom"/>
-          </w:tcPr>
-          <w:p>
-            <w:pPr>
-              <w:rPr>
-                <w:rFonts w:ascii="Calibri" w:hAnsi="Calibri" w:cs="Arial"/>
-                <w:sz w:val="22"/>
-                <w:szCs w:val="22"/>
-              </w:rPr>
-            </w:pPr>
           </w:p>
         </w:tc>
       </w:tr>
@@ -4082,179 +3473,24 @@
               <w:bottom w:w="0" w:type="dxa"/>
               <w:right w:w="20" w:type="dxa"/>
             </w:tcMar>
-          </w:tcPr>
-          <w:p>
-            <w:pPr>
-              <w:rPr>
-                <w:rFonts w:ascii="Calibri" w:hAnsi="Calibri" w:cs="Arial"/>
-                <w:sz w:val="22"/>
-                <w:szCs w:val="22"/>
-              </w:rPr>
-            </w:pPr>
-            <w:r>
-              <w:rPr>
-                <w:rFonts w:ascii="Calibri" w:hAnsi="Calibri" w:cs="Arial"/>
-                <w:sz w:val="22"/>
-                <w:szCs w:val="22"/>
-              </w:rPr>
-              <w:t xml:space="preserve">The Organization is a Pvt. Ltd. firm owned and lead by </w:t>
-            </w:r>
-          </w:p>
-          <w:p>
-            <w:pPr>
-              <w:rPr>
-                <w:rFonts w:ascii="Calibri" w:hAnsi="Calibri" w:cs="Arial"/>
-                <w:sz w:val="22"/>
-                <w:szCs w:val="22"/>
-              </w:rPr>
-            </w:pPr>
-            <w:r>
-              <w:rPr>
-                <w:rFonts w:ascii="Calibri" w:hAnsi="Calibri" w:cs="Arial"/>
-                <w:sz w:val="22"/>
-                <w:szCs w:val="22"/>
-              </w:rPr>
-              <w:t xml:space="preserve">CEO Mr. </w:t>
-            </w:r>
-            <w:r>
-              <w:rPr>
-                <w:rFonts w:ascii="Calibri" w:hAnsi="Calibri" w:cs="Arial"/>
-                <w:sz w:val="22"/>
-                <w:szCs w:val="22"/>
-              </w:rPr>
-              <w:t>Anish Agarwal</w:t>
-            </w:r>
-            <w:r>
-              <w:rPr>
-                <w:rFonts w:ascii="Calibri" w:hAnsi="Calibri" w:cs="Arial"/>
-                <w:sz w:val="22"/>
-                <w:szCs w:val="22"/>
-              </w:rPr>
-              <w:t>,</w:t>
-            </w:r>
-            <w:r>
-              <w:rPr>
-                <w:rFonts w:ascii="Calibri" w:hAnsi="Calibri" w:cs="Arial"/>
-                <w:sz w:val="22"/>
-                <w:szCs w:val="22"/>
-              </w:rPr>
-              <w:t xml:space="preserve"> CEO Mr. </w:t>
-            </w:r>
-            <w:proofErr w:type="spellStart"/>
-            <w:r>
-              <w:rPr>
-                <w:rFonts w:ascii="Calibri" w:hAnsi="Calibri" w:cs="Arial"/>
-                <w:sz w:val="22"/>
-                <w:szCs w:val="22"/>
-              </w:rPr>
-              <w:t>Ruchin</w:t>
-            </w:r>
-            <w:proofErr w:type="spellEnd"/>
-            <w:r>
-              <w:rPr>
-                <w:rFonts w:ascii="Calibri" w:hAnsi="Calibri" w:cs="Arial"/>
-                <w:sz w:val="22"/>
-                <w:szCs w:val="22"/>
-              </w:rPr>
-              <w:t xml:space="preserve"> </w:t>
-            </w:r>
-            <w:proofErr w:type="spellStart"/>
-            <w:r>
-              <w:rPr>
-                <w:rFonts w:ascii="Calibri" w:hAnsi="Calibri" w:cs="Arial"/>
-                <w:sz w:val="22"/>
-                <w:szCs w:val="22"/>
-              </w:rPr>
-              <w:t>Kansal</w:t>
-            </w:r>
-            <w:proofErr w:type="spellEnd"/>
-            <w:r>
-              <w:rPr>
-                <w:rFonts w:ascii="Calibri" w:hAnsi="Calibri" w:cs="Arial"/>
-                <w:sz w:val="22"/>
-                <w:szCs w:val="22"/>
-              </w:rPr>
-              <w:t xml:space="preserve"> &amp; CEO </w:t>
-            </w:r>
-            <w:proofErr w:type="spellStart"/>
-            <w:r>
-              <w:rPr>
-                <w:rFonts w:ascii="Calibri" w:hAnsi="Calibri" w:cs="Arial"/>
-                <w:sz w:val="22"/>
-                <w:szCs w:val="22"/>
-              </w:rPr>
-              <w:t>Mr</w:t>
-            </w:r>
-            <w:proofErr w:type="spellEnd"/>
-            <w:r>
-              <w:rPr>
-                <w:rFonts w:ascii="Calibri" w:hAnsi="Calibri" w:cs="Arial"/>
-                <w:sz w:val="22"/>
-                <w:szCs w:val="22"/>
-              </w:rPr>
-              <w:t>, Abhishek Sinha.</w:t>
-            </w:r>
-            <w:r>
-              <w:rPr>
-                <w:rFonts w:ascii="Arial" w:hAnsi="Arial" w:cs="Arial"/>
-                <w:color w:val="333333"/>
-                <w:spacing w:val="8"/>
-                <w:sz w:val="25"/>
-                <w:szCs w:val="25"/>
-                <w:shd w:val="clear" w:color="auto" w:fill="F8F8F8"/>
-              </w:rPr>
-              <w:t xml:space="preserve"> </w:t>
-            </w:r>
-            <w:r>
-              <w:rPr>
-                <w:rFonts w:ascii="Calibri" w:hAnsi="Calibri" w:cs="Arial"/>
-                <w:sz w:val="22"/>
-                <w:szCs w:val="22"/>
-              </w:rPr>
-              <w:t xml:space="preserve">Commitments such as Quality Management System Policy, Objectives, risk –based thinking, resource planning, promoting improvements and support roles to demonstrate leadership are </w:t>
-            </w:r>
-            <w:r>
-              <w:rPr>
-                <w:rFonts w:ascii="Calibri" w:hAnsi="Calibri" w:cs="Arial"/>
-                <w:sz w:val="22"/>
-                <w:szCs w:val="22"/>
-              </w:rPr>
-              <w:t>defined.</w:t>
-            </w:r>
-            <w:r>
-              <w:rPr>
-                <w:rFonts w:ascii="Calibri" w:hAnsi="Calibri" w:cs="Arial"/>
-                <w:sz w:val="22"/>
-                <w:szCs w:val="22"/>
-              </w:rPr>
-              <w:t xml:space="preserve"> Mr. Rohit is taking care of operation and admin works.</w:t>
-            </w:r>
-          </w:p>
-          <w:p>
-            <w:pPr>
-              <w:rPr>
-                <w:rFonts w:ascii="Calibri" w:hAnsi="Calibri" w:cs="Arial"/>
-                <w:sz w:val="22"/>
-                <w:szCs w:val="22"/>
-              </w:rPr>
-            </w:pPr>
-            <w:r>
-              <w:rPr>
-                <w:rFonts w:ascii="Calibri" w:hAnsi="Calibri" w:cs="Arial"/>
-                <w:sz w:val="22"/>
-                <w:szCs w:val="22"/>
-              </w:rPr>
-              <w:t xml:space="preserve">Addressed in BLPL/QM/01Rev.00 </w:t>
-            </w:r>
-          </w:p>
-          <w:p>
-            <w:pPr>
-              <w:rPr>
-                <w:rFonts w:ascii="Calibri" w:hAnsi="Calibri" w:cs="Arial"/>
-                <w:sz w:val="22"/>
-                <w:szCs w:val="22"/>
-              </w:rPr>
-            </w:pPr>
+            <w:vAlign w:val="bottom"/>
+          </w:tcPr>
+          <w:p>
+            <w:pPr>
+              <w:rPr>
+                <w:rFonts w:ascii="Calibri" w:hAnsi="Calibri" w:cs="Arial"/>
+                <w:sz w:val="22"/>
+                <w:szCs w:val="22"/>
+              </w:rPr>
+            </w:pPr>
+            <w:r>
+              <w:rPr>
+                <w:rFonts w:ascii="Calibri" w:hAnsi="Calibri" w:cs="Arial"/>
+                <w:sz w:val="22"/>
+                <w:szCs w:val="22"/>
+              </w:rPr>
+              <w:t>Answer according to the prompt</w:t>
+            </w:r>
           </w:p>
         </w:tc>
       </w:tr>
@@ -4365,67 +3601,23 @@
               <w:bottom w:w="0" w:type="dxa"/>
               <w:right w:w="20" w:type="dxa"/>
             </w:tcMar>
-          </w:tcPr>
-          <w:p>
-            <w:pPr>
-              <w:rPr>
-                <w:rFonts w:ascii="Calibri" w:hAnsi="Calibri" w:cs="Arial"/>
-                <w:sz w:val="22"/>
-                <w:szCs w:val="22"/>
-              </w:rPr>
-            </w:pPr>
-            <w:r>
-              <w:rPr>
-                <w:rFonts w:ascii="Calibri" w:hAnsi="Calibri" w:cs="Arial"/>
-                <w:sz w:val="22"/>
-                <w:szCs w:val="22"/>
-              </w:rPr>
-              <w:t xml:space="preserve">Customer needs and expectations are well understood, adherence of applicable statutory and regulatory requirements </w:t>
-            </w:r>
-            <w:proofErr w:type="gramStart"/>
-            <w:r>
-              <w:rPr>
-                <w:rFonts w:ascii="Calibri" w:hAnsi="Calibri" w:cs="Arial"/>
-                <w:sz w:val="22"/>
-                <w:szCs w:val="22"/>
-              </w:rPr>
-              <w:t>are</w:t>
-            </w:r>
-            <w:proofErr w:type="gramEnd"/>
-            <w:r>
-              <w:rPr>
-                <w:rFonts w:ascii="Calibri" w:hAnsi="Calibri" w:cs="Arial"/>
-                <w:sz w:val="22"/>
-                <w:szCs w:val="22"/>
-              </w:rPr>
-              <w:t xml:space="preserve"> well understood and determined and found met. Risks and opportunities are also well determined which can affect product conformity and affect customer satisfaction.  Addressed </w:t>
-            </w:r>
-            <w:proofErr w:type="gramStart"/>
-            <w:r>
-              <w:rPr>
-                <w:rFonts w:ascii="Calibri" w:hAnsi="Calibri" w:cs="Arial"/>
-                <w:sz w:val="22"/>
-                <w:szCs w:val="22"/>
-              </w:rPr>
-              <w:t xml:space="preserve">in  </w:t>
-            </w:r>
-            <w:r>
-              <w:rPr>
-                <w:rFonts w:ascii="Calibri" w:hAnsi="Calibri" w:cs="Arial"/>
-                <w:sz w:val="22"/>
-                <w:szCs w:val="22"/>
-              </w:rPr>
-              <w:lastRenderedPageBreak/>
-              <w:t>BLPL</w:t>
-            </w:r>
-            <w:proofErr w:type="gramEnd"/>
-            <w:r>
-              <w:rPr>
-                <w:rFonts w:ascii="Calibri" w:hAnsi="Calibri" w:cs="Arial"/>
-                <w:sz w:val="22"/>
-                <w:szCs w:val="22"/>
-              </w:rPr>
-              <w:t>/QM/01Rev.00</w:t>
+            <w:vAlign w:val="bottom"/>
+          </w:tcPr>
+          <w:p>
+            <w:pPr>
+              <w:rPr>
+                <w:rFonts w:ascii="Calibri" w:hAnsi="Calibri" w:cs="Arial"/>
+                <w:sz w:val="22"/>
+                <w:szCs w:val="22"/>
+              </w:rPr>
+            </w:pPr>
+            <w:r>
+              <w:rPr>
+                <w:rFonts w:ascii="Calibri" w:hAnsi="Calibri" w:cs="Arial"/>
+                <w:sz w:val="22"/>
+                <w:szCs w:val="22"/>
+              </w:rPr>
+              <w:t>Answer according to the prompt</w:t>
             </w:r>
           </w:p>
         </w:tc>
@@ -4465,7 +3657,6 @@
                 <w:sz w:val="22"/>
                 <w:szCs w:val="22"/>
               </w:rPr>
-              <w:lastRenderedPageBreak/>
               <w:t>5.2</w:t>
             </w:r>
           </w:p>
@@ -4689,59 +3880,7 @@
                 <w:sz w:val="22"/>
                 <w:szCs w:val="22"/>
               </w:rPr>
-              <w:t xml:space="preserve">Mr. </w:t>
-            </w:r>
-            <w:r>
-              <w:rPr>
-                <w:rFonts w:ascii="Calibri" w:hAnsi="Calibri" w:cs="Arial"/>
-                <w:sz w:val="22"/>
-                <w:szCs w:val="22"/>
-              </w:rPr>
-              <w:t xml:space="preserve">Anish Agarwal </w:t>
-            </w:r>
-            <w:r>
-              <w:rPr>
-                <w:rFonts w:ascii="Calibri" w:hAnsi="Calibri" w:cs="Arial"/>
-                <w:sz w:val="22"/>
-                <w:szCs w:val="22"/>
-              </w:rPr>
-              <w:t xml:space="preserve">has established and documented QMS Policy appropriate to the business and supported by Objectives. The same has been communicated within the organization and also made available to the interested parties through displays. </w:t>
-            </w:r>
-          </w:p>
-          <w:p>
-            <w:pPr>
-              <w:jc w:val="both"/>
-              <w:rPr>
-                <w:rFonts w:ascii="Calibri" w:hAnsi="Calibri" w:cs="Arial"/>
-                <w:sz w:val="22"/>
-                <w:szCs w:val="22"/>
-              </w:rPr>
-            </w:pPr>
-            <w:r>
-              <w:rPr>
-                <w:rFonts w:ascii="Calibri" w:hAnsi="Calibri" w:cs="Arial"/>
-                <w:sz w:val="22"/>
-                <w:szCs w:val="22"/>
-              </w:rPr>
-              <w:t xml:space="preserve">(Requirement has been found adequate). </w:t>
-            </w:r>
-          </w:p>
-          <w:p>
-            <w:pPr>
-              <w:jc w:val="both"/>
-              <w:rPr>
-                <w:rFonts w:ascii="Calibri" w:hAnsi="Calibri" w:cs="Arial"/>
-                <w:sz w:val="22"/>
-                <w:szCs w:val="22"/>
-              </w:rPr>
-            </w:pPr>
-            <w:r>
-              <w:rPr>
-                <w:rFonts w:ascii="Calibri" w:hAnsi="Calibri" w:cs="Arial"/>
-                <w:sz w:val="22"/>
-                <w:szCs w:val="22"/>
-              </w:rPr>
-              <w:t xml:space="preserve">QMS Policy Documented in Annex – 3 Rev.00  </w:t>
+              <w:t>Answer according to the prompt</w:t>
             </w:r>
           </w:p>
         </w:tc>
@@ -4854,6 +3993,7 @@
               <w:bottom w:w="0" w:type="dxa"/>
               <w:right w:w="20" w:type="dxa"/>
             </w:tcMar>
+            <w:vAlign w:val="bottom"/>
           </w:tcPr>
           <w:p>
             <w:pPr>
@@ -4870,7 +4010,7 @@
                 <w:sz w:val="22"/>
                 <w:szCs w:val="22"/>
               </w:rPr>
-              <w:t xml:space="preserve">The Policy has been made available to all through display and training imparted to workmen.  </w:t>
+              <w:t>Answer according to the prompt</w:t>
             </w:r>
           </w:p>
         </w:tc>
@@ -4940,23 +4080,7 @@
                 <w:sz w:val="22"/>
                 <w:szCs w:val="22"/>
               </w:rPr>
-              <w:t xml:space="preserve">Organizational Roles, </w:t>
-            </w:r>
-            <w:r>
-              <w:rPr>
-                <w:rFonts w:ascii="Calibri" w:hAnsi="Calibri" w:cs="Arial"/>
-                <w:sz w:val="22"/>
-                <w:szCs w:val="22"/>
-              </w:rPr>
-              <w:t>responsibility,</w:t>
-            </w:r>
-            <w:r>
-              <w:rPr>
-                <w:rFonts w:ascii="Calibri" w:hAnsi="Calibri" w:cs="Arial"/>
-                <w:sz w:val="22"/>
-                <w:szCs w:val="22"/>
-              </w:rPr>
-              <w:t xml:space="preserve"> and authorities</w:t>
+              <w:t>Organizational Roles, responsibility, and authorities</w:t>
             </w:r>
           </w:p>
         </w:tc>
@@ -5009,41 +4133,7 @@
                 <w:sz w:val="22"/>
                 <w:szCs w:val="22"/>
               </w:rPr>
-              <w:t xml:space="preserve">The management has defined and assigned roles, </w:t>
-            </w:r>
-            <w:r>
-              <w:rPr>
-                <w:rFonts w:ascii="Calibri" w:hAnsi="Calibri" w:cs="Arial"/>
-                <w:sz w:val="22"/>
-                <w:szCs w:val="22"/>
-              </w:rPr>
-              <w:t>responsibilities,</w:t>
-            </w:r>
-            <w:r>
-              <w:rPr>
-                <w:rFonts w:ascii="Calibri" w:hAnsi="Calibri" w:cs="Arial"/>
-                <w:sz w:val="22"/>
-                <w:szCs w:val="22"/>
-              </w:rPr>
-              <w:t xml:space="preserve"> and authorities to meet customers’ needs. Adequate reporting system on performance of QMS and opportunities for improvement has been defined.   (Requirement has been found adequate). </w:t>
-            </w:r>
-          </w:p>
-          <w:p>
-            <w:pPr>
-              <w:jc w:val="both"/>
-              <w:rPr>
-                <w:rFonts w:ascii="Calibri" w:hAnsi="Calibri" w:cs="Arial"/>
-                <w:sz w:val="22"/>
-                <w:szCs w:val="22"/>
-              </w:rPr>
-            </w:pPr>
-            <w:r>
-              <w:rPr>
-                <w:rFonts w:ascii="Calibri" w:hAnsi="Calibri" w:cs="Arial"/>
-                <w:sz w:val="22"/>
-                <w:szCs w:val="22"/>
-              </w:rPr>
-              <w:t>Found Documented in Annex -5, Rev.00</w:t>
+              <w:t>Answer according to the prompt</w:t>
             </w:r>
           </w:p>
         </w:tc>
@@ -5056,7 +4146,8 @@
         </w:trPr>
         <w:tc>
           <w:tcPr>
-            <w:tcW w:w="958" w:type="dxa"/>
+            <w:tcW w:w="10652" w:type="dxa"/>
+            <w:gridSpan w:val="4"/>
             <w:noWrap/>
             <w:tcMar>
               <w:top w:w="20" w:type="dxa"/>
@@ -5068,7 +4159,6 @@
           </w:tcPr>
           <w:p>
             <w:pPr>
-              <w:jc w:val="center"/>
               <w:rPr>
                 <w:rFonts w:ascii="Calibri" w:hAnsi="Calibri" w:cs="Arial"/>
                 <w:b/>
@@ -5085,30 +4175,15 @@
               </w:rPr>
               <w:t>6</w:t>
             </w:r>
-          </w:p>
-        </w:tc>
-        <w:tc>
-          <w:tcPr>
-            <w:tcW w:w="3457" w:type="dxa"/>
-            <w:noWrap/>
-            <w:tcMar>
-              <w:top w:w="20" w:type="dxa"/>
-              <w:left w:w="20" w:type="dxa"/>
-              <w:bottom w:w="0" w:type="dxa"/>
-              <w:right w:w="20" w:type="dxa"/>
-            </w:tcMar>
-            <w:vAlign w:val="center"/>
-          </w:tcPr>
-          <w:p>
-            <w:pPr>
-              <w:jc w:val="center"/>
-              <w:rPr>
-                <w:rFonts w:ascii="Calibri" w:hAnsi="Calibri" w:cs="Arial"/>
-                <w:b/>
-                <w:sz w:val="22"/>
-                <w:szCs w:val="22"/>
-              </w:rPr>
-            </w:pPr>
+            <w:r>
+              <w:rPr>
+                <w:rFonts w:ascii="Calibri" w:hAnsi="Calibri" w:cs="Arial"/>
+                <w:b/>
+                <w:sz w:val="22"/>
+                <w:szCs w:val="22"/>
+              </w:rPr>
+              <w:t xml:space="preserve">. </w:t>
+            </w:r>
             <w:r>
               <w:rPr>
                 <w:rFonts w:ascii="Calibri" w:hAnsi="Calibri" w:cs="Arial"/>
@@ -5118,49 +4193,6 @@
               </w:rPr>
               <w:t>Planning</w:t>
             </w:r>
-          </w:p>
-        </w:tc>
-        <w:tc>
-          <w:tcPr>
-            <w:tcW w:w="992" w:type="dxa"/>
-            <w:tcMar>
-              <w:top w:w="20" w:type="dxa"/>
-              <w:left w:w="20" w:type="dxa"/>
-              <w:bottom w:w="0" w:type="dxa"/>
-              <w:right w:w="20" w:type="dxa"/>
-            </w:tcMar>
-          </w:tcPr>
-          <w:p>
-            <w:pPr>
-              <w:jc w:val="center"/>
-              <w:rPr>
-                <w:rFonts w:ascii="Calibri" w:hAnsi="Calibri" w:cs="Arial"/>
-                <w:sz w:val="22"/>
-                <w:szCs w:val="22"/>
-              </w:rPr>
-            </w:pPr>
-          </w:p>
-        </w:tc>
-        <w:tc>
-          <w:tcPr>
-            <w:tcW w:w="5245" w:type="dxa"/>
-            <w:noWrap/>
-            <w:tcMar>
-              <w:top w:w="20" w:type="dxa"/>
-              <w:left w:w="20" w:type="dxa"/>
-              <w:bottom w:w="0" w:type="dxa"/>
-              <w:right w:w="20" w:type="dxa"/>
-            </w:tcMar>
-            <w:vAlign w:val="bottom"/>
-          </w:tcPr>
-          <w:p>
-            <w:pPr>
-              <w:rPr>
-                <w:rFonts w:ascii="Calibri" w:hAnsi="Calibri" w:cs="Arial"/>
-                <w:sz w:val="22"/>
-                <w:szCs w:val="22"/>
-              </w:rPr>
-            </w:pPr>
           </w:p>
         </w:tc>
       </w:tr>
@@ -5289,31 +4321,7 @@
                 <w:sz w:val="22"/>
                 <w:szCs w:val="22"/>
               </w:rPr>
-              <w:t xml:space="preserve">Found addressed in the QMS Manual </w:t>
-            </w:r>
-            <w:r>
-              <w:rPr>
-                <w:rFonts w:ascii="Calibri" w:hAnsi="Calibri" w:cs="Arial"/>
-                <w:sz w:val="22"/>
-                <w:szCs w:val="22"/>
-              </w:rPr>
-              <w:t>Annex</w:t>
-            </w:r>
-            <w:r>
-              <w:rPr>
-                <w:rFonts w:ascii="Calibri" w:hAnsi="Calibri" w:cs="Arial"/>
-                <w:sz w:val="22"/>
-                <w:szCs w:val="22"/>
-              </w:rPr>
-              <w:t>ure</w:t>
-            </w:r>
-            <w:r>
-              <w:rPr>
-                <w:rFonts w:ascii="Calibri" w:hAnsi="Calibri" w:cs="Arial"/>
-                <w:sz w:val="22"/>
-                <w:szCs w:val="22"/>
-              </w:rPr>
-              <w:t>-X</w:t>
+              <w:t>Answer according to the prompt</w:t>
             </w:r>
           </w:p>
         </w:tc>
@@ -5430,34 +4438,6 @@
           </w:tcPr>
           <w:p>
             <w:pPr>
-              <w:jc w:val="both"/>
-              <w:rPr>
-                <w:rFonts w:ascii="Calibri" w:hAnsi="Calibri" w:cs="Arial"/>
-                <w:sz w:val="22"/>
-                <w:szCs w:val="22"/>
-              </w:rPr>
-            </w:pPr>
-            <w:r>
-              <w:rPr>
-                <w:rFonts w:ascii="Calibri" w:hAnsi="Calibri" w:cs="Arial"/>
-                <w:sz w:val="22"/>
-                <w:szCs w:val="22"/>
-              </w:rPr>
-              <w:t>Risk and opportunities for key processes have been identified in the plan.</w:t>
-            </w:r>
-          </w:p>
-          <w:p>
-            <w:pPr>
-              <w:jc w:val="both"/>
-              <w:rPr>
-                <w:rFonts w:ascii="Calibri" w:hAnsi="Calibri" w:cs="Arial"/>
-                <w:sz w:val="22"/>
-                <w:szCs w:val="22"/>
-              </w:rPr>
-            </w:pPr>
-          </w:p>
-          <w:p>
-            <w:pPr>
               <w:autoSpaceDE w:val="0"/>
               <w:autoSpaceDN w:val="0"/>
               <w:adjustRightInd w:val="0"/>
@@ -5474,15 +4454,7 @@
                 <w:sz w:val="22"/>
                 <w:szCs w:val="22"/>
               </w:rPr>
-              <w:t xml:space="preserve">(Refer: Risks and related mitigation plans. identified risks and opportunities and evaluation of its </w:t>
-            </w:r>
-            <w:r>
-              <w:rPr>
-                <w:rFonts w:ascii="Calibri" w:hAnsi="Calibri" w:cs="Arial"/>
-                <w:sz w:val="22"/>
-                <w:szCs w:val="22"/>
-              </w:rPr>
-              <w:t>effectiveness record</w:t>
+              <w:t>Answer according to the prompt</w:t>
             </w:r>
           </w:p>
         </w:tc>
@@ -5612,63 +4584,7 @@
                 <w:sz w:val="22"/>
                 <w:szCs w:val="22"/>
               </w:rPr>
-              <w:t xml:space="preserve">Document (Risk analysis &amp; Mitigation </w:t>
-            </w:r>
-            <w:r>
-              <w:rPr>
-                <w:rFonts w:ascii="Calibri" w:hAnsi="Calibri" w:cs="Arial"/>
-                <w:sz w:val="22"/>
-                <w:szCs w:val="22"/>
-              </w:rPr>
-              <w:t>plan) was</w:t>
-            </w:r>
-            <w:r>
-              <w:rPr>
-                <w:rFonts w:ascii="Calibri" w:hAnsi="Calibri" w:cs="Arial"/>
-                <w:sz w:val="22"/>
-                <w:szCs w:val="22"/>
-              </w:rPr>
-              <w:t xml:space="preserve"> found created as plan of action to address the identified risks and opportunities and evaluation of its effectiveness seen evidenced.  Record of risk &amp; opportunities found including evaluation of action defined in BLPL/</w:t>
-            </w:r>
-            <w:r>
-              <w:rPr>
-                <w:rFonts w:ascii="Calibri" w:hAnsi="Calibri" w:cs="Arial"/>
-                <w:sz w:val="22"/>
-                <w:szCs w:val="22"/>
-              </w:rPr>
-              <w:t>RA/HRD</w:t>
-            </w:r>
-            <w:r>
-              <w:rPr>
-                <w:rFonts w:ascii="Calibri" w:hAnsi="Calibri" w:cs="Arial"/>
-                <w:sz w:val="22"/>
-                <w:szCs w:val="22"/>
-              </w:rPr>
-              <w:t>/01 dated 01/</w:t>
-            </w:r>
-            <w:r>
-              <w:rPr>
-                <w:rFonts w:ascii="Calibri" w:hAnsi="Calibri" w:cs="Arial"/>
-                <w:sz w:val="22"/>
-                <w:szCs w:val="22"/>
-              </w:rPr>
-              <w:t>06</w:t>
-            </w:r>
-            <w:r>
-              <w:rPr>
-                <w:rFonts w:ascii="Calibri" w:hAnsi="Calibri" w:cs="Arial"/>
-                <w:sz w:val="22"/>
-                <w:szCs w:val="22"/>
-              </w:rPr>
-              <w:t>/202</w:t>
-            </w:r>
-            <w:r>
-              <w:rPr>
-                <w:rFonts w:ascii="Calibri" w:hAnsi="Calibri" w:cs="Arial"/>
-                <w:sz w:val="22"/>
-                <w:szCs w:val="22"/>
-              </w:rPr>
-              <w:t>4</w:t>
+              <w:t>Answer according to the prompt</w:t>
             </w:r>
           </w:p>
         </w:tc>
@@ -5764,6 +4680,14 @@
                 <w:szCs w:val="22"/>
               </w:rPr>
             </w:pPr>
+            <w:r>
+              <w:rPr>
+                <w:rFonts w:ascii="Calibri" w:hAnsi="Calibri" w:cs="Arial"/>
+                <w:sz w:val="22"/>
+                <w:szCs w:val="22"/>
+              </w:rPr>
+              <w:t>{{clause}}</w:t>
+            </w:r>
           </w:p>
         </w:tc>
         <w:tc>
@@ -5786,6 +4710,14 @@
                 <w:szCs w:val="22"/>
               </w:rPr>
             </w:pPr>
+            <w:r>
+              <w:rPr>
+                <w:rFonts w:ascii="Calibri" w:hAnsi="Calibri" w:cs="Arial"/>
+                <w:sz w:val="22"/>
+                <w:szCs w:val="22"/>
+              </w:rPr>
+              <w:t>Answer according to the prompt</w:t>
+            </w:r>
           </w:p>
         </w:tc>
       </w:tr>
@@ -5854,7 +4786,16 @@
                 <w:sz w:val="22"/>
                 <w:szCs w:val="22"/>
               </w:rPr>
-              <w:t xml:space="preserve">Establishment of Quality objectives at relevant functional levels and processes </w:t>
+              <w:t xml:space="preserve">Establishment of Quality objectives at relevant functional levels and </w:t>
+            </w:r>
+            <w:r>
+              <w:rPr>
+                <w:rFonts w:ascii="Calibri" w:hAnsi="Calibri" w:cs="Arial"/>
+                <w:sz w:val="22"/>
+                <w:szCs w:val="22"/>
+              </w:rPr>
+              <w:lastRenderedPageBreak/>
+              <w:t xml:space="preserve">processes </w:t>
             </w:r>
           </w:p>
         </w:tc>
@@ -5883,6 +4824,7 @@
                 <w:sz w:val="22"/>
                 <w:szCs w:val="22"/>
               </w:rPr>
+              <w:lastRenderedPageBreak/>
               <w:t>{{clause}}</w:t>
             </w:r>
           </w:p>
@@ -5913,89 +4855,7 @@
                 <w:sz w:val="22"/>
                 <w:szCs w:val="22"/>
               </w:rPr>
-              <w:t xml:space="preserve">Measurable </w:t>
-            </w:r>
-            <w:r>
-              <w:rPr>
-                <w:rFonts w:ascii="Calibri" w:hAnsi="Calibri" w:cs="Arial"/>
-                <w:sz w:val="22"/>
-                <w:szCs w:val="22"/>
-              </w:rPr>
-              <w:t xml:space="preserve">Objectives found established separately in QMS </w:t>
-            </w:r>
-            <w:r>
-              <w:rPr>
-                <w:rFonts w:ascii="Calibri" w:hAnsi="Calibri" w:cs="Arial"/>
-                <w:sz w:val="22"/>
-                <w:szCs w:val="22"/>
-              </w:rPr>
-              <w:t>Manual.</w:t>
-            </w:r>
-            <w:r>
-              <w:rPr>
-                <w:rFonts w:ascii="Calibri" w:hAnsi="Calibri" w:cs="Arial"/>
-                <w:sz w:val="22"/>
-                <w:szCs w:val="22"/>
-              </w:rPr>
-              <w:t xml:space="preserve"> Objective policies are as follows: </w:t>
-            </w:r>
-            <w:proofErr w:type="gramStart"/>
-            <w:r>
-              <w:rPr>
-                <w:rFonts w:ascii="Calibri" w:hAnsi="Calibri" w:cs="Arial"/>
-                <w:sz w:val="22"/>
-                <w:szCs w:val="22"/>
-              </w:rPr>
-              <w:t xml:space="preserve">   (</w:t>
-            </w:r>
-            <w:proofErr w:type="gramEnd"/>
-            <w:r>
-              <w:rPr>
-                <w:rFonts w:ascii="Calibri" w:hAnsi="Calibri" w:cs="Arial"/>
-                <w:sz w:val="22"/>
-                <w:szCs w:val="22"/>
-              </w:rPr>
-              <w:t xml:space="preserve">1) To increase turnover by 20% by the end of the next </w:t>
-            </w:r>
-            <w:r>
-              <w:rPr>
-                <w:rFonts w:ascii="Calibri" w:hAnsi="Calibri" w:cs="Arial"/>
-                <w:sz w:val="22"/>
-                <w:szCs w:val="22"/>
-              </w:rPr>
-              <w:t>calendar</w:t>
-            </w:r>
-            <w:r>
-              <w:rPr>
-                <w:rFonts w:ascii="Calibri" w:hAnsi="Calibri" w:cs="Arial"/>
-                <w:sz w:val="22"/>
-                <w:szCs w:val="22"/>
-              </w:rPr>
-              <w:t xml:space="preserve"> (2) Customer rejection level to be maintained to max 0.1%  (3) Customer complaint nil and customer satisfaction above 90%   (4) To maintain 100% on time delivery of Products  (5) To increase productivity by 10% in next  </w:t>
-            </w:r>
-            <w:r>
-              <w:rPr>
-                <w:rFonts w:ascii="Calibri" w:hAnsi="Calibri" w:cs="Arial"/>
-                <w:sz w:val="22"/>
-                <w:szCs w:val="22"/>
-              </w:rPr>
-              <w:t>calendar</w:t>
-            </w:r>
-            <w:r>
-              <w:rPr>
-                <w:rFonts w:ascii="Calibri" w:hAnsi="Calibri" w:cs="Arial"/>
-                <w:sz w:val="22"/>
-                <w:szCs w:val="22"/>
-              </w:rPr>
-              <w:t xml:space="preserve"> year</w:t>
-            </w:r>
-            <w:r>
-              <w:rPr>
-                <w:rFonts w:ascii="Calibri" w:hAnsi="Calibri" w:cs="Arial"/>
-                <w:sz w:val="22"/>
-                <w:szCs w:val="22"/>
-              </w:rPr>
-              <w:t>.</w:t>
+              <w:t>Answer according to the prompt</w:t>
             </w:r>
           </w:p>
         </w:tc>
@@ -6117,15 +4977,7 @@
                 <w:sz w:val="22"/>
                 <w:szCs w:val="22"/>
               </w:rPr>
-              <w:t xml:space="preserve">Strategies to achieve Objectives has been found documented </w:t>
-            </w:r>
-            <w:r>
-              <w:rPr>
-                <w:rFonts w:ascii="Calibri" w:hAnsi="Calibri" w:cs="Arial"/>
-                <w:sz w:val="22"/>
-                <w:szCs w:val="22"/>
-              </w:rPr>
-              <w:t xml:space="preserve">  BLPL/QMSDI/04Rev.0</w:t>
+              <w:t>Answer according to the prompt</w:t>
             </w:r>
           </w:p>
         </w:tc>
@@ -6246,7 +5098,7 @@
                 <w:sz w:val="22"/>
                 <w:szCs w:val="22"/>
               </w:rPr>
-              <w:t xml:space="preserve">Management’s Planning has been found adequate to capture the possibility and potential changes to the plan in QMS Manual.  Found Satisfactory </w:t>
+              <w:t>Answer according to the prompt</w:t>
             </w:r>
           </w:p>
         </w:tc>
@@ -6259,7 +5111,8 @@
         </w:trPr>
         <w:tc>
           <w:tcPr>
-            <w:tcW w:w="958" w:type="dxa"/>
+            <w:tcW w:w="10652" w:type="dxa"/>
+            <w:gridSpan w:val="4"/>
             <w:noWrap/>
             <w:tcMar>
               <w:top w:w="20" w:type="dxa"/>
@@ -6271,7 +5124,6 @@
           </w:tcPr>
           <w:p>
             <w:pPr>
-              <w:jc w:val="center"/>
               <w:rPr>
                 <w:rFonts w:ascii="Calibri" w:hAnsi="Calibri" w:cs="Arial"/>
                 <w:b/>
@@ -6288,30 +5140,15 @@
               </w:rPr>
               <w:t>7</w:t>
             </w:r>
-          </w:p>
-        </w:tc>
-        <w:tc>
-          <w:tcPr>
-            <w:tcW w:w="3457" w:type="dxa"/>
-            <w:noWrap/>
-            <w:tcMar>
-              <w:top w:w="20" w:type="dxa"/>
-              <w:left w:w="20" w:type="dxa"/>
-              <w:bottom w:w="0" w:type="dxa"/>
-              <w:right w:w="20" w:type="dxa"/>
-            </w:tcMar>
-            <w:vAlign w:val="center"/>
-          </w:tcPr>
-          <w:p>
-            <w:pPr>
-              <w:jc w:val="center"/>
-              <w:rPr>
-                <w:rFonts w:ascii="Calibri" w:hAnsi="Calibri" w:cs="Arial"/>
-                <w:b/>
-                <w:sz w:val="22"/>
-                <w:szCs w:val="22"/>
-              </w:rPr>
-            </w:pPr>
+            <w:r>
+              <w:rPr>
+                <w:rFonts w:ascii="Calibri" w:hAnsi="Calibri" w:cs="Arial"/>
+                <w:b/>
+                <w:sz w:val="22"/>
+                <w:szCs w:val="22"/>
+              </w:rPr>
+              <w:t xml:space="preserve">. </w:t>
+            </w:r>
             <w:r>
               <w:rPr>
                 <w:rFonts w:ascii="Calibri" w:hAnsi="Calibri" w:cs="Arial"/>
@@ -6321,42 +5158,6 @@
               </w:rPr>
               <w:t>Support</w:t>
             </w:r>
-          </w:p>
-        </w:tc>
-        <w:tc>
-          <w:tcPr>
-            <w:tcW w:w="992" w:type="dxa"/>
-            <w:tcMar>
-              <w:top w:w="20" w:type="dxa"/>
-              <w:left w:w="20" w:type="dxa"/>
-              <w:bottom w:w="0" w:type="dxa"/>
-              <w:right w:w="20" w:type="dxa"/>
-            </w:tcMar>
-          </w:tcPr>
-          <w:p>
-            <w:pPr>
-              <w:jc w:val="center"/>
-              <w:rPr>
-                <w:rFonts w:ascii="Calibri" w:hAnsi="Calibri" w:cs="Arial"/>
-                <w:sz w:val="22"/>
-                <w:szCs w:val="22"/>
-              </w:rPr>
-            </w:pPr>
-          </w:p>
-        </w:tc>
-        <w:tc>
-          <w:tcPr>
-            <w:tcW w:w="5245" w:type="dxa"/>
-            <w:vAlign w:val="bottom"/>
-          </w:tcPr>
-          <w:p>
-            <w:pPr>
-              <w:rPr>
-                <w:rFonts w:ascii="Calibri" w:hAnsi="Calibri" w:cs="Arial"/>
-                <w:sz w:val="22"/>
-                <w:szCs w:val="22"/>
-              </w:rPr>
-            </w:pPr>
           </w:p>
         </w:tc>
       </w:tr>
@@ -6395,7 +5196,6 @@
                 <w:sz w:val="22"/>
                 <w:szCs w:val="22"/>
               </w:rPr>
-              <w:lastRenderedPageBreak/>
               <w:t>7.1</w:t>
             </w:r>
           </w:p>
@@ -6452,6 +5252,14 @@
                 <w:szCs w:val="22"/>
               </w:rPr>
             </w:pPr>
+            <w:r>
+              <w:rPr>
+                <w:rFonts w:ascii="Calibri" w:hAnsi="Calibri" w:cs="Arial"/>
+                <w:sz w:val="22"/>
+                <w:szCs w:val="22"/>
+              </w:rPr>
+              <w:t>{{clause}}</w:t>
+            </w:r>
           </w:p>
         </w:tc>
         <w:tc>
@@ -6467,6 +5275,14 @@
                 <w:szCs w:val="22"/>
               </w:rPr>
             </w:pPr>
+            <w:r>
+              <w:rPr>
+                <w:rFonts w:ascii="Calibri" w:hAnsi="Calibri" w:cs="Arial"/>
+                <w:sz w:val="22"/>
+                <w:szCs w:val="22"/>
+              </w:rPr>
+              <w:t>Answer according to the prompt</w:t>
+            </w:r>
           </w:p>
         </w:tc>
       </w:tr>
@@ -6575,23 +5391,6 @@
           </w:tcPr>
           <w:p>
             <w:pPr>
-              <w:rPr>
-                <w:rFonts w:ascii="Calibri" w:hAnsi="Calibri" w:cs="Arial"/>
-                <w:sz w:val="22"/>
-                <w:szCs w:val="22"/>
-              </w:rPr>
-            </w:pPr>
-            <w:r>
-              <w:rPr>
-                <w:rFonts w:ascii="Calibri" w:hAnsi="Calibri" w:cs="Arial"/>
-                <w:sz w:val="22"/>
-                <w:szCs w:val="22"/>
-              </w:rPr>
-              <w:t>Clarity on Constraints and needs from external providers adequately defined</w:t>
-            </w:r>
-          </w:p>
-          <w:p>
-            <w:pPr>
               <w:jc w:val="both"/>
               <w:rPr>
                 <w:rFonts w:ascii="Calibri" w:hAnsi="Calibri" w:cs="Arial"/>
@@ -6605,7 +5404,7 @@
                 <w:sz w:val="22"/>
                 <w:szCs w:val="22"/>
               </w:rPr>
-              <w:t xml:space="preserve"> In QMS Manual BLPL/QM/01Rev.00               </w:t>
+              <w:t>Answer according to the prompt</w:t>
             </w:r>
           </w:p>
         </w:tc>
@@ -6726,43 +5525,8 @@
                 <w:sz w:val="22"/>
                 <w:szCs w:val="22"/>
               </w:rPr>
-              <w:t xml:space="preserve">Identification of people has been defined within the Manual and a competence skill mapping evidenced. Addressed </w:t>
-            </w:r>
-            <w:proofErr w:type="gramStart"/>
-            <w:r>
-              <w:rPr>
-                <w:rFonts w:ascii="Calibri" w:hAnsi="Calibri" w:cs="Arial"/>
-                <w:sz w:val="22"/>
-                <w:szCs w:val="22"/>
-              </w:rPr>
-              <w:t>in  BLPL</w:t>
-            </w:r>
-            <w:proofErr w:type="gramEnd"/>
-            <w:r>
-              <w:rPr>
-                <w:rFonts w:ascii="Calibri" w:hAnsi="Calibri" w:cs="Arial"/>
-                <w:sz w:val="22"/>
-                <w:szCs w:val="22"/>
-              </w:rPr>
-              <w:t>/</w:t>
-            </w:r>
-            <w:r>
-              <w:rPr>
-                <w:rFonts w:ascii="Calibri" w:hAnsi="Calibri" w:cs="Arial"/>
-                <w:sz w:val="22"/>
-                <w:szCs w:val="22"/>
-              </w:rPr>
-              <w:t>F/HRD/02Rev.0</w:t>
-            </w:r>
-          </w:p>
-          <w:p>
-            <w:pPr>
-              <w:rPr>
-                <w:rFonts w:ascii="Calibri" w:hAnsi="Calibri" w:cs="Arial"/>
-                <w:sz w:val="22"/>
-                <w:szCs w:val="22"/>
-              </w:rPr>
-            </w:pPr>
+              <w:t>Answer according to the prompt</w:t>
+            </w:r>
           </w:p>
           <w:p>
             <w:pPr>
@@ -6891,25 +5655,7 @@
                 <w:sz w:val="22"/>
                 <w:szCs w:val="22"/>
               </w:rPr>
-              <w:t xml:space="preserve">Necessary infrastructure and associated utilities including machines </w:t>
-            </w:r>
-            <w:proofErr w:type="gramStart"/>
-            <w:r>
-              <w:rPr>
-                <w:rFonts w:ascii="Calibri" w:hAnsi="Calibri" w:cs="Arial"/>
-                <w:sz w:val="22"/>
-                <w:szCs w:val="22"/>
-              </w:rPr>
-              <w:t>and  equipment</w:t>
-            </w:r>
-            <w:proofErr w:type="gramEnd"/>
-            <w:r>
-              <w:rPr>
-                <w:rFonts w:ascii="Calibri" w:hAnsi="Calibri" w:cs="Arial"/>
-                <w:sz w:val="22"/>
-                <w:szCs w:val="22"/>
-              </w:rPr>
-              <w:t>, has been found addressed and considered in QMS Manual BLPL/QM/01Rev.00</w:t>
+              <w:t>Answer according to the prompt</w:t>
             </w:r>
           </w:p>
         </w:tc>
@@ -7030,24 +5776,7 @@
                 <w:sz w:val="22"/>
                 <w:szCs w:val="22"/>
               </w:rPr>
-              <w:t xml:space="preserve">Operational control and process facilities found considered within QMS.  All factors such as social, physical, psychological have been given emphasis. </w:t>
-            </w:r>
-          </w:p>
-          <w:p>
-            <w:pPr>
-              <w:rPr>
-                <w:rFonts w:ascii="Calibri" w:hAnsi="Calibri" w:cs="Arial"/>
-                <w:sz w:val="22"/>
-                <w:szCs w:val="22"/>
-              </w:rPr>
-            </w:pPr>
-            <w:r>
-              <w:rPr>
-                <w:rFonts w:ascii="Calibri" w:hAnsi="Calibri" w:cs="Arial"/>
-                <w:sz w:val="22"/>
-                <w:szCs w:val="22"/>
-              </w:rPr>
-              <w:t>Adequate provision seen available</w:t>
+              <w:t>Answer according to the prompt</w:t>
             </w:r>
           </w:p>
         </w:tc>
@@ -7143,6 +5872,14 @@
                 <w:szCs w:val="22"/>
               </w:rPr>
             </w:pPr>
+            <w:r>
+              <w:rPr>
+                <w:rFonts w:ascii="Calibri" w:hAnsi="Calibri" w:cs="Arial"/>
+                <w:sz w:val="22"/>
+                <w:szCs w:val="22"/>
+              </w:rPr>
+              <w:t>{{clause}}</w:t>
+            </w:r>
           </w:p>
         </w:tc>
         <w:tc>
@@ -7158,6 +5895,14 @@
                 <w:szCs w:val="22"/>
               </w:rPr>
             </w:pPr>
+            <w:r>
+              <w:rPr>
+                <w:rFonts w:ascii="Calibri" w:hAnsi="Calibri" w:cs="Arial"/>
+                <w:sz w:val="22"/>
+                <w:szCs w:val="22"/>
+              </w:rPr>
+              <w:t xml:space="preserve">Answer according to the prompt               </w:t>
+            </w:r>
           </w:p>
         </w:tc>
       </w:tr>
@@ -7266,110 +6011,6 @@
           </w:tcPr>
           <w:p>
             <w:pPr>
-              <w:rPr>
-                <w:rFonts w:ascii="Calibri" w:hAnsi="Calibri" w:cs="Arial"/>
-                <w:sz w:val="22"/>
-                <w:szCs w:val="22"/>
-              </w:rPr>
-            </w:pPr>
-            <w:r>
-              <w:rPr>
-                <w:rFonts w:ascii="Calibri" w:hAnsi="Calibri" w:cs="Arial"/>
-                <w:sz w:val="22"/>
-                <w:szCs w:val="22"/>
-              </w:rPr>
-              <w:t>Evidence of validation of fitness of the resources found available.</w:t>
-            </w:r>
-          </w:p>
-          <w:p>
-            <w:pPr>
-              <w:rPr>
-                <w:rFonts w:ascii="Calibri" w:hAnsi="Calibri" w:cs="Arial"/>
-                <w:sz w:val="22"/>
-                <w:szCs w:val="22"/>
-              </w:rPr>
-            </w:pPr>
-            <w:r>
-              <w:rPr>
-                <w:rFonts w:ascii="Calibri" w:hAnsi="Calibri" w:cs="Arial"/>
-                <w:sz w:val="22"/>
-                <w:szCs w:val="22"/>
-              </w:rPr>
-              <w:t xml:space="preserve"> List of </w:t>
-            </w:r>
-            <w:proofErr w:type="spellStart"/>
-            <w:r>
-              <w:rPr>
-                <w:rFonts w:ascii="Calibri" w:hAnsi="Calibri" w:cs="Arial"/>
-                <w:sz w:val="22"/>
-                <w:szCs w:val="22"/>
-              </w:rPr>
-              <w:t>Hw</w:t>
-            </w:r>
-            <w:proofErr w:type="spellEnd"/>
-            <w:r>
-              <w:rPr>
-                <w:rFonts w:ascii="Calibri" w:hAnsi="Calibri" w:cs="Arial"/>
-                <w:sz w:val="22"/>
-                <w:szCs w:val="22"/>
-              </w:rPr>
-              <w:t xml:space="preserve"> and </w:t>
-            </w:r>
-            <w:proofErr w:type="spellStart"/>
-            <w:r>
-              <w:rPr>
-                <w:rFonts w:ascii="Calibri" w:hAnsi="Calibri" w:cs="Arial"/>
-                <w:sz w:val="22"/>
-                <w:szCs w:val="22"/>
-              </w:rPr>
-              <w:t>sw</w:t>
-            </w:r>
-            <w:proofErr w:type="spellEnd"/>
-            <w:r>
-              <w:rPr>
-                <w:rFonts w:ascii="Calibri" w:hAnsi="Calibri" w:cs="Arial"/>
-                <w:sz w:val="22"/>
-                <w:szCs w:val="22"/>
-              </w:rPr>
-              <w:t xml:space="preserve"> used </w:t>
-            </w:r>
-            <w:r>
-              <w:rPr>
-                <w:rFonts w:ascii="Calibri" w:hAnsi="Calibri" w:cs="Arial"/>
-                <w:sz w:val="22"/>
-                <w:szCs w:val="22"/>
-              </w:rPr>
-              <w:t>found referred within the QMS manual BLPL/</w:t>
-            </w:r>
-            <w:r>
-              <w:rPr>
-                <w:rFonts w:ascii="Calibri" w:hAnsi="Calibri" w:cs="Arial"/>
-                <w:sz w:val="22"/>
-                <w:szCs w:val="22"/>
-              </w:rPr>
-              <w:t>L/</w:t>
-            </w:r>
-            <w:proofErr w:type="spellStart"/>
-            <w:r>
-              <w:rPr>
-                <w:rFonts w:ascii="Calibri" w:hAnsi="Calibri" w:cs="Arial"/>
-                <w:sz w:val="22"/>
-                <w:szCs w:val="22"/>
-              </w:rPr>
-              <w:t>Maint</w:t>
-            </w:r>
-            <w:proofErr w:type="spellEnd"/>
-            <w:r>
-              <w:rPr>
-                <w:rFonts w:ascii="Calibri" w:hAnsi="Calibri" w:cs="Arial"/>
-                <w:sz w:val="22"/>
-                <w:szCs w:val="22"/>
-              </w:rPr>
-              <w:t>/01/Rev.0</w:t>
-            </w:r>
-          </w:p>
-          <w:p>
-            <w:pPr>
               <w:jc w:val="both"/>
               <w:rPr>
                 <w:rFonts w:ascii="Calibri" w:hAnsi="Calibri" w:cs="Arial"/>
@@ -7383,7 +6024,7 @@
                 <w:sz w:val="22"/>
                 <w:szCs w:val="22"/>
               </w:rPr>
-              <w:t xml:space="preserve">               </w:t>
+              <w:t xml:space="preserve">Answer according to the prompt               </w:t>
             </w:r>
           </w:p>
         </w:tc>
@@ -7493,38 +6134,20 @@
           </w:tcPr>
           <w:p>
             <w:pPr>
-              <w:jc w:val="both"/>
-              <w:rPr>
-                <w:rFonts w:ascii="Calibri" w:hAnsi="Calibri" w:cs="Arial"/>
-                <w:sz w:val="22"/>
-                <w:szCs w:val="22"/>
-              </w:rPr>
-            </w:pPr>
-            <w:r>
-              <w:rPr>
-                <w:rFonts w:ascii="Calibri" w:hAnsi="Calibri" w:cs="Arial"/>
-                <w:sz w:val="22"/>
-                <w:szCs w:val="22"/>
-              </w:rPr>
-              <w:t xml:space="preserve">File List of monitoring &amp; measuring </w:t>
-            </w:r>
-            <w:r>
-              <w:rPr>
-                <w:rFonts w:ascii="Calibri" w:hAnsi="Calibri" w:cs="Arial"/>
-                <w:sz w:val="22"/>
-                <w:szCs w:val="22"/>
-              </w:rPr>
-              <w:t>provision see and available</w:t>
-            </w:r>
-          </w:p>
-          <w:p>
-            <w:pPr>
-              <w:rPr>
-                <w:rFonts w:ascii="Calibri" w:hAnsi="Calibri" w:cs="Arial"/>
-                <w:sz w:val="22"/>
-                <w:szCs w:val="22"/>
-              </w:rPr>
-            </w:pPr>
+              <w:rPr>
+                <w:rFonts w:ascii="Calibri" w:hAnsi="Calibri" w:cs="Arial"/>
+                <w:sz w:val="22"/>
+                <w:szCs w:val="22"/>
+              </w:rPr>
+            </w:pPr>
+            <w:r>
+              <w:rPr>
+                <w:rFonts w:ascii="Calibri" w:hAnsi="Calibri" w:cs="Arial"/>
+                <w:sz w:val="22"/>
+                <w:szCs w:val="22"/>
+              </w:rPr>
+              <w:t xml:space="preserve">Answer according to the prompt </w:t>
+            </w:r>
           </w:p>
         </w:tc>
       </w:tr>
@@ -7633,10 +6256,6 @@
           </w:tcPr>
           <w:p>
             <w:pPr>
-              <w:numPr>
-                <w:ilvl w:val="0"/>
-                <w:numId w:val="27"/>
-              </w:numPr>
               <w:jc w:val="both"/>
               <w:rPr>
                 <w:rFonts w:ascii="Calibri" w:hAnsi="Calibri" w:cs="Arial"/>
@@ -7650,67 +6269,7 @@
                 <w:sz w:val="22"/>
                 <w:szCs w:val="22"/>
               </w:rPr>
-              <w:t xml:space="preserve">Product related technical specification and Quality Plans with Work Instructions seen maintained at the place of process. </w:t>
-            </w:r>
-          </w:p>
-          <w:p>
-            <w:pPr>
-              <w:numPr>
-                <w:ilvl w:val="0"/>
-                <w:numId w:val="27"/>
-              </w:numPr>
-              <w:jc w:val="both"/>
-              <w:rPr>
-                <w:rFonts w:ascii="Calibri" w:hAnsi="Calibri" w:cs="Arial"/>
-                <w:sz w:val="22"/>
-                <w:szCs w:val="22"/>
-              </w:rPr>
-            </w:pPr>
-            <w:r>
-              <w:rPr>
-                <w:rFonts w:ascii="Calibri" w:hAnsi="Calibri" w:cs="Arial"/>
-                <w:sz w:val="22"/>
-                <w:szCs w:val="22"/>
-              </w:rPr>
-              <w:t xml:space="preserve">System is adequate to capture the knowledge inputs from intellectual property and past failures and Results </w:t>
-            </w:r>
-          </w:p>
-          <w:p>
-            <w:pPr>
-              <w:ind w:left="420"/>
-              <w:jc w:val="both"/>
-              <w:rPr>
-                <w:rFonts w:ascii="Calibri" w:hAnsi="Calibri" w:cs="Arial"/>
-                <w:sz w:val="22"/>
-                <w:szCs w:val="22"/>
-              </w:rPr>
-            </w:pPr>
-            <w:r>
-              <w:rPr>
-                <w:rFonts w:ascii="Calibri" w:hAnsi="Calibri" w:cs="Arial"/>
-                <w:sz w:val="22"/>
-                <w:szCs w:val="22"/>
-              </w:rPr>
-              <w:t>Found addressed in QMS Manual – BLPL/QM/01Rev.00 &amp; List of External Origin Docs</w:t>
-            </w:r>
-          </w:p>
-          <w:p>
-            <w:pPr>
-              <w:ind w:left="420"/>
-              <w:jc w:val="both"/>
-              <w:rPr>
-                <w:rFonts w:ascii="Calibri" w:hAnsi="Calibri" w:cs="Arial"/>
-                <w:sz w:val="22"/>
-                <w:szCs w:val="22"/>
-              </w:rPr>
-            </w:pPr>
-            <w:r>
-              <w:rPr>
-                <w:rFonts w:ascii="Calibri" w:hAnsi="Calibri" w:cs="Arial"/>
-                <w:sz w:val="22"/>
-                <w:szCs w:val="22"/>
-              </w:rPr>
-              <w:t xml:space="preserve">           </w:t>
+              <w:t xml:space="preserve">Answer according to the prompt           </w:t>
             </w:r>
           </w:p>
         </w:tc>
@@ -7831,40 +6390,7 @@
                 <w:sz w:val="22"/>
                 <w:szCs w:val="22"/>
               </w:rPr>
-              <w:t xml:space="preserve">List of employees with their competence level is found mapped and documented to achieve conformity to the services and process. </w:t>
-            </w:r>
-          </w:p>
-          <w:p>
-            <w:pPr>
-              <w:rPr>
-                <w:rFonts w:ascii="Calibri" w:hAnsi="Calibri" w:cs="Arial"/>
-                <w:sz w:val="22"/>
-                <w:szCs w:val="22"/>
-              </w:rPr>
-            </w:pPr>
-            <w:r>
-              <w:rPr>
-                <w:rFonts w:ascii="Calibri" w:hAnsi="Calibri" w:cs="Arial"/>
-                <w:sz w:val="22"/>
-                <w:szCs w:val="22"/>
-              </w:rPr>
-              <w:t>Competence Criteria found described within the QMS manual BLPL/</w:t>
-            </w:r>
-            <w:r>
-              <w:rPr>
-                <w:rFonts w:ascii="Calibri" w:hAnsi="Calibri" w:cs="Arial"/>
-                <w:sz w:val="22"/>
-                <w:szCs w:val="22"/>
-              </w:rPr>
-              <w:t>F/HRD/02</w:t>
-            </w:r>
-            <w:r>
-              <w:rPr>
-                <w:rFonts w:ascii="Calibri" w:hAnsi="Calibri" w:cs="Arial"/>
-                <w:sz w:val="22"/>
-                <w:szCs w:val="22"/>
-              </w:rPr>
-              <w:t>Rev.00</w:t>
+              <w:t xml:space="preserve">Answer according to the prompt               </w:t>
             </w:r>
           </w:p>
         </w:tc>
@@ -7978,19 +6504,10 @@
             <w:r>
               <w:rPr>
                 <w:rFonts w:ascii="Calibri" w:hAnsi="Calibri" w:cs="Arial"/>
-                <w:bCs/>
-                <w:sz w:val="22"/>
-                <w:szCs w:val="22"/>
-              </w:rPr>
-              <w:t>Awareness creating techniques are seen evidenced on Policy, Objectives and other inputs to achieve conformity to the QMS - BLPL/QM/01</w:t>
-            </w:r>
-            <w:r>
-              <w:rPr>
-                <w:rFonts w:ascii="Calibri" w:hAnsi="Calibri" w:cs="Arial"/>
-                <w:sz w:val="22"/>
-                <w:szCs w:val="22"/>
-              </w:rPr>
-              <w:t>Rev.00</w:t>
+                <w:sz w:val="22"/>
+                <w:szCs w:val="22"/>
+              </w:rPr>
+              <w:t xml:space="preserve">Answer according to the prompt               </w:t>
             </w:r>
           </w:p>
         </w:tc>
@@ -8107,25 +6624,6 @@
           </w:tcPr>
           <w:p>
             <w:pPr>
-              <w:rPr>
-                <w:rFonts w:ascii="Calibri" w:hAnsi="Calibri" w:cs="Arial"/>
-                <w:bCs/>
-                <w:sz w:val="22"/>
-                <w:szCs w:val="22"/>
-              </w:rPr>
-            </w:pPr>
-            <w:r>
-              <w:rPr>
-                <w:rFonts w:ascii="Calibri" w:hAnsi="Calibri" w:cs="Arial"/>
-                <w:bCs/>
-                <w:sz w:val="22"/>
-                <w:szCs w:val="22"/>
-              </w:rPr>
-              <w:t xml:space="preserve">Communication has been referred within the Manual necessary linkages, responsibilities and methodology is captured with clarity. Flow of communication upward and downward evidenced.             </w:t>
-            </w:r>
-          </w:p>
-          <w:p>
-            <w:pPr>
               <w:jc w:val="both"/>
               <w:rPr>
                 <w:rFonts w:ascii="Calibri" w:hAnsi="Calibri" w:cs="Arial"/>
@@ -8140,7 +6638,7 @@
                 <w:sz w:val="22"/>
                 <w:szCs w:val="22"/>
               </w:rPr>
-              <w:t xml:space="preserve"> </w:t>
+              <w:t xml:space="preserve">Answer according to the prompt               </w:t>
             </w:r>
           </w:p>
         </w:tc>
@@ -8400,58 +6898,7 @@
                 <w:sz w:val="22"/>
                 <w:szCs w:val="22"/>
               </w:rPr>
-              <w:t xml:space="preserve">Master list of documents </w:t>
-            </w:r>
-            <w:r>
-              <w:rPr>
-                <w:rFonts w:ascii="Calibri" w:hAnsi="Calibri" w:cs="Arial"/>
-                <w:sz w:val="22"/>
-                <w:szCs w:val="22"/>
-              </w:rPr>
-              <w:t>BLPL/QM/01Rev.0 Annexure-III</w:t>
-            </w:r>
-            <w:r>
-              <w:rPr>
-                <w:rFonts w:ascii="Calibri" w:hAnsi="Calibri" w:cs="Arial"/>
-                <w:sz w:val="22"/>
-                <w:szCs w:val="22"/>
-              </w:rPr>
-              <w:t xml:space="preserve"> and master list of records </w:t>
-            </w:r>
-            <w:r>
-              <w:rPr>
-                <w:rFonts w:ascii="Calibri" w:hAnsi="Calibri" w:cs="Arial"/>
-                <w:sz w:val="22"/>
-                <w:szCs w:val="22"/>
-              </w:rPr>
-              <w:t xml:space="preserve">BLPL/QM/01Rev.0 Annexure-XI </w:t>
-            </w:r>
-            <w:r>
-              <w:rPr>
-                <w:rFonts w:ascii="Calibri" w:hAnsi="Calibri" w:cs="Arial"/>
-                <w:sz w:val="22"/>
-                <w:szCs w:val="22"/>
-              </w:rPr>
-              <w:lastRenderedPageBreak/>
-              <w:t xml:space="preserve">found in file </w:t>
-            </w:r>
-          </w:p>
-          <w:p>
-            <w:pPr>
-              <w:jc w:val="both"/>
-              <w:rPr>
-                <w:rFonts w:ascii="Calibri" w:hAnsi="Calibri" w:cs="Arial"/>
-                <w:sz w:val="22"/>
-                <w:szCs w:val="22"/>
-              </w:rPr>
-            </w:pPr>
-            <w:r>
-              <w:rPr>
-                <w:rFonts w:ascii="Calibri" w:hAnsi="Calibri" w:cs="Arial"/>
-                <w:sz w:val="22"/>
-                <w:szCs w:val="22"/>
-              </w:rPr>
-              <w:t>The requirement is found addressed in the QMS manual BLPL/QM/01</w:t>
+              <w:t xml:space="preserve">Answer according to the prompt               </w:t>
             </w:r>
           </w:p>
         </w:tc>
@@ -8491,7 +6938,6 @@
                 <w:sz w:val="22"/>
                 <w:szCs w:val="22"/>
               </w:rPr>
-              <w:lastRenderedPageBreak/>
               <w:t>7.5.2</w:t>
             </w:r>
           </w:p>
@@ -8565,53 +7011,18 @@
               <w:jc w:val="both"/>
               <w:rPr>
                 <w:rFonts w:ascii="Calibri" w:hAnsi="Calibri" w:cs="Arial"/>
-                <w:sz w:val="22"/>
-                <w:szCs w:val="22"/>
-              </w:rPr>
-            </w:pPr>
-            <w:r>
-              <w:rPr>
-                <w:rFonts w:ascii="Calibri" w:hAnsi="Calibri" w:cs="Arial"/>
                 <w:bCs/>
                 <w:sz w:val="22"/>
                 <w:szCs w:val="22"/>
               </w:rPr>
-              <w:t>SOP for control of documented information found evidenced BLPL</w:t>
-            </w:r>
-            <w:r>
-              <w:rPr>
-                <w:rFonts w:ascii="Calibri" w:hAnsi="Calibri" w:cs="Arial"/>
-                <w:sz w:val="22"/>
-                <w:szCs w:val="22"/>
-              </w:rPr>
-              <w:t xml:space="preserve">/QP/01 for control of documents and BLPL/QP/03 for control of records </w:t>
-            </w:r>
-          </w:p>
-          <w:p>
-            <w:pPr>
-              <w:jc w:val="both"/>
-              <w:rPr>
-                <w:rFonts w:ascii="Calibri" w:hAnsi="Calibri" w:cs="Arial"/>
-                <w:bCs/>
-                <w:sz w:val="22"/>
-                <w:szCs w:val="22"/>
-              </w:rPr>
-            </w:pPr>
-            <w:r>
-              <w:rPr>
-                <w:rFonts w:ascii="Calibri" w:hAnsi="Calibri" w:cs="Arial"/>
-                <w:sz w:val="22"/>
-                <w:szCs w:val="22"/>
-              </w:rPr>
-              <w:t>The requirement is well addressed within QMS Manual BLPL/QM/01</w:t>
-            </w:r>
-            <w:r>
-              <w:rPr>
-                <w:rFonts w:ascii="Calibri" w:hAnsi="Calibri" w:cs="Arial"/>
-                <w:sz w:val="22"/>
-                <w:szCs w:val="22"/>
-              </w:rPr>
-              <w:t>Rev.00</w:t>
+            </w:pPr>
+            <w:r>
+              <w:rPr>
+                <w:rFonts w:ascii="Calibri" w:hAnsi="Calibri" w:cs="Arial"/>
+                <w:sz w:val="22"/>
+                <w:szCs w:val="22"/>
+              </w:rPr>
+              <w:t xml:space="preserve">Answer according to the prompt               </w:t>
             </w:r>
           </w:p>
         </w:tc>
@@ -8708,6 +7119,14 @@
                 <w:szCs w:val="22"/>
               </w:rPr>
             </w:pPr>
+            <w:r>
+              <w:rPr>
+                <w:rFonts w:ascii="Calibri" w:hAnsi="Calibri" w:cs="Arial"/>
+                <w:sz w:val="22"/>
+                <w:szCs w:val="22"/>
+              </w:rPr>
+              <w:t>{{clause}}</w:t>
+            </w:r>
           </w:p>
         </w:tc>
         <w:tc>
@@ -8725,6 +7144,14 @@
                 <w:szCs w:val="22"/>
               </w:rPr>
             </w:pPr>
+            <w:r>
+              <w:rPr>
+                <w:rFonts w:ascii="Calibri" w:hAnsi="Calibri" w:cs="Arial"/>
+                <w:sz w:val="22"/>
+                <w:szCs w:val="22"/>
+              </w:rPr>
+              <w:t xml:space="preserve">Answer according to the prompt               </w:t>
+            </w:r>
           </w:p>
         </w:tc>
       </w:tr>
@@ -8843,57 +7270,18 @@
               <w:jc w:val="both"/>
               <w:rPr>
                 <w:rFonts w:ascii="Calibri" w:hAnsi="Calibri" w:cs="Arial"/>
-                <w:bCs/>
-                <w:sz w:val="22"/>
-                <w:szCs w:val="22"/>
-              </w:rPr>
-            </w:pPr>
-            <w:r>
-              <w:rPr>
-                <w:rFonts w:ascii="Calibri" w:hAnsi="Calibri" w:cs="Arial"/>
-                <w:bCs/>
-                <w:sz w:val="22"/>
-                <w:szCs w:val="22"/>
-              </w:rPr>
-              <w:t>Document for control of documented information found evidenced.</w:t>
-            </w:r>
-          </w:p>
-          <w:p>
-            <w:pPr>
-              <w:jc w:val="both"/>
-              <w:rPr>
-                <w:rFonts w:ascii="Calibri" w:hAnsi="Calibri" w:cs="Arial"/>
-                <w:sz w:val="22"/>
-                <w:szCs w:val="22"/>
-              </w:rPr>
-            </w:pPr>
-            <w:r>
-              <w:rPr>
-                <w:rFonts w:ascii="Calibri" w:hAnsi="Calibri" w:cs="Arial"/>
-                <w:bCs/>
-                <w:sz w:val="22"/>
-                <w:szCs w:val="22"/>
-              </w:rPr>
-              <w:t xml:space="preserve"> </w:t>
-            </w:r>
-            <w:r>
-              <w:rPr>
-                <w:rFonts w:ascii="Calibri" w:hAnsi="Calibri" w:cs="Arial"/>
-                <w:sz w:val="22"/>
-                <w:szCs w:val="22"/>
-              </w:rPr>
-              <w:t>The requirement is found adequately described in the QMS manual BLPL/QM/01Rev.00</w:t>
-            </w:r>
-          </w:p>
-          <w:p>
-            <w:pPr>
-              <w:jc w:val="both"/>
-              <w:rPr>
-                <w:rFonts w:ascii="Calibri" w:hAnsi="Calibri" w:cs="Arial"/>
-                <w:sz w:val="22"/>
-                <w:szCs w:val="22"/>
-              </w:rPr>
-            </w:pPr>
+                <w:sz w:val="22"/>
+                <w:szCs w:val="22"/>
+              </w:rPr>
+            </w:pPr>
+            <w:r>
+              <w:rPr>
+                <w:rFonts w:ascii="Calibri" w:hAnsi="Calibri" w:cs="Arial"/>
+                <w:sz w:val="22"/>
+                <w:szCs w:val="22"/>
+              </w:rPr>
+              <w:t xml:space="preserve">Answer according to the prompt               </w:t>
+            </w:r>
           </w:p>
         </w:tc>
       </w:tr>
@@ -9010,36 +7398,17 @@
             <w:pPr>
               <w:rPr>
                 <w:rFonts w:ascii="Calibri" w:hAnsi="Calibri" w:cs="Arial"/>
-                <w:bCs/>
-                <w:sz w:val="22"/>
-                <w:szCs w:val="22"/>
-              </w:rPr>
-            </w:pPr>
-            <w:r>
-              <w:rPr>
-                <w:rFonts w:ascii="Calibri" w:hAnsi="Calibri" w:cs="Arial"/>
-                <w:bCs/>
-                <w:sz w:val="22"/>
-                <w:szCs w:val="22"/>
-              </w:rPr>
-              <w:t xml:space="preserve">Information regarding control of internal &amp; external documents is well described in Manual </w:t>
-            </w:r>
-          </w:p>
-          <w:p>
-            <w:pPr>
-              <w:rPr>
-                <w:rFonts w:ascii="Calibri" w:hAnsi="Calibri" w:cs="Arial"/>
-                <w:sz w:val="22"/>
-                <w:szCs w:val="22"/>
-              </w:rPr>
-            </w:pPr>
-            <w:r>
-              <w:rPr>
-                <w:rFonts w:ascii="Calibri" w:hAnsi="Calibri" w:cs="Arial"/>
-                <w:sz w:val="22"/>
-                <w:szCs w:val="22"/>
-              </w:rPr>
-              <w:t xml:space="preserve"> The requirement is found adequately described in the QMS manual BLPL/QM/01Rev.00</w:t>
+                <w:sz w:val="22"/>
+                <w:szCs w:val="22"/>
+              </w:rPr>
+            </w:pPr>
+            <w:r>
+              <w:rPr>
+                <w:rFonts w:ascii="Calibri" w:hAnsi="Calibri" w:cs="Arial"/>
+                <w:sz w:val="22"/>
+                <w:szCs w:val="22"/>
+              </w:rPr>
+              <w:t xml:space="preserve">Answer according to the prompt               </w:t>
             </w:r>
           </w:p>
         </w:tc>
@@ -9052,7 +7421,8 @@
         </w:trPr>
         <w:tc>
           <w:tcPr>
-            <w:tcW w:w="958" w:type="dxa"/>
+            <w:tcW w:w="10652" w:type="dxa"/>
+            <w:gridSpan w:val="4"/>
             <w:noWrap/>
             <w:tcMar>
               <w:top w:w="20" w:type="dxa"/>
@@ -9064,7 +7434,6 @@
           </w:tcPr>
           <w:p>
             <w:pPr>
-              <w:jc w:val="center"/>
               <w:rPr>
                 <w:rFonts w:ascii="Calibri" w:hAnsi="Calibri" w:cs="Arial"/>
                 <w:b/>
@@ -9081,30 +7450,15 @@
               </w:rPr>
               <w:t>8</w:t>
             </w:r>
-          </w:p>
-        </w:tc>
-        <w:tc>
-          <w:tcPr>
-            <w:tcW w:w="3457" w:type="dxa"/>
-            <w:noWrap/>
-            <w:tcMar>
-              <w:top w:w="20" w:type="dxa"/>
-              <w:left w:w="20" w:type="dxa"/>
-              <w:bottom w:w="0" w:type="dxa"/>
-              <w:right w:w="20" w:type="dxa"/>
-            </w:tcMar>
-            <w:vAlign w:val="center"/>
-          </w:tcPr>
-          <w:p>
-            <w:pPr>
-              <w:jc w:val="center"/>
-              <w:rPr>
-                <w:rFonts w:ascii="Calibri" w:hAnsi="Calibri" w:cs="Arial"/>
-                <w:b/>
-                <w:sz w:val="22"/>
-                <w:szCs w:val="22"/>
-              </w:rPr>
-            </w:pPr>
+            <w:r>
+              <w:rPr>
+                <w:rFonts w:ascii="Calibri" w:hAnsi="Calibri" w:cs="Arial"/>
+                <w:b/>
+                <w:sz w:val="22"/>
+                <w:szCs w:val="22"/>
+              </w:rPr>
+              <w:t xml:space="preserve">. </w:t>
+            </w:r>
             <w:r>
               <w:rPr>
                 <w:rFonts w:ascii="Calibri" w:hAnsi="Calibri" w:cs="Arial"/>
@@ -9114,50 +7468,6 @@
               </w:rPr>
               <w:t>Operation</w:t>
             </w:r>
-          </w:p>
-        </w:tc>
-        <w:tc>
-          <w:tcPr>
-            <w:tcW w:w="992" w:type="dxa"/>
-            <w:tcMar>
-              <w:top w:w="20" w:type="dxa"/>
-              <w:left w:w="20" w:type="dxa"/>
-              <w:bottom w:w="0" w:type="dxa"/>
-              <w:right w:w="20" w:type="dxa"/>
-            </w:tcMar>
-          </w:tcPr>
-          <w:p>
-            <w:pPr>
-              <w:jc w:val="center"/>
-              <w:rPr>
-                <w:rFonts w:ascii="Calibri" w:hAnsi="Calibri" w:cs="Arial"/>
-                <w:sz w:val="22"/>
-                <w:szCs w:val="22"/>
-              </w:rPr>
-            </w:pPr>
-          </w:p>
-        </w:tc>
-        <w:tc>
-          <w:tcPr>
-            <w:tcW w:w="5245" w:type="dxa"/>
-            <w:noWrap/>
-            <w:tcMar>
-              <w:top w:w="20" w:type="dxa"/>
-              <w:left w:w="20" w:type="dxa"/>
-              <w:bottom w:w="0" w:type="dxa"/>
-              <w:right w:w="20" w:type="dxa"/>
-            </w:tcMar>
-            <w:vAlign w:val="bottom"/>
-          </w:tcPr>
-          <w:p>
-            <w:pPr>
-              <w:jc w:val="both"/>
-              <w:rPr>
-                <w:rFonts w:ascii="Calibri" w:hAnsi="Calibri" w:cs="Arial"/>
-                <w:sz w:val="22"/>
-                <w:szCs w:val="22"/>
-              </w:rPr>
-            </w:pPr>
           </w:p>
         </w:tc>
       </w:tr>
@@ -9285,91 +7595,17 @@
                 <w:sz w:val="22"/>
                 <w:szCs w:val="22"/>
               </w:rPr>
-              <w:t>-Quality Plan evidenced</w:t>
-            </w:r>
-          </w:p>
-          <w:p>
-            <w:pPr>
-              <w:rPr>
-                <w:rFonts w:ascii="Calibri" w:hAnsi="Calibri" w:cs="Arial"/>
-                <w:sz w:val="22"/>
-                <w:szCs w:val="22"/>
-              </w:rPr>
-            </w:pPr>
-            <w:r>
-              <w:rPr>
-                <w:rFonts w:ascii="Calibri" w:hAnsi="Calibri" w:cs="Arial"/>
-                <w:sz w:val="22"/>
-                <w:szCs w:val="22"/>
-              </w:rPr>
-              <w:t>- criteria of acceptance and rejection defined.</w:t>
-            </w:r>
-          </w:p>
-          <w:p>
-            <w:pPr>
-              <w:rPr>
-                <w:rFonts w:ascii="Calibri" w:hAnsi="Calibri" w:cs="Arial"/>
-                <w:sz w:val="22"/>
-                <w:szCs w:val="22"/>
-              </w:rPr>
-            </w:pPr>
-            <w:r>
-              <w:rPr>
-                <w:rFonts w:ascii="Calibri" w:hAnsi="Calibri" w:cs="Arial"/>
-                <w:sz w:val="22"/>
-                <w:szCs w:val="22"/>
-              </w:rPr>
-              <w:t>-Decisions on Product Non</w:t>
-            </w:r>
-            <w:r>
-              <w:rPr>
-                <w:rFonts w:ascii="Calibri" w:hAnsi="Calibri" w:cs="Arial"/>
-                <w:sz w:val="22"/>
-                <w:szCs w:val="22"/>
-              </w:rPr>
-              <w:t>-</w:t>
-            </w:r>
-            <w:r>
-              <w:rPr>
-                <w:rFonts w:ascii="Calibri" w:hAnsi="Calibri" w:cs="Arial"/>
-                <w:sz w:val="22"/>
-                <w:szCs w:val="22"/>
-              </w:rPr>
-              <w:t xml:space="preserve">Conformity and its disposition found defined. </w:t>
-            </w:r>
-          </w:p>
-          <w:p>
-            <w:pPr>
-              <w:rPr>
-                <w:rFonts w:ascii="Calibri" w:hAnsi="Calibri" w:cs="Arial"/>
-                <w:sz w:val="22"/>
-                <w:szCs w:val="22"/>
-              </w:rPr>
-            </w:pPr>
-            <w:r>
-              <w:rPr>
-                <w:rFonts w:ascii="Calibri" w:hAnsi="Calibri" w:cs="Arial"/>
-                <w:sz w:val="22"/>
-                <w:szCs w:val="22"/>
-              </w:rPr>
-              <w:t>Addressed in the QMS Manual BLPL/</w:t>
-            </w:r>
-            <w:r>
-              <w:rPr>
-                <w:rFonts w:ascii="Calibri" w:hAnsi="Calibri" w:cs="Arial"/>
-                <w:sz w:val="22"/>
-                <w:szCs w:val="22"/>
-              </w:rPr>
-              <w:t>F/IA/03</w:t>
-            </w:r>
-            <w:r>
-              <w:rPr>
-                <w:rFonts w:ascii="Calibri" w:hAnsi="Calibri" w:cs="Arial"/>
-                <w:sz w:val="22"/>
-                <w:szCs w:val="22"/>
-              </w:rPr>
-              <w:t>Rev.00</w:t>
-            </w:r>
+              <w:t xml:space="preserve">Answer according to the prompt               </w:t>
+            </w:r>
+          </w:p>
+          <w:p>
+            <w:pPr>
+              <w:rPr>
+                <w:rFonts w:ascii="Calibri" w:hAnsi="Calibri" w:cs="Arial"/>
+                <w:sz w:val="22"/>
+                <w:szCs w:val="22"/>
+              </w:rPr>
+            </w:pPr>
           </w:p>
         </w:tc>
       </w:tr>
@@ -9464,6 +7700,14 @@
                 <w:szCs w:val="22"/>
               </w:rPr>
             </w:pPr>
+            <w:r>
+              <w:rPr>
+                <w:rFonts w:ascii="Calibri" w:hAnsi="Calibri" w:cs="Arial"/>
+                <w:sz w:val="22"/>
+                <w:szCs w:val="22"/>
+              </w:rPr>
+              <w:t>{{clause}}</w:t>
+            </w:r>
           </w:p>
         </w:tc>
         <w:tc>
@@ -9486,6 +7730,14 @@
                 <w:szCs w:val="22"/>
               </w:rPr>
             </w:pPr>
+            <w:r>
+              <w:rPr>
+                <w:rFonts w:ascii="Calibri" w:hAnsi="Calibri" w:cs="Arial"/>
+                <w:sz w:val="22"/>
+                <w:szCs w:val="22"/>
+              </w:rPr>
+              <w:t xml:space="preserve">Answer according to the prompt               </w:t>
+            </w:r>
           </w:p>
         </w:tc>
       </w:tr>
@@ -9613,24 +7865,17 @@
                 <w:sz w:val="22"/>
                 <w:szCs w:val="22"/>
               </w:rPr>
-              <w:t>Communication with customers through mails, contracts, feedback, receiving and control of customer property and other information related to customer approval found evidenced in QMS Manual BLPL/QM/01Rev.00</w:t>
-            </w:r>
-            <w:r>
-              <w:rPr>
-                <w:rFonts w:ascii="Calibri" w:hAnsi="Calibri" w:cs="Arial"/>
-                <w:sz w:val="22"/>
-                <w:szCs w:val="22"/>
-              </w:rPr>
-              <w:t>. Feedback form BLPL/F/MKT/03</w:t>
-            </w:r>
-            <w:r>
-              <w:rPr>
-                <w:rFonts w:ascii="Calibri" w:hAnsi="Calibri" w:cs="Arial"/>
-                <w:sz w:val="22"/>
-                <w:szCs w:val="22"/>
-              </w:rPr>
-              <w:t xml:space="preserve"> </w:t>
-            </w:r>
+              <w:t>Answer according to the prompt</w:t>
+            </w:r>
+          </w:p>
+          <w:p>
+            <w:pPr>
+              <w:rPr>
+                <w:rFonts w:ascii="Calibri" w:hAnsi="Calibri" w:cs="Arial"/>
+                <w:sz w:val="22"/>
+                <w:szCs w:val="22"/>
+              </w:rPr>
+            </w:pPr>
           </w:p>
         </w:tc>
       </w:tr>
@@ -9758,25 +8003,17 @@
                 <w:sz w:val="22"/>
                 <w:szCs w:val="22"/>
               </w:rPr>
-              <w:t xml:space="preserve">All applicable legal requirements are found defined. All inputs from customers for product and services found captured in </w:t>
-            </w:r>
-            <w:r>
-              <w:rPr>
-                <w:rFonts w:ascii="Calibri" w:hAnsi="Calibri" w:cs="Arial"/>
-                <w:bCs/>
-                <w:sz w:val="22"/>
-                <w:szCs w:val="22"/>
-              </w:rPr>
-              <w:t>QMS - BLPL/QM/01</w:t>
-            </w:r>
-            <w:r>
-              <w:rPr>
-                <w:rFonts w:ascii="Calibri" w:hAnsi="Calibri" w:cs="Arial"/>
-                <w:sz w:val="22"/>
-                <w:szCs w:val="22"/>
-              </w:rPr>
-              <w:t>Rev.00</w:t>
-            </w:r>
+              <w:t>Answer according to the prompt</w:t>
+            </w:r>
+          </w:p>
+          <w:p>
+            <w:pPr>
+              <w:rPr>
+                <w:rFonts w:ascii="Calibri" w:hAnsi="Calibri" w:cs="Arial"/>
+                <w:sz w:val="22"/>
+                <w:szCs w:val="22"/>
+              </w:rPr>
+            </w:pPr>
           </w:p>
         </w:tc>
       </w:tr>
@@ -9815,6 +8052,7 @@
                 <w:sz w:val="22"/>
                 <w:szCs w:val="22"/>
               </w:rPr>
+              <w:lastRenderedPageBreak/>
               <w:t>8.2.3</w:t>
             </w:r>
           </w:p>
@@ -9872,6 +8110,14 @@
                 <w:szCs w:val="22"/>
               </w:rPr>
             </w:pPr>
+            <w:r>
+              <w:rPr>
+                <w:rFonts w:ascii="Calibri" w:hAnsi="Calibri" w:cs="Arial"/>
+                <w:sz w:val="22"/>
+                <w:szCs w:val="22"/>
+              </w:rPr>
+              <w:t>{{clause}}</w:t>
+            </w:r>
           </w:p>
         </w:tc>
         <w:tc>
@@ -9886,6 +8132,23 @@
             </w:tcMar>
             <w:vAlign w:val="bottom"/>
           </w:tcPr>
+          <w:p>
+            <w:pPr>
+              <w:rPr>
+                <w:rFonts w:ascii="Calibri" w:hAnsi="Calibri" w:cs="Arial"/>
+                <w:sz w:val="22"/>
+                <w:szCs w:val="22"/>
+              </w:rPr>
+            </w:pPr>
+            <w:r>
+              <w:rPr>
+                <w:rFonts w:ascii="Calibri" w:hAnsi="Calibri" w:cs="Arial"/>
+                <w:sz w:val="22"/>
+                <w:szCs w:val="22"/>
+              </w:rPr>
+              <w:t>Answer according to the prompt</w:t>
+            </w:r>
+          </w:p>
           <w:p>
             <w:pPr>
               <w:rPr>
@@ -10021,15 +8284,7 @@
                 <w:sz w:val="22"/>
                 <w:szCs w:val="22"/>
               </w:rPr>
-              <w:t xml:space="preserve">Contract Reviews found in a documented form duly acknowledged by the MD. Understanding and meeting statutory requirements and previous instructions are well captured in </w:t>
-            </w:r>
-            <w:r>
-              <w:rPr>
-                <w:rFonts w:ascii="Calibri" w:hAnsi="Calibri" w:cs="Arial"/>
-                <w:sz w:val="22"/>
-                <w:szCs w:val="22"/>
-              </w:rPr>
-              <w:t>CRM tool.</w:t>
+              <w:t xml:space="preserve">Answer according to the prompt               </w:t>
             </w:r>
           </w:p>
         </w:tc>
@@ -10159,23 +8414,7 @@
                 <w:sz w:val="22"/>
                 <w:szCs w:val="22"/>
               </w:rPr>
-              <w:t xml:space="preserve">Review documents found well maintained by the MD as records in </w:t>
-            </w:r>
-            <w:r>
-              <w:rPr>
-                <w:rFonts w:ascii="Calibri" w:hAnsi="Calibri" w:cs="Arial"/>
-                <w:sz w:val="22"/>
-                <w:szCs w:val="22"/>
-              </w:rPr>
-              <w:t>company CRM tool.</w:t>
-            </w:r>
-            <w:r>
-              <w:rPr>
-                <w:rFonts w:ascii="Calibri" w:hAnsi="Calibri" w:cs="Arial"/>
-                <w:sz w:val="22"/>
-                <w:szCs w:val="22"/>
-              </w:rPr>
-              <w:t xml:space="preserve"> </w:t>
+              <w:t xml:space="preserve">Answer according to the prompt               </w:t>
             </w:r>
           </w:p>
         </w:tc>
@@ -10303,49 +8542,7 @@
                 <w:sz w:val="22"/>
                 <w:szCs w:val="22"/>
               </w:rPr>
-              <w:t xml:space="preserve">Amendments and modifications from the contract </w:t>
-            </w:r>
-            <w:proofErr w:type="gramStart"/>
-            <w:r>
-              <w:rPr>
-                <w:rFonts w:ascii="Calibri" w:hAnsi="Calibri" w:cs="Arial"/>
-                <w:sz w:val="22"/>
-                <w:szCs w:val="22"/>
-              </w:rPr>
-              <w:t>is</w:t>
-            </w:r>
-            <w:proofErr w:type="gramEnd"/>
-            <w:r>
-              <w:rPr>
-                <w:rFonts w:ascii="Calibri" w:hAnsi="Calibri" w:cs="Arial"/>
-                <w:sz w:val="22"/>
-                <w:szCs w:val="22"/>
-              </w:rPr>
-              <w:t xml:space="preserve"> well defined and </w:t>
-            </w:r>
-            <w:r>
-              <w:rPr>
-                <w:rFonts w:ascii="Calibri" w:hAnsi="Calibri" w:cs="Arial"/>
-                <w:sz w:val="22"/>
-                <w:szCs w:val="22"/>
-              </w:rPr>
-              <w:t>incorporated in</w:t>
-            </w:r>
-            <w:r>
-              <w:rPr>
-                <w:rFonts w:ascii="Calibri" w:hAnsi="Calibri" w:cs="Arial"/>
-                <w:sz w:val="22"/>
-                <w:szCs w:val="22"/>
-              </w:rPr>
-              <w:t xml:space="preserve"> </w:t>
-            </w:r>
-            <w:r>
-              <w:rPr>
-                <w:rFonts w:ascii="Calibri" w:hAnsi="Calibri" w:cs="Arial"/>
-                <w:sz w:val="22"/>
-                <w:szCs w:val="22"/>
-              </w:rPr>
-              <w:t>company CRM tool.</w:t>
+              <w:t xml:space="preserve">Answer according to the prompt               </w:t>
             </w:r>
           </w:p>
         </w:tc>
@@ -10473,24 +8670,7 @@
                 <w:sz w:val="22"/>
                 <w:szCs w:val="22"/>
               </w:rPr>
-              <w:t>Verified the Design Development Records</w:t>
-            </w:r>
-          </w:p>
-          <w:p>
-            <w:pPr>
-              <w:rPr>
-                <w:rFonts w:ascii="Calibri" w:hAnsi="Calibri" w:cs="Arial"/>
-                <w:sz w:val="22"/>
-                <w:szCs w:val="22"/>
-              </w:rPr>
-            </w:pPr>
-            <w:r>
-              <w:rPr>
-                <w:rFonts w:ascii="Calibri" w:hAnsi="Calibri" w:cs="Arial"/>
-                <w:sz w:val="22"/>
-                <w:szCs w:val="22"/>
-              </w:rPr>
-              <w:t>BLPL/DDI/01</w:t>
+              <w:t xml:space="preserve">Answer according to the prompt               </w:t>
             </w:r>
           </w:p>
         </w:tc>
@@ -10611,7 +8791,7 @@
                 <w:sz w:val="22"/>
                 <w:szCs w:val="22"/>
               </w:rPr>
-              <w:t>Verified the Design Development Records</w:t>
+              <w:t xml:space="preserve">Answer according to the prompt               </w:t>
             </w:r>
           </w:p>
         </w:tc>
@@ -10727,7 +8907,7 @@
                 <w:sz w:val="22"/>
                 <w:szCs w:val="22"/>
               </w:rPr>
-              <w:t xml:space="preserve">Design and development document required. </w:t>
+              <w:t xml:space="preserve">Answer according to the prompt               </w:t>
             </w:r>
           </w:p>
         </w:tc>
@@ -10767,7 +8947,6 @@
                 <w:sz w:val="22"/>
                 <w:szCs w:val="22"/>
               </w:rPr>
-              <w:lastRenderedPageBreak/>
               <w:t>8.3.3</w:t>
             </w:r>
           </w:p>
@@ -10849,7 +9028,7 @@
                 <w:sz w:val="22"/>
                 <w:szCs w:val="22"/>
               </w:rPr>
-              <w:t>It is maintained in CRM tool. Seen and found Okay.</w:t>
+              <w:t xml:space="preserve">Answer according to the prompt               </w:t>
             </w:r>
           </w:p>
         </w:tc>
@@ -10965,7 +9144,7 @@
                 <w:sz w:val="22"/>
                 <w:szCs w:val="22"/>
               </w:rPr>
-              <w:t>It is maintained in CRM tool. Seen and found Okay.</w:t>
+              <w:t xml:space="preserve">Answer according to the prompt               </w:t>
             </w:r>
           </w:p>
         </w:tc>
@@ -11081,8 +9260,10 @@
             <w:r>
               <w:rPr>
                 <w:rFonts w:ascii="Calibri" w:hAnsi="Calibri" w:cs="Arial"/>
-              </w:rPr>
-              <w:t>It is maintained in CRM tool. Seen and found implemented.</w:t>
+                <w:sz w:val="22"/>
+                <w:szCs w:val="22"/>
+              </w:rPr>
+              <w:t xml:space="preserve">Answer according to the prompt               </w:t>
             </w:r>
           </w:p>
         </w:tc>
@@ -11209,8 +9390,10 @@
             <w:r>
               <w:rPr>
                 <w:rFonts w:ascii="Calibri" w:hAnsi="Calibri" w:cs="Arial"/>
-              </w:rPr>
-              <w:t>It is maintained in CRM tool. Seen and found implemented.</w:t>
+                <w:sz w:val="22"/>
+                <w:szCs w:val="22"/>
+              </w:rPr>
+              <w:t xml:space="preserve">Answer according to the prompt               </w:t>
             </w:r>
           </w:p>
         </w:tc>
@@ -11307,6 +9490,14 @@
                 <w:szCs w:val="22"/>
               </w:rPr>
             </w:pPr>
+            <w:r>
+              <w:rPr>
+                <w:rFonts w:ascii="Calibri" w:hAnsi="Calibri" w:cs="Arial"/>
+                <w:sz w:val="22"/>
+                <w:szCs w:val="22"/>
+              </w:rPr>
+              <w:t>{{clause}}</w:t>
+            </w:r>
           </w:p>
         </w:tc>
         <w:tc>
@@ -11330,6 +9521,14 @@
                 <w:szCs w:val="22"/>
               </w:rPr>
             </w:pPr>
+            <w:r>
+              <w:rPr>
+                <w:rFonts w:ascii="Calibri" w:hAnsi="Calibri" w:cs="Arial"/>
+                <w:sz w:val="22"/>
+                <w:szCs w:val="22"/>
+              </w:rPr>
+              <w:t xml:space="preserve">Answer according to the prompt               </w:t>
+            </w:r>
           </w:p>
         </w:tc>
       </w:tr>
@@ -11445,47 +9644,19 @@
           </w:tcPr>
           <w:p>
             <w:pPr>
-              <w:jc w:val="both"/>
-              <w:rPr>
-                <w:rFonts w:ascii="Calibri" w:hAnsi="Calibri" w:cs="Arial"/>
-                <w:sz w:val="22"/>
-                <w:szCs w:val="22"/>
-              </w:rPr>
-            </w:pPr>
-            <w:r>
-              <w:rPr>
-                <w:rFonts w:ascii="Calibri" w:hAnsi="Calibri" w:cs="Arial"/>
-                <w:sz w:val="22"/>
-                <w:szCs w:val="22"/>
-              </w:rPr>
-              <w:t xml:space="preserve">Approved sources of purchase of both product and services are captured in a list seen available.  </w:t>
-            </w:r>
-          </w:p>
-          <w:p>
-            <w:pPr>
-              <w:jc w:val="both"/>
-              <w:rPr>
-                <w:rFonts w:ascii="Calibri" w:hAnsi="Calibri" w:cs="Arial"/>
-                <w:sz w:val="22"/>
-                <w:szCs w:val="22"/>
-              </w:rPr>
-            </w:pPr>
-          </w:p>
-          <w:p>
-            <w:pPr>
-              <w:rPr>
-                <w:rFonts w:ascii="Calibri" w:hAnsi="Calibri" w:cs="Arial"/>
-                <w:sz w:val="22"/>
-                <w:szCs w:val="22"/>
-              </w:rPr>
-            </w:pPr>
-            <w:r>
-              <w:rPr>
-                <w:rFonts w:ascii="Calibri" w:hAnsi="Calibri" w:cs="Arial"/>
-                <w:sz w:val="22"/>
-                <w:szCs w:val="22"/>
-              </w:rPr>
-              <w:t>SOP for source selection, their performance evaluation, and seen available in a documented form. Associated records are seen maintained in QMS manual BLPL/QM/01Rev.00</w:t>
+              <w:rPr>
+                <w:rFonts w:ascii="Calibri" w:hAnsi="Calibri" w:cs="Arial"/>
+                <w:sz w:val="22"/>
+                <w:szCs w:val="22"/>
+              </w:rPr>
+            </w:pPr>
+            <w:r>
+              <w:rPr>
+                <w:rFonts w:ascii="Calibri" w:hAnsi="Calibri" w:cs="Arial"/>
+                <w:sz w:val="22"/>
+                <w:szCs w:val="22"/>
+              </w:rPr>
+              <w:t xml:space="preserve">Answer according to the prompt               </w:t>
             </w:r>
           </w:p>
         </w:tc>
@@ -11614,7 +9785,7 @@
                 <w:sz w:val="22"/>
                 <w:szCs w:val="22"/>
               </w:rPr>
-              <w:t>Incoming Inspection is thoroughly carried out to control the quality. Only inputs are taken from customer which are controlled in QMS manual BLPL/QM/01 Rev.00</w:t>
+              <w:t xml:space="preserve">Answer according to the prompt               </w:t>
             </w:r>
           </w:p>
         </w:tc>
@@ -11743,7 +9914,7 @@
                 <w:sz w:val="22"/>
                 <w:szCs w:val="22"/>
               </w:rPr>
-              <w:t>Purchase Orders and Communication is done both through e-mail and telephonic instructions. Inputs are verified only after delivery is accepted.</w:t>
+              <w:t xml:space="preserve">Answer according to the prompt               </w:t>
             </w:r>
           </w:p>
         </w:tc>
@@ -11840,6 +10011,14 @@
                 <w:szCs w:val="22"/>
               </w:rPr>
             </w:pPr>
+            <w:r>
+              <w:rPr>
+                <w:rFonts w:ascii="Calibri" w:hAnsi="Calibri" w:cs="Arial"/>
+                <w:sz w:val="22"/>
+                <w:szCs w:val="22"/>
+              </w:rPr>
+              <w:t>{{clause}}</w:t>
+            </w:r>
           </w:p>
         </w:tc>
         <w:tc>
@@ -11863,6 +10042,14 @@
                 <w:szCs w:val="22"/>
               </w:rPr>
             </w:pPr>
+            <w:r>
+              <w:rPr>
+                <w:rFonts w:ascii="Calibri" w:hAnsi="Calibri" w:cs="Arial"/>
+                <w:sz w:val="22"/>
+                <w:szCs w:val="22"/>
+              </w:rPr>
+              <w:t>Answer according to the prompt</w:t>
+            </w:r>
           </w:p>
         </w:tc>
       </w:tr>
@@ -11990,7 +10177,7 @@
                 <w:sz w:val="22"/>
                 <w:szCs w:val="22"/>
               </w:rPr>
-              <w:t>Process Flow diagram (Annexure –1), Work Instructions (BLPL/WI-01-02), Quality Plans and Process Control &amp; Monitoring Charts in QMS Manual BLPL/QM/01Rev.00</w:t>
+              <w:t>Answer according to the prompt</w:t>
             </w:r>
           </w:p>
         </w:tc>
@@ -12118,33 +10305,7 @@
                 <w:sz w:val="22"/>
                 <w:szCs w:val="22"/>
               </w:rPr>
-              <w:t xml:space="preserve">Each Finished Project is noted in </w:t>
-            </w:r>
-            <w:proofErr w:type="spellStart"/>
-            <w:r>
-              <w:rPr>
-                <w:rFonts w:ascii="Calibri" w:hAnsi="Calibri" w:cs="Arial"/>
-                <w:sz w:val="22"/>
-                <w:szCs w:val="22"/>
-              </w:rPr>
-              <w:t>Zohoone</w:t>
-            </w:r>
-            <w:proofErr w:type="spellEnd"/>
-            <w:r>
-              <w:rPr>
-                <w:rFonts w:ascii="Calibri" w:hAnsi="Calibri" w:cs="Arial"/>
-                <w:sz w:val="22"/>
-                <w:szCs w:val="22"/>
-              </w:rPr>
-              <w:t>-CRM for identification and traceability. Save in software format in the CRM</w:t>
-            </w:r>
-            <w:r>
-              <w:rPr>
-                <w:rFonts w:ascii="Calibri" w:hAnsi="Calibri" w:cs="Arial"/>
-                <w:sz w:val="22"/>
-                <w:szCs w:val="22"/>
-              </w:rPr>
-              <w:t>.</w:t>
+              <w:t>Answer according to the prompt</w:t>
             </w:r>
           </w:p>
         </w:tc>
@@ -12273,7 +10434,7 @@
                 <w:sz w:val="22"/>
                 <w:szCs w:val="22"/>
               </w:rPr>
-              <w:t>Customer only gives input for the development of the software. Inputs are well found identified in QMS manual BLPL/QM/01Rev.00</w:t>
+              <w:t>Answer according to the prompt</w:t>
             </w:r>
           </w:p>
         </w:tc>
@@ -12401,7 +10562,7 @@
                 <w:sz w:val="22"/>
                 <w:szCs w:val="22"/>
               </w:rPr>
-              <w:t>Preservation / Protection of products at every stage has been found satisfactory and well defined in QMS Manual BLPL/QM/01Rev.00</w:t>
+              <w:t>Answer according to the prompt</w:t>
             </w:r>
           </w:p>
         </w:tc>
@@ -12529,44 +10690,7 @@
                 <w:sz w:val="22"/>
                 <w:szCs w:val="22"/>
               </w:rPr>
-              <w:t xml:space="preserve">MD is involved Self personally along with </w:t>
-            </w:r>
-            <w:r>
-              <w:rPr>
-                <w:rFonts w:ascii="Calibri" w:hAnsi="Calibri" w:cs="Arial"/>
-                <w:b/>
-                <w:sz w:val="22"/>
-                <w:szCs w:val="22"/>
-              </w:rPr>
-              <w:t xml:space="preserve">Mr. </w:t>
-            </w:r>
-            <w:proofErr w:type="spellStart"/>
-            <w:r>
-              <w:rPr>
-                <w:rFonts w:ascii="Calibri" w:hAnsi="Calibri" w:cs="Arial"/>
-                <w:b/>
-                <w:sz w:val="22"/>
-                <w:szCs w:val="22"/>
-              </w:rPr>
-              <w:t>Utpal</w:t>
-            </w:r>
-            <w:proofErr w:type="spellEnd"/>
-            <w:r>
-              <w:rPr>
-                <w:rFonts w:ascii="Calibri" w:hAnsi="Calibri" w:cs="Arial"/>
-                <w:b/>
-                <w:sz w:val="22"/>
-                <w:szCs w:val="22"/>
-              </w:rPr>
-              <w:t xml:space="preserve"> Hazarika (Lead solution architect)</w:t>
-            </w:r>
-            <w:r>
-              <w:rPr>
-                <w:rFonts w:ascii="Calibri" w:hAnsi="Calibri" w:cs="Arial"/>
-                <w:sz w:val="22"/>
-                <w:szCs w:val="22"/>
-              </w:rPr>
-              <w:t xml:space="preserve"> to ensure post-delivery requirements are met. Legal aspects, meeting intended use of the product, customer inputs (both feedback and suggestions) are well captured in QMS Manual BLPL/QM/01Rev.00</w:t>
+              <w:t>Answer according to the prompt</w:t>
             </w:r>
           </w:p>
         </w:tc>
@@ -12695,15 +10819,7 @@
                 <w:sz w:val="22"/>
                 <w:szCs w:val="22"/>
               </w:rPr>
-              <w:t>Documented change notes are seen maintained for product and services, communication to the process level seen maintained in</w:t>
-            </w:r>
-            <w:r>
-              <w:rPr>
-                <w:rFonts w:ascii="Calibri" w:hAnsi="Calibri" w:cs="Arial"/>
-                <w:sz w:val="22"/>
-                <w:szCs w:val="22"/>
-              </w:rPr>
-              <w:t xml:space="preserve"> CRM</w:t>
+              <w:t>Answer according to the prompt</w:t>
             </w:r>
           </w:p>
         </w:tc>
@@ -12831,15 +10947,7 @@
                 <w:sz w:val="22"/>
                 <w:szCs w:val="22"/>
               </w:rPr>
-              <w:t xml:space="preserve">Process Stage inspections are carried out to achieve conformity till final release. Seen evidenced in </w:t>
-            </w:r>
-            <w:r>
-              <w:rPr>
-                <w:rFonts w:ascii="Calibri" w:hAnsi="Calibri" w:cs="Arial"/>
-                <w:sz w:val="22"/>
-                <w:szCs w:val="22"/>
-              </w:rPr>
-              <w:t>CRM tool.</w:t>
+              <w:t>Answer according to the prompt</w:t>
             </w:r>
           </w:p>
         </w:tc>
@@ -12935,6 +11043,14 @@
                 <w:szCs w:val="22"/>
               </w:rPr>
             </w:pPr>
+            <w:r>
+              <w:rPr>
+                <w:rFonts w:ascii="Calibri" w:hAnsi="Calibri" w:cs="Arial"/>
+                <w:sz w:val="22"/>
+                <w:szCs w:val="22"/>
+              </w:rPr>
+              <w:t>{{clause}}</w:t>
+            </w:r>
           </w:p>
         </w:tc>
         <w:tc>
@@ -12957,6 +11073,14 @@
                 <w:szCs w:val="22"/>
               </w:rPr>
             </w:pPr>
+            <w:r>
+              <w:rPr>
+                <w:rFonts w:ascii="Calibri" w:hAnsi="Calibri" w:cs="Arial"/>
+                <w:sz w:val="22"/>
+                <w:szCs w:val="22"/>
+              </w:rPr>
+              <w:t>Answer according to the prompt</w:t>
+            </w:r>
           </w:p>
         </w:tc>
       </w:tr>
@@ -13025,7 +11149,7 @@
                 <w:sz w:val="22"/>
                 <w:szCs w:val="22"/>
               </w:rPr>
-              <w:t xml:space="preserve">Organization ensures that outputs that do not conform to their requirements are identified and </w:t>
+              <w:t xml:space="preserve">Organization ensures that outputs that do not conform to their requirements are identified and controlled to prevent their </w:t>
             </w:r>
             <w:r>
               <w:rPr>
@@ -13034,7 +11158,7 @@
                 <w:szCs w:val="22"/>
               </w:rPr>
               <w:lastRenderedPageBreak/>
-              <w:t>controlled to prevent their unintended use or delivery</w:t>
+              <w:t>unintended use or delivery</w:t>
             </w:r>
           </w:p>
         </w:tc>
@@ -13093,44 +11217,8 @@
                 <w:sz w:val="22"/>
                 <w:szCs w:val="22"/>
               </w:rPr>
-              <w:t xml:space="preserve">SOP is evidenced where control of non-conforming products is decided.  BLPL/QSP/05 – Procedure for Non-Conformity &amp; BLPL/QSP/06 – Procedure for Corrective </w:t>
-            </w:r>
-            <w:r>
-              <w:rPr>
-                <w:rFonts w:ascii="Calibri" w:hAnsi="Calibri" w:cs="Arial"/>
-                <w:sz w:val="22"/>
-                <w:szCs w:val="22"/>
-              </w:rPr>
-              <w:lastRenderedPageBreak/>
-              <w:t xml:space="preserve">action. </w:t>
-            </w:r>
-            <w:proofErr w:type="gramStart"/>
-            <w:r>
-              <w:rPr>
-                <w:rFonts w:ascii="Calibri" w:hAnsi="Calibri" w:cs="Arial"/>
-                <w:sz w:val="22"/>
-                <w:szCs w:val="22"/>
-              </w:rPr>
-              <w:t>Well</w:t>
-            </w:r>
-            <w:proofErr w:type="gramEnd"/>
-            <w:r>
-              <w:rPr>
-                <w:rFonts w:ascii="Calibri" w:hAnsi="Calibri" w:cs="Arial"/>
-                <w:sz w:val="22"/>
-                <w:szCs w:val="22"/>
-              </w:rPr>
-              <w:t xml:space="preserve"> addressed in QMS Manual BLPL/QM/01Rev.00</w:t>
-            </w:r>
-          </w:p>
-          <w:p>
-            <w:pPr>
-              <w:rPr>
-                <w:rFonts w:ascii="Calibri" w:hAnsi="Calibri" w:cs="Arial"/>
-                <w:sz w:val="22"/>
-                <w:szCs w:val="22"/>
-              </w:rPr>
-            </w:pPr>
+              <w:t>Answer according to the prompt</w:t>
+            </w:r>
           </w:p>
           <w:p>
             <w:pPr>
@@ -13187,7 +11275,6 @@
                 <w:sz w:val="22"/>
                 <w:szCs w:val="22"/>
               </w:rPr>
-              <w:lastRenderedPageBreak/>
               <w:t>8.7.2</w:t>
             </w:r>
           </w:p>
@@ -13297,7 +11384,7 @@
                 <w:sz w:val="22"/>
                 <w:szCs w:val="22"/>
               </w:rPr>
-              <w:t>Record of non-conforming products –RCA-CA available. BLPL/F/IA/03Rev.0</w:t>
+              <w:t>Answer according to the prompt</w:t>
             </w:r>
           </w:p>
         </w:tc>
@@ -13310,7 +11397,8 @@
         </w:trPr>
         <w:tc>
           <w:tcPr>
-            <w:tcW w:w="958" w:type="dxa"/>
+            <w:tcW w:w="10652" w:type="dxa"/>
+            <w:gridSpan w:val="4"/>
             <w:noWrap/>
             <w:tcMar>
               <w:top w:w="20" w:type="dxa"/>
@@ -13322,14 +11410,22 @@
           </w:tcPr>
           <w:p>
             <w:pPr>
-              <w:jc w:val="center"/>
-              <w:rPr>
-                <w:rFonts w:ascii="Calibri" w:hAnsi="Calibri" w:cs="Arial"/>
-                <w:b/>
-                <w:sz w:val="22"/>
-                <w:szCs w:val="22"/>
-              </w:rPr>
-            </w:pPr>
+              <w:rPr>
+                <w:rFonts w:ascii="Calibri" w:hAnsi="Calibri" w:cs="Arial"/>
+                <w:b/>
+                <w:sz w:val="22"/>
+                <w:szCs w:val="22"/>
+              </w:rPr>
+            </w:pPr>
+            <w:r>
+              <w:rPr>
+                <w:rFonts w:ascii="Calibri" w:hAnsi="Calibri" w:cs="Arial"/>
+                <w:b/>
+                <w:sz w:val="22"/>
+                <w:szCs w:val="22"/>
+              </w:rPr>
+              <w:t xml:space="preserve"> </w:t>
+            </w:r>
             <w:r>
               <w:rPr>
                 <w:rFonts w:ascii="Calibri" w:hAnsi="Calibri" w:cs="Arial"/>
@@ -13339,30 +11435,15 @@
               </w:rPr>
               <w:t>9</w:t>
             </w:r>
-          </w:p>
-        </w:tc>
-        <w:tc>
-          <w:tcPr>
-            <w:tcW w:w="3457" w:type="dxa"/>
-            <w:noWrap/>
-            <w:tcMar>
-              <w:top w:w="20" w:type="dxa"/>
-              <w:left w:w="20" w:type="dxa"/>
-              <w:bottom w:w="0" w:type="dxa"/>
-              <w:right w:w="20" w:type="dxa"/>
-            </w:tcMar>
-            <w:vAlign w:val="center"/>
-          </w:tcPr>
-          <w:p>
-            <w:pPr>
-              <w:jc w:val="center"/>
-              <w:rPr>
-                <w:rFonts w:ascii="Calibri" w:hAnsi="Calibri" w:cs="Arial"/>
-                <w:b/>
-                <w:sz w:val="22"/>
-                <w:szCs w:val="22"/>
-              </w:rPr>
-            </w:pPr>
+            <w:r>
+              <w:rPr>
+                <w:rFonts w:ascii="Calibri" w:hAnsi="Calibri" w:cs="Arial"/>
+                <w:b/>
+                <w:sz w:val="22"/>
+                <w:szCs w:val="22"/>
+              </w:rPr>
+              <w:t xml:space="preserve"> </w:t>
+            </w:r>
             <w:r>
               <w:rPr>
                 <w:rFonts w:ascii="Calibri" w:hAnsi="Calibri" w:cs="Arial"/>
@@ -13372,49 +11453,6 @@
               </w:rPr>
               <w:t>Performance evaluation</w:t>
             </w:r>
-          </w:p>
-        </w:tc>
-        <w:tc>
-          <w:tcPr>
-            <w:tcW w:w="992" w:type="dxa"/>
-            <w:tcMar>
-              <w:top w:w="20" w:type="dxa"/>
-              <w:left w:w="20" w:type="dxa"/>
-              <w:bottom w:w="0" w:type="dxa"/>
-              <w:right w:w="20" w:type="dxa"/>
-            </w:tcMar>
-          </w:tcPr>
-          <w:p>
-            <w:pPr>
-              <w:jc w:val="center"/>
-              <w:rPr>
-                <w:rFonts w:ascii="Calibri" w:hAnsi="Calibri" w:cs="Arial"/>
-                <w:sz w:val="22"/>
-                <w:szCs w:val="22"/>
-              </w:rPr>
-            </w:pPr>
-          </w:p>
-        </w:tc>
-        <w:tc>
-          <w:tcPr>
-            <w:tcW w:w="5245" w:type="dxa"/>
-            <w:noWrap/>
-            <w:tcMar>
-              <w:top w:w="20" w:type="dxa"/>
-              <w:left w:w="20" w:type="dxa"/>
-              <w:bottom w:w="0" w:type="dxa"/>
-              <w:right w:w="20" w:type="dxa"/>
-            </w:tcMar>
-            <w:vAlign w:val="bottom"/>
-          </w:tcPr>
-          <w:p>
-            <w:pPr>
-              <w:rPr>
-                <w:rFonts w:ascii="Calibri" w:hAnsi="Calibri" w:cs="Arial"/>
-                <w:sz w:val="22"/>
-                <w:szCs w:val="22"/>
-              </w:rPr>
-            </w:pPr>
           </w:p>
         </w:tc>
       </w:tr>
@@ -13509,6 +11547,14 @@
                 <w:szCs w:val="22"/>
               </w:rPr>
             </w:pPr>
+            <w:r>
+              <w:rPr>
+                <w:rFonts w:ascii="Calibri" w:hAnsi="Calibri" w:cs="Arial"/>
+                <w:sz w:val="22"/>
+                <w:szCs w:val="22"/>
+              </w:rPr>
+              <w:t>{{clause}}</w:t>
+            </w:r>
           </w:p>
         </w:tc>
         <w:tc>
@@ -13531,6 +11577,14 @@
                 <w:szCs w:val="22"/>
               </w:rPr>
             </w:pPr>
+            <w:r>
+              <w:rPr>
+                <w:rFonts w:ascii="Calibri" w:hAnsi="Calibri" w:cs="Arial"/>
+                <w:sz w:val="22"/>
+                <w:szCs w:val="22"/>
+              </w:rPr>
+              <w:t>Answer according to the prompt</w:t>
+            </w:r>
           </w:p>
         </w:tc>
       </w:tr>
@@ -13658,7 +11712,7 @@
                 <w:sz w:val="22"/>
                 <w:szCs w:val="22"/>
               </w:rPr>
-              <w:t>All process Monitoring and measurements are listed, implemented. Records of monitoring and measurements seen evidenced in QMS Manual BLPL/QM/01Rev.00</w:t>
+              <w:t>Answer according to the prompt</w:t>
             </w:r>
           </w:p>
         </w:tc>
@@ -13786,7 +11840,7 @@
                 <w:sz w:val="22"/>
                 <w:szCs w:val="22"/>
               </w:rPr>
-              <w:t xml:space="preserve">Being a small organization, all customers are directly handled by the MD through his personal interactions. Feedback, Satisfaction is assessed throughout the process of meeting the customer’s needs in QMS manual BLPL/QM/01Rev.00 </w:t>
+              <w:t>Answer according to the prompt</w:t>
             </w:r>
           </w:p>
         </w:tc>
@@ -13914,7 +11968,7 @@
                 <w:sz w:val="22"/>
                 <w:szCs w:val="22"/>
               </w:rPr>
-              <w:t xml:space="preserve">Analysis of Product Non conformity, supplier performance, customer satisfaction and overall QMS is seen done once a year by the Director QM Self. Addressed in QMS Manual BLPL/QM/01Rev.00 </w:t>
+              <w:t>Answer according to the prompt</w:t>
             </w:r>
           </w:p>
         </w:tc>
@@ -14010,6 +12064,14 @@
                 <w:szCs w:val="22"/>
               </w:rPr>
             </w:pPr>
+            <w:r>
+              <w:rPr>
+                <w:rFonts w:ascii="Calibri" w:hAnsi="Calibri" w:cs="Arial"/>
+                <w:sz w:val="22"/>
+                <w:szCs w:val="22"/>
+              </w:rPr>
+              <w:t>{{clause}}</w:t>
+            </w:r>
           </w:p>
         </w:tc>
         <w:tc>
@@ -14032,6 +12094,14 @@
                 <w:szCs w:val="22"/>
               </w:rPr>
             </w:pPr>
+            <w:r>
+              <w:rPr>
+                <w:rFonts w:ascii="Calibri" w:hAnsi="Calibri" w:cs="Arial"/>
+                <w:sz w:val="22"/>
+                <w:szCs w:val="22"/>
+              </w:rPr>
+              <w:t>Answer according to the prompt</w:t>
+            </w:r>
           </w:p>
         </w:tc>
       </w:tr>
@@ -14158,7 +12228,7 @@
                 <w:sz w:val="22"/>
                 <w:szCs w:val="22"/>
               </w:rPr>
-              <w:t>Last Internal Audit done on 22/07/2024. Addressed in BLPL/IA/04Rev.00</w:t>
+              <w:t>Answer according to the prompt</w:t>
             </w:r>
           </w:p>
         </w:tc>
@@ -14287,7 +12357,7 @@
                 <w:sz w:val="22"/>
                 <w:szCs w:val="22"/>
               </w:rPr>
-              <w:t xml:space="preserve">Audit scheduling and Planning seen maintained.  At present it is seen planned for 6 monthly. SOP defines the auditors, scope, and methodology to correct and verify the system abnormalities. Seen maintained.  Addressed in BLPL/IA/01 </w:t>
+              <w:t>Answer according to the prompt</w:t>
             </w:r>
           </w:p>
         </w:tc>
@@ -14296,7 +12366,7 @@
         <w:trPr>
           <w:gridAfter w:val="1"/>
           <w:wAfter w:w="5245" w:type="dxa"/>
-          <w:trHeight w:val="264"/>
+          <w:trHeight w:val="394"/>
         </w:trPr>
         <w:tc>
           <w:tcPr>
@@ -14383,6 +12453,14 @@
                 <w:szCs w:val="22"/>
               </w:rPr>
             </w:pPr>
+            <w:r>
+              <w:rPr>
+                <w:rFonts w:ascii="Calibri" w:hAnsi="Calibri" w:cs="Arial"/>
+                <w:sz w:val="22"/>
+                <w:szCs w:val="22"/>
+              </w:rPr>
+              <w:t>{{clause}}</w:t>
+            </w:r>
           </w:p>
         </w:tc>
         <w:tc>
@@ -14405,6 +12483,14 @@
                 <w:szCs w:val="22"/>
               </w:rPr>
             </w:pPr>
+            <w:r>
+              <w:rPr>
+                <w:rFonts w:ascii="Calibri" w:hAnsi="Calibri" w:cs="Arial"/>
+                <w:sz w:val="22"/>
+                <w:szCs w:val="22"/>
+              </w:rPr>
+              <w:t>Answer according to the prompt</w:t>
+            </w:r>
           </w:p>
         </w:tc>
       </w:tr>
@@ -14531,24 +12617,7 @@
                 <w:sz w:val="22"/>
                 <w:szCs w:val="22"/>
               </w:rPr>
-              <w:t xml:space="preserve">SOP found documented – BLPL/QSP/03.  Review of QMS is well defined to ensure continual improvement. </w:t>
-            </w:r>
-          </w:p>
-          <w:p>
-            <w:pPr>
-              <w:rPr>
-                <w:rFonts w:ascii="Calibri" w:hAnsi="Calibri" w:cs="Arial"/>
-                <w:sz w:val="22"/>
-                <w:szCs w:val="22"/>
-              </w:rPr>
-            </w:pPr>
-            <w:r>
-              <w:rPr>
-                <w:rFonts w:ascii="Calibri" w:hAnsi="Calibri" w:cs="Arial"/>
-                <w:sz w:val="22"/>
-                <w:szCs w:val="22"/>
-              </w:rPr>
-              <w:t>Last MRM Done on 31/07/2024. Addressed in QMS Manual BLPL/QM/01Rev.00</w:t>
+              <w:t>Answer according to the prompt</w:t>
             </w:r>
           </w:p>
         </w:tc>
@@ -14665,20 +12734,19 @@
           </w:tcPr>
           <w:p>
             <w:pPr>
-              <w:jc w:val="center"/>
-              <w:rPr>
-                <w:rFonts w:ascii="Calibri" w:hAnsi="Calibri" w:cs="Arial"/>
-                <w:sz w:val="22"/>
-                <w:szCs w:val="22"/>
-              </w:rPr>
-            </w:pPr>
-            <w:r>
-              <w:rPr>
-                <w:rFonts w:ascii="Calibri" w:hAnsi="Calibri" w:cs="Arial"/>
-                <w:sz w:val="22"/>
-                <w:szCs w:val="22"/>
-              </w:rPr>
-              <w:t>Management review inputs verified and is documented in BLPL/ISMS/F/02Rev.00</w:t>
+              <w:rPr>
+                <w:rFonts w:ascii="Calibri" w:hAnsi="Calibri" w:cs="Arial"/>
+                <w:sz w:val="22"/>
+                <w:szCs w:val="22"/>
+              </w:rPr>
+            </w:pPr>
+            <w:r>
+              <w:rPr>
+                <w:rFonts w:ascii="Calibri" w:hAnsi="Calibri" w:cs="Arial"/>
+                <w:sz w:val="22"/>
+                <w:szCs w:val="22"/>
+              </w:rPr>
+              <w:t>Answer according to the prompt</w:t>
             </w:r>
           </w:p>
         </w:tc>
@@ -14795,20 +12863,19 @@
           </w:tcPr>
           <w:p>
             <w:pPr>
-              <w:jc w:val="center"/>
-              <w:rPr>
-                <w:rFonts w:ascii="Calibri" w:hAnsi="Calibri" w:cs="Arial"/>
-                <w:sz w:val="22"/>
-                <w:szCs w:val="22"/>
-              </w:rPr>
-            </w:pPr>
-            <w:r>
-              <w:rPr>
-                <w:rFonts w:ascii="Calibri" w:hAnsi="Calibri" w:cs="Arial"/>
-                <w:sz w:val="22"/>
-                <w:szCs w:val="22"/>
-              </w:rPr>
-              <w:t xml:space="preserve">Management review outputs are verified and is documented in BLPL/ISMS/F/02Rev.00  </w:t>
+              <w:rPr>
+                <w:rFonts w:ascii="Calibri" w:hAnsi="Calibri" w:cs="Arial"/>
+                <w:sz w:val="22"/>
+                <w:szCs w:val="22"/>
+              </w:rPr>
+            </w:pPr>
+            <w:r>
+              <w:rPr>
+                <w:rFonts w:ascii="Calibri" w:hAnsi="Calibri" w:cs="Arial"/>
+                <w:sz w:val="22"/>
+                <w:szCs w:val="22"/>
+              </w:rPr>
+              <w:t>Answer according to the prompt</w:t>
             </w:r>
           </w:p>
         </w:tc>
@@ -14821,7 +12888,8 @@
         </w:trPr>
         <w:tc>
           <w:tcPr>
-            <w:tcW w:w="958" w:type="dxa"/>
+            <w:tcW w:w="10652" w:type="dxa"/>
+            <w:gridSpan w:val="4"/>
             <w:noWrap/>
             <w:tcMar>
               <w:top w:w="20" w:type="dxa"/>
@@ -14833,7 +12901,6 @@
           </w:tcPr>
           <w:p>
             <w:pPr>
-              <w:jc w:val="center"/>
               <w:rPr>
                 <w:rFonts w:ascii="Calibri" w:hAnsi="Calibri" w:cs="Arial"/>
                 <w:b/>
@@ -14850,30 +12917,15 @@
               </w:rPr>
               <w:t>10</w:t>
             </w:r>
-          </w:p>
-        </w:tc>
-        <w:tc>
-          <w:tcPr>
-            <w:tcW w:w="3457" w:type="dxa"/>
-            <w:noWrap/>
-            <w:tcMar>
-              <w:top w:w="20" w:type="dxa"/>
-              <w:left w:w="20" w:type="dxa"/>
-              <w:bottom w:w="0" w:type="dxa"/>
-              <w:right w:w="20" w:type="dxa"/>
-            </w:tcMar>
-            <w:vAlign w:val="center"/>
-          </w:tcPr>
-          <w:p>
-            <w:pPr>
-              <w:jc w:val="center"/>
-              <w:rPr>
-                <w:rFonts w:ascii="Calibri" w:hAnsi="Calibri" w:cs="Arial"/>
-                <w:b/>
-                <w:sz w:val="22"/>
-                <w:szCs w:val="22"/>
-              </w:rPr>
-            </w:pPr>
+            <w:r>
+              <w:rPr>
+                <w:rFonts w:ascii="Calibri" w:hAnsi="Calibri" w:cs="Arial"/>
+                <w:b/>
+                <w:sz w:val="22"/>
+                <w:szCs w:val="22"/>
+              </w:rPr>
+              <w:t xml:space="preserve">. </w:t>
+            </w:r>
             <w:r>
               <w:rPr>
                 <w:rFonts w:ascii="Calibri" w:hAnsi="Calibri" w:cs="Arial"/>
@@ -14883,49 +12935,6 @@
               </w:rPr>
               <w:t>Improvement</w:t>
             </w:r>
-          </w:p>
-        </w:tc>
-        <w:tc>
-          <w:tcPr>
-            <w:tcW w:w="992" w:type="dxa"/>
-            <w:tcMar>
-              <w:top w:w="20" w:type="dxa"/>
-              <w:left w:w="20" w:type="dxa"/>
-              <w:bottom w:w="0" w:type="dxa"/>
-              <w:right w:w="20" w:type="dxa"/>
-            </w:tcMar>
-          </w:tcPr>
-          <w:p>
-            <w:pPr>
-              <w:jc w:val="center"/>
-              <w:rPr>
-                <w:rFonts w:ascii="Calibri" w:hAnsi="Calibri" w:cs="Arial"/>
-                <w:sz w:val="22"/>
-                <w:szCs w:val="22"/>
-              </w:rPr>
-            </w:pPr>
-          </w:p>
-        </w:tc>
-        <w:tc>
-          <w:tcPr>
-            <w:tcW w:w="5245" w:type="dxa"/>
-            <w:noWrap/>
-            <w:tcMar>
-              <w:top w:w="20" w:type="dxa"/>
-              <w:left w:w="20" w:type="dxa"/>
-              <w:bottom w:w="0" w:type="dxa"/>
-              <w:right w:w="20" w:type="dxa"/>
-            </w:tcMar>
-            <w:vAlign w:val="bottom"/>
-          </w:tcPr>
-          <w:p>
-            <w:pPr>
-              <w:rPr>
-                <w:rFonts w:ascii="Calibri" w:hAnsi="Calibri" w:cs="Arial"/>
-                <w:sz w:val="22"/>
-                <w:szCs w:val="22"/>
-              </w:rPr>
-            </w:pPr>
           </w:p>
         </w:tc>
       </w:tr>
@@ -15052,7 +13061,7 @@
                 <w:sz w:val="22"/>
                 <w:szCs w:val="22"/>
               </w:rPr>
-              <w:t>Management Planning and Reviews captures the determination of opportunities and improvements. It also states product/ process improvements, controlling and prevention of non-conformities etc. Seen addressed QMS Manual BLPL/QM/01Rev.00</w:t>
+              <w:t>Answer according to the prompt</w:t>
             </w:r>
           </w:p>
         </w:tc>
@@ -15149,6 +13158,14 @@
                 <w:szCs w:val="22"/>
               </w:rPr>
             </w:pPr>
+            <w:r>
+              <w:rPr>
+                <w:rFonts w:ascii="Calibri" w:hAnsi="Calibri" w:cs="Arial"/>
+                <w:sz w:val="22"/>
+                <w:szCs w:val="22"/>
+              </w:rPr>
+              <w:t>{{clause}}</w:t>
+            </w:r>
           </w:p>
         </w:tc>
         <w:tc>
@@ -15180,6 +13197,14 @@
                 <w:szCs w:val="22"/>
               </w:rPr>
               <w:t xml:space="preserve"> </w:t>
+            </w:r>
+            <w:r>
+              <w:rPr>
+                <w:rFonts w:ascii="Calibri" w:hAnsi="Calibri" w:cs="Arial"/>
+                <w:sz w:val="22"/>
+                <w:szCs w:val="22"/>
+              </w:rPr>
+              <w:t>Answer according to the prompt</w:t>
             </w:r>
           </w:p>
         </w:tc>
@@ -15308,24 +13333,7 @@
                 <w:sz w:val="22"/>
                 <w:szCs w:val="22"/>
               </w:rPr>
-              <w:t>SOP maintained and implemented</w:t>
-            </w:r>
-          </w:p>
-          <w:p>
-            <w:pPr>
-              <w:rPr>
-                <w:rFonts w:ascii="Calibri" w:hAnsi="Calibri" w:cs="Arial"/>
-                <w:sz w:val="22"/>
-                <w:szCs w:val="22"/>
-              </w:rPr>
-            </w:pPr>
-            <w:r>
-              <w:rPr>
-                <w:rFonts w:ascii="Calibri" w:hAnsi="Calibri" w:cs="Arial"/>
-                <w:sz w:val="22"/>
-                <w:szCs w:val="22"/>
-              </w:rPr>
-              <w:t>(BLPL/QSP/05) Addressed in QMS Manual BLPL/QM/01Rev.00</w:t>
+              <w:t>Answer according to the prompt</w:t>
             </w:r>
           </w:p>
         </w:tc>
@@ -15365,7 +13373,6 @@
                 <w:sz w:val="22"/>
                 <w:szCs w:val="22"/>
               </w:rPr>
-              <w:lastRenderedPageBreak/>
               <w:t>10.2.2</w:t>
             </w:r>
           </w:p>
@@ -15455,24 +13462,7 @@
                 <w:sz w:val="22"/>
                 <w:szCs w:val="22"/>
               </w:rPr>
-              <w:t>SOP maintained and implemented</w:t>
-            </w:r>
-          </w:p>
-          <w:p>
-            <w:pPr>
-              <w:rPr>
-                <w:rFonts w:ascii="Calibri" w:hAnsi="Calibri" w:cs="Arial"/>
-                <w:sz w:val="22"/>
-                <w:szCs w:val="22"/>
-              </w:rPr>
-            </w:pPr>
-            <w:r>
-              <w:rPr>
-                <w:rFonts w:ascii="Calibri" w:hAnsi="Calibri" w:cs="Arial"/>
-                <w:sz w:val="22"/>
-                <w:szCs w:val="22"/>
-              </w:rPr>
-              <w:t>(BLPL/QSP/05) addressed in QMS Manual BLPL/QM/01Rev.00</w:t>
+              <w:t>Answer according to the prompt</w:t>
             </w:r>
           </w:p>
         </w:tc>
@@ -15601,32 +13591,7 @@
                 <w:sz w:val="22"/>
                 <w:szCs w:val="22"/>
               </w:rPr>
-              <w:t xml:space="preserve">Evaluation, Analysis and Result outcomes leading to improvement areas are found maintained. </w:t>
-            </w:r>
-          </w:p>
-          <w:p>
-            <w:pPr>
-              <w:rPr>
-                <w:rFonts w:ascii="Calibri" w:hAnsi="Calibri" w:cs="Arial"/>
-                <w:sz w:val="22"/>
-                <w:szCs w:val="22"/>
-              </w:rPr>
-            </w:pPr>
-            <w:r>
-              <w:rPr>
-                <w:rFonts w:ascii="Calibri" w:hAnsi="Calibri" w:cs="Arial"/>
-                <w:sz w:val="22"/>
-                <w:szCs w:val="22"/>
-              </w:rPr>
-              <w:t xml:space="preserve">Addressed in QMS Manual </w:t>
-            </w:r>
-            <w:r>
-              <w:rPr>
-                <w:rFonts w:ascii="Calibri" w:hAnsi="Calibri" w:cs="Arial"/>
-                <w:sz w:val="22"/>
-                <w:szCs w:val="22"/>
-              </w:rPr>
-              <w:t>BLPL/QM/01Rev.00</w:t>
+              <w:t>Answer according to the prompt</w:t>
             </w:r>
           </w:p>
         </w:tc>
@@ -15885,25 +13850,7 @@
                 <w:sz w:val="22"/>
                 <w:szCs w:val="22"/>
               </w:rPr>
-              <w:t>{{</w:t>
-            </w:r>
-            <w:proofErr w:type="spellStart"/>
-            <w:r>
-              <w:rPr>
-                <w:rFonts w:ascii="Calibri" w:hAnsi="Calibri" w:cs="Arial"/>
-                <w:sz w:val="22"/>
-                <w:szCs w:val="22"/>
-              </w:rPr>
-              <w:t>observation_section</w:t>
-            </w:r>
-            <w:proofErr w:type="spellEnd"/>
-            <w:r>
-              <w:rPr>
-                <w:rFonts w:ascii="Calibri" w:hAnsi="Calibri" w:cs="Arial"/>
-                <w:sz w:val="22"/>
-                <w:szCs w:val="22"/>
-              </w:rPr>
-              <w:t>}}</w:t>
+              <w:t>{{observation_section}}</w:t>
             </w:r>
           </w:p>
         </w:tc>
@@ -15960,7 +13907,6 @@
                 <w:szCs w:val="22"/>
               </w:rPr>
             </w:pPr>
-            <w:proofErr w:type="gramStart"/>
             <w:r>
               <w:rPr>
                 <w:rFonts w:ascii="Calibri" w:hAnsi="Calibri"/>
@@ -15968,17 +13914,7 @@
                 <w:sz w:val="22"/>
                 <w:szCs w:val="22"/>
               </w:rPr>
-              <w:t>RECOMMENDATION  (</w:t>
-            </w:r>
-            <w:proofErr w:type="gramEnd"/>
-            <w:r>
-              <w:rPr>
-                <w:rFonts w:ascii="Calibri" w:hAnsi="Calibri"/>
-                <w:b/>
-                <w:sz w:val="22"/>
-                <w:szCs w:val="22"/>
-              </w:rPr>
-              <w:t>√)</w:t>
+              <w:t>RECOMMENDATION  (√)</w:t>
             </w:r>
           </w:p>
         </w:tc>
@@ -16025,25 +13961,7 @@
                 <w:sz w:val="22"/>
                 <w:szCs w:val="22"/>
               </w:rPr>
-              <w:t xml:space="preserve">Recommended Proceeding </w:t>
-            </w:r>
-            <w:proofErr w:type="gramStart"/>
-            <w:r>
-              <w:rPr>
-                <w:rFonts w:ascii="Calibri" w:hAnsi="Calibri" w:cs="Arial"/>
-                <w:sz w:val="22"/>
-                <w:szCs w:val="22"/>
-              </w:rPr>
-              <w:t>With</w:t>
-            </w:r>
-            <w:proofErr w:type="gramEnd"/>
-            <w:r>
-              <w:rPr>
-                <w:rFonts w:ascii="Calibri" w:hAnsi="Calibri" w:cs="Arial"/>
-                <w:sz w:val="22"/>
-                <w:szCs w:val="22"/>
-              </w:rPr>
-              <w:t xml:space="preserve"> Stage 2 </w:t>
+              <w:t xml:space="preserve">Recommended Proceeding With Stage 2 </w:t>
             </w:r>
           </w:p>
         </w:tc>
@@ -16108,25 +14026,7 @@
                 <w:sz w:val="22"/>
                 <w:szCs w:val="22"/>
               </w:rPr>
-              <w:t xml:space="preserve"> (</w:t>
-            </w:r>
-            <w:proofErr w:type="gramStart"/>
-            <w:r>
-              <w:rPr>
-                <w:rFonts w:ascii="Calibri" w:hAnsi="Calibri" w:cs="Arial"/>
-                <w:sz w:val="22"/>
-                <w:szCs w:val="22"/>
-              </w:rPr>
-              <w:t>within</w:t>
-            </w:r>
-            <w:proofErr w:type="gramEnd"/>
-            <w:r>
-              <w:rPr>
-                <w:rFonts w:ascii="Calibri" w:hAnsi="Calibri" w:cs="Arial"/>
-                <w:sz w:val="22"/>
-                <w:szCs w:val="22"/>
-              </w:rPr>
-              <w:t xml:space="preserve"> 60 days from this audit date)</w:t>
+              <w:t xml:space="preserve"> (within 60 days from this audit date)</w:t>
             </w:r>
           </w:p>
         </w:tc>
@@ -16384,51 +14284,15 @@
                 <w:b/>
                 <w:bCs/>
               </w:rPr>
-              <w:t>Name of Auditor</w:t>
-            </w:r>
-            <w:proofErr w:type="gramStart"/>
+              <w:t xml:space="preserve">Name of Auditor:  </w:t>
+            </w:r>
             <w:r>
               <w:rPr>
                 <w:rFonts w:cs="Calibri"/>
                 <w:b/>
                 <w:bCs/>
               </w:rPr>
-              <w:t xml:space="preserve">:  </w:t>
-            </w:r>
-            <w:r>
-              <w:rPr>
-                <w:rFonts w:cs="Calibri"/>
-                <w:b/>
-                <w:bCs/>
-              </w:rPr>
-              <w:t>{</w:t>
-            </w:r>
-            <w:proofErr w:type="gramEnd"/>
-            <w:r>
-              <w:rPr>
-                <w:rFonts w:cs="Calibri"/>
-                <w:b/>
-                <w:bCs/>
-              </w:rPr>
-              <w:t>{</w:t>
-            </w:r>
-            <w:proofErr w:type="spellStart"/>
-            <w:r>
-              <w:rPr>
-                <w:rFonts w:cs="Calibri"/>
-                <w:b/>
-                <w:bCs/>
-              </w:rPr>
-              <w:t>auditorName</w:t>
-            </w:r>
-            <w:proofErr w:type="spellEnd"/>
-            <w:r>
-              <w:rPr>
-                <w:rFonts w:cs="Calibri"/>
-                <w:b/>
-                <w:bCs/>
-              </w:rPr>
-              <w:t>}}</w:t>
+              <w:t>{{auditorName}}</w:t>
             </w:r>
           </w:p>
           <w:p>
@@ -16471,25 +14335,7 @@
                 <w:sz w:val="22"/>
                 <w:szCs w:val="22"/>
               </w:rPr>
-              <w:t>{{</w:t>
-            </w:r>
-            <w:proofErr w:type="spellStart"/>
-            <w:r>
-              <w:rPr>
-                <w:rFonts w:ascii="Calibri" w:hAnsi="Calibri" w:cs="Arial"/>
-                <w:sz w:val="22"/>
-                <w:szCs w:val="22"/>
-              </w:rPr>
-              <w:t>clientName</w:t>
-            </w:r>
-            <w:proofErr w:type="spellEnd"/>
-            <w:r>
-              <w:rPr>
-                <w:rFonts w:ascii="Calibri" w:hAnsi="Calibri" w:cs="Arial"/>
-                <w:sz w:val="22"/>
-                <w:szCs w:val="22"/>
-              </w:rPr>
-              <w:t>}}</w:t>
+              <w:t>{{clientName}}</w:t>
             </w:r>
           </w:p>
           <w:p>
@@ -16563,49 +14409,7 @@
           <w:sz w:val="20"/>
           <w:szCs w:val="20"/>
         </w:rPr>
-        <w:t xml:space="preserve">Ownership- This Audit Report is the Property of Accurate Global INC. This should be </w:t>
-      </w:r>
-      <w:proofErr w:type="spellStart"/>
-      <w:r>
-        <w:rPr>
-          <w:i/>
-          <w:iCs/>
-          <w:sz w:val="20"/>
-          <w:szCs w:val="20"/>
-        </w:rPr>
-        <w:t>immidiately</w:t>
-      </w:r>
-      <w:proofErr w:type="spellEnd"/>
-      <w:r>
-        <w:rPr>
-          <w:i/>
-          <w:iCs/>
-          <w:sz w:val="20"/>
-          <w:szCs w:val="20"/>
-        </w:rPr>
-        <w:t xml:space="preserve"> returned back to AGI in the event of </w:t>
-      </w:r>
-      <w:proofErr w:type="spellStart"/>
-      <w:proofErr w:type="gramStart"/>
-      <w:r>
-        <w:rPr>
-          <w:i/>
-          <w:iCs/>
-          <w:sz w:val="20"/>
-          <w:szCs w:val="20"/>
-        </w:rPr>
-        <w:t>expiry,suspension</w:t>
-      </w:r>
-      <w:proofErr w:type="spellEnd"/>
-      <w:proofErr w:type="gramEnd"/>
-      <w:r>
-        <w:rPr>
-          <w:i/>
-          <w:iCs/>
-          <w:sz w:val="20"/>
-          <w:szCs w:val="20"/>
-        </w:rPr>
-        <w:t>, withdrawn, termination of the certification Contract. Any misuse, alteration, counterfeiting of this report shall result in legal actions by AGI</w:t>
+        <w:t>Ownership- This Audit Report is the Property of Accurate Global INC. This should be immidiately returned back to AGI in the event of expiry,suspension, withdrawn, termination of the certification Contract. Any misuse, alteration, counterfeiting of this report shall result in legal actions by AGI</w:t>
       </w:r>
     </w:p>
     <w:sectPr>
@@ -20419,7 +18223,7 @@
   <w:style w:type="paragraph" w:default="1" w:styleId="Normal">
     <w:name w:val="Normal"/>
     <w:qFormat/>
-    <w:rsid w:val="00872A9C"/>
+    <w:rsid w:val="00F2071C"/>
     <w:rPr>
       <w:sz w:val="24"/>
       <w:szCs w:val="24"/>

--- a/templates/iso9001_stage1.docx
+++ b/templates/iso9001_stage1.docx
@@ -458,7 +458,27 @@
           <w:sz w:val="48"/>
           <w:szCs w:val="22"/>
         </w:rPr>
-        <w:t>{{organizationName}}</w:t>
+        <w:t>{{</w:t>
+      </w:r>
+      <w:proofErr w:type="spellStart"/>
+      <w:r>
+        <w:rPr>
+          <w:rFonts w:ascii="Calibri" w:hAnsi="Calibri" w:cs="Arial"/>
+          <w:b/>
+          <w:sz w:val="48"/>
+          <w:szCs w:val="22"/>
+        </w:rPr>
+        <w:t>organizationName</w:t>
+      </w:r>
+      <w:proofErr w:type="spellEnd"/>
+      <w:r>
+        <w:rPr>
+          <w:rFonts w:ascii="Calibri" w:hAnsi="Calibri" w:cs="Arial"/>
+          <w:b/>
+          <w:sz w:val="48"/>
+          <w:szCs w:val="22"/>
+        </w:rPr>
+        <w:t>}}</w:t>
       </w:r>
     </w:p>
     <w:p>
@@ -600,12 +620,30 @@
                 <w:szCs w:val="22"/>
               </w:rPr>
             </w:pPr>
-            <w:r>
-              <w:rPr>
-                <w:rFonts w:ascii="Calibri" w:hAnsi="Calibri" w:cs="Arial"/>
-                <w:szCs w:val="22"/>
-              </w:rPr>
-              <w:t>{{ organizationName }}</w:t>
+            <w:proofErr w:type="gramStart"/>
+            <w:r>
+              <w:rPr>
+                <w:rFonts w:ascii="Calibri" w:hAnsi="Calibri" w:cs="Arial"/>
+                <w:szCs w:val="22"/>
+              </w:rPr>
+              <w:t xml:space="preserve">{{ </w:t>
+            </w:r>
+            <w:proofErr w:type="spellStart"/>
+            <w:r>
+              <w:rPr>
+                <w:rFonts w:ascii="Calibri" w:hAnsi="Calibri" w:cs="Arial"/>
+                <w:szCs w:val="22"/>
+              </w:rPr>
+              <w:t>organizationName</w:t>
+            </w:r>
+            <w:proofErr w:type="spellEnd"/>
+            <w:proofErr w:type="gramEnd"/>
+            <w:r>
+              <w:rPr>
+                <w:rFonts w:ascii="Calibri" w:hAnsi="Calibri" w:cs="Arial"/>
+                <w:szCs w:val="22"/>
+              </w:rPr>
+              <w:t xml:space="preserve"> }}</w:t>
             </w:r>
           </w:p>
         </w:tc>
@@ -647,12 +685,21 @@
                 <w:szCs w:val="22"/>
               </w:rPr>
             </w:pPr>
-            <w:r>
-              <w:rPr>
-                <w:rFonts w:ascii="Calibri" w:hAnsi="Calibri" w:cs="Arial"/>
-                <w:szCs w:val="22"/>
-              </w:rPr>
-              <w:t>{{ address }}</w:t>
+            <w:proofErr w:type="gramStart"/>
+            <w:r>
+              <w:rPr>
+                <w:rFonts w:ascii="Calibri" w:hAnsi="Calibri" w:cs="Arial"/>
+                <w:szCs w:val="22"/>
+              </w:rPr>
+              <w:t>{{ address</w:t>
+            </w:r>
+            <w:proofErr w:type="gramEnd"/>
+            <w:r>
+              <w:rPr>
+                <w:rFonts w:ascii="Calibri" w:hAnsi="Calibri" w:cs="Arial"/>
+                <w:szCs w:val="22"/>
+              </w:rPr>
+              <w:t xml:space="preserve"> }}</w:t>
             </w:r>
           </w:p>
         </w:tc>
@@ -691,11 +738,27 @@
                 <w:szCs w:val="22"/>
               </w:rPr>
             </w:pPr>
-            <w:r>
-              <w:rPr>
-                <w:szCs w:val="22"/>
-              </w:rPr>
-              <w:t>{{ siteAddress }}</w:t>
+            <w:proofErr w:type="gramStart"/>
+            <w:r>
+              <w:rPr>
+                <w:szCs w:val="22"/>
+              </w:rPr>
+              <w:t xml:space="preserve">{{ </w:t>
+            </w:r>
+            <w:proofErr w:type="spellStart"/>
+            <w:r>
+              <w:rPr>
+                <w:szCs w:val="22"/>
+              </w:rPr>
+              <w:t>siteAddress</w:t>
+            </w:r>
+            <w:proofErr w:type="spellEnd"/>
+            <w:proofErr w:type="gramEnd"/>
+            <w:r>
+              <w:rPr>
+                <w:szCs w:val="22"/>
+              </w:rPr>
+              <w:t xml:space="preserve"> }}</w:t>
             </w:r>
           </w:p>
         </w:tc>
@@ -734,11 +797,27 @@
                 <w:szCs w:val="22"/>
               </w:rPr>
             </w:pPr>
-            <w:r>
-              <w:rPr>
-                <w:szCs w:val="22"/>
-              </w:rPr>
-              <w:t>{{ numberOfEmployees }}</w:t>
+            <w:proofErr w:type="gramStart"/>
+            <w:r>
+              <w:rPr>
+                <w:szCs w:val="22"/>
+              </w:rPr>
+              <w:t xml:space="preserve">{{ </w:t>
+            </w:r>
+            <w:proofErr w:type="spellStart"/>
+            <w:r>
+              <w:rPr>
+                <w:szCs w:val="22"/>
+              </w:rPr>
+              <w:t>numberOfEmployees</w:t>
+            </w:r>
+            <w:proofErr w:type="spellEnd"/>
+            <w:proofErr w:type="gramEnd"/>
+            <w:r>
+              <w:rPr>
+                <w:szCs w:val="22"/>
+              </w:rPr>
+              <w:t xml:space="preserve"> }}</w:t>
             </w:r>
           </w:p>
         </w:tc>
@@ -781,7 +860,21 @@
               <w:rPr>
                 <w:szCs w:val="22"/>
               </w:rPr>
-              <w:t>{{emailId}}</w:t>
+              <w:t>{{</w:t>
+            </w:r>
+            <w:proofErr w:type="spellStart"/>
+            <w:r>
+              <w:rPr>
+                <w:szCs w:val="22"/>
+              </w:rPr>
+              <w:t>emailId</w:t>
+            </w:r>
+            <w:proofErr w:type="spellEnd"/>
+            <w:r>
+              <w:rPr>
+                <w:szCs w:val="22"/>
+              </w:rPr>
+              <w:t>}}</w:t>
             </w:r>
           </w:p>
         </w:tc>
@@ -827,7 +920,21 @@
               <w:rPr>
                 <w:szCs w:val="22"/>
               </w:rPr>
-              <w:t>{{contactPerson}}</w:t>
+              <w:t>{{</w:t>
+            </w:r>
+            <w:proofErr w:type="spellStart"/>
+            <w:r>
+              <w:rPr>
+                <w:szCs w:val="22"/>
+              </w:rPr>
+              <w:t>contactPerson</w:t>
+            </w:r>
+            <w:proofErr w:type="spellEnd"/>
+            <w:r>
+              <w:rPr>
+                <w:szCs w:val="22"/>
+              </w:rPr>
+              <w:t>}}</w:t>
             </w:r>
           </w:p>
         </w:tc>
@@ -870,7 +977,21 @@
               <w:rPr>
                 <w:szCs w:val="22"/>
               </w:rPr>
-              <w:t>{{telephoneFax}}</w:t>
+              <w:t>{{</w:t>
+            </w:r>
+            <w:proofErr w:type="spellStart"/>
+            <w:r>
+              <w:rPr>
+                <w:szCs w:val="22"/>
+              </w:rPr>
+              <w:t>telephoneFax</w:t>
+            </w:r>
+            <w:proofErr w:type="spellEnd"/>
+            <w:r>
+              <w:rPr>
+                <w:szCs w:val="22"/>
+              </w:rPr>
+              <w:t>}}</w:t>
             </w:r>
           </w:p>
         </w:tc>
@@ -960,7 +1081,23 @@
                 <w:rFonts w:ascii="Calibri" w:hAnsi="Calibri"/>
                 <w:szCs w:val="22"/>
               </w:rPr>
-              <w:t>{{riskCategory}}</w:t>
+              <w:t>{{</w:t>
+            </w:r>
+            <w:proofErr w:type="spellStart"/>
+            <w:r>
+              <w:rPr>
+                <w:rFonts w:ascii="Calibri" w:hAnsi="Calibri"/>
+                <w:szCs w:val="22"/>
+              </w:rPr>
+              <w:t>riskCategory</w:t>
+            </w:r>
+            <w:proofErr w:type="spellEnd"/>
+            <w:r>
+              <w:rPr>
+                <w:rFonts w:ascii="Calibri" w:hAnsi="Calibri"/>
+                <w:szCs w:val="22"/>
+              </w:rPr>
+              <w:t>}}</w:t>
             </w:r>
           </w:p>
         </w:tc>
@@ -1013,7 +1150,23 @@
                 <w:rFonts w:ascii="Calibri" w:hAnsi="Calibri"/>
                 <w:szCs w:val="22"/>
               </w:rPr>
-              <w:t>{{iafCode}}</w:t>
+              <w:t>{{</w:t>
+            </w:r>
+            <w:proofErr w:type="spellStart"/>
+            <w:r>
+              <w:rPr>
+                <w:rFonts w:ascii="Calibri" w:hAnsi="Calibri"/>
+                <w:szCs w:val="22"/>
+              </w:rPr>
+              <w:t>iafCode</w:t>
+            </w:r>
+            <w:proofErr w:type="spellEnd"/>
+            <w:r>
+              <w:rPr>
+                <w:rFonts w:ascii="Calibri" w:hAnsi="Calibri"/>
+                <w:szCs w:val="22"/>
+              </w:rPr>
+              <w:t>}}</w:t>
             </w:r>
           </w:p>
         </w:tc>
@@ -1059,7 +1212,23 @@
                 <w:rFonts w:ascii="Calibri" w:hAnsi="Calibri"/>
                 <w:szCs w:val="22"/>
               </w:rPr>
-              <w:t>{{na_clauses}}</w:t>
+              <w:t>{{</w:t>
+            </w:r>
+            <w:proofErr w:type="spellStart"/>
+            <w:r>
+              <w:rPr>
+                <w:rFonts w:ascii="Calibri" w:hAnsi="Calibri"/>
+                <w:szCs w:val="22"/>
+              </w:rPr>
+              <w:t>na_clauses</w:t>
+            </w:r>
+            <w:proofErr w:type="spellEnd"/>
+            <w:r>
+              <w:rPr>
+                <w:rFonts w:ascii="Calibri" w:hAnsi="Calibri"/>
+                <w:szCs w:val="22"/>
+              </w:rPr>
+              <w:t>}}</w:t>
             </w:r>
           </w:p>
         </w:tc>
@@ -1103,7 +1272,23 @@
                 <w:rFonts w:ascii="Calibri" w:hAnsi="Calibri"/>
                 <w:szCs w:val="22"/>
               </w:rPr>
-              <w:t>{{auditTeam}}</w:t>
+              <w:t>{{</w:t>
+            </w:r>
+            <w:proofErr w:type="spellStart"/>
+            <w:r>
+              <w:rPr>
+                <w:rFonts w:ascii="Calibri" w:hAnsi="Calibri"/>
+                <w:szCs w:val="22"/>
+              </w:rPr>
+              <w:t>auditTeam</w:t>
+            </w:r>
+            <w:proofErr w:type="spellEnd"/>
+            <w:r>
+              <w:rPr>
+                <w:rFonts w:ascii="Calibri" w:hAnsi="Calibri"/>
+                <w:szCs w:val="22"/>
+              </w:rPr>
+              <w:t>}}</w:t>
             </w:r>
           </w:p>
         </w:tc>
@@ -1123,7 +1308,23 @@
                 <w:rFonts w:ascii="Calibri" w:hAnsi="Calibri"/>
                 <w:szCs w:val="22"/>
               </w:rPr>
-              <w:t>Audit Man Days(s): {{auditManDays}}</w:t>
+              <w:t>Audit Man Days(s): {{</w:t>
+            </w:r>
+            <w:proofErr w:type="spellStart"/>
+            <w:r>
+              <w:rPr>
+                <w:rFonts w:ascii="Calibri" w:hAnsi="Calibri"/>
+                <w:szCs w:val="22"/>
+              </w:rPr>
+              <w:t>auditManDays</w:t>
+            </w:r>
+            <w:proofErr w:type="spellEnd"/>
+            <w:r>
+              <w:rPr>
+                <w:rFonts w:ascii="Calibri" w:hAnsi="Calibri"/>
+                <w:szCs w:val="22"/>
+              </w:rPr>
+              <w:t>}}</w:t>
             </w:r>
           </w:p>
         </w:tc>
@@ -1176,7 +1377,23 @@
                 <w:rFonts w:ascii="Calibri" w:hAnsi="Calibri"/>
                 <w:szCs w:val="22"/>
               </w:rPr>
-              <w:t>{{startDateOfAudit}}</w:t>
+              <w:t>{{</w:t>
+            </w:r>
+            <w:proofErr w:type="spellStart"/>
+            <w:r>
+              <w:rPr>
+                <w:rFonts w:ascii="Calibri" w:hAnsi="Calibri"/>
+                <w:szCs w:val="22"/>
+              </w:rPr>
+              <w:t>startDateOfAudit</w:t>
+            </w:r>
+            <w:proofErr w:type="spellEnd"/>
+            <w:r>
+              <w:rPr>
+                <w:rFonts w:ascii="Calibri" w:hAnsi="Calibri"/>
+                <w:szCs w:val="22"/>
+              </w:rPr>
+              <w:t>}}</w:t>
             </w:r>
           </w:p>
         </w:tc>
@@ -1221,7 +1438,23 @@
                 <w:rFonts w:ascii="Calibri" w:hAnsi="Calibri"/>
                 <w:szCs w:val="22"/>
               </w:rPr>
-              <w:t>{{endDateOfAudit}}</w:t>
+              <w:t>{{</w:t>
+            </w:r>
+            <w:proofErr w:type="spellStart"/>
+            <w:r>
+              <w:rPr>
+                <w:rFonts w:ascii="Calibri" w:hAnsi="Calibri"/>
+                <w:szCs w:val="22"/>
+              </w:rPr>
+              <w:t>endDateOfAudit</w:t>
+            </w:r>
+            <w:proofErr w:type="spellEnd"/>
+            <w:r>
+              <w:rPr>
+                <w:rFonts w:ascii="Calibri" w:hAnsi="Calibri"/>
+                <w:szCs w:val="22"/>
+              </w:rPr>
+              <w:t>}}</w:t>
             </w:r>
           </w:p>
         </w:tc>
@@ -1266,7 +1499,23 @@
                 <w:rFonts w:ascii="Calibri" w:hAnsi="Calibri"/>
                 <w:szCs w:val="22"/>
               </w:rPr>
-              <w:t>{{auditMode}}</w:t>
+              <w:t>{{</w:t>
+            </w:r>
+            <w:proofErr w:type="spellStart"/>
+            <w:r>
+              <w:rPr>
+                <w:rFonts w:ascii="Calibri" w:hAnsi="Calibri"/>
+                <w:szCs w:val="22"/>
+              </w:rPr>
+              <w:t>auditMode</w:t>
+            </w:r>
+            <w:proofErr w:type="spellEnd"/>
+            <w:r>
+              <w:rPr>
+                <w:rFonts w:ascii="Calibri" w:hAnsi="Calibri"/>
+                <w:szCs w:val="22"/>
+              </w:rPr>
+              <w:t>}}</w:t>
             </w:r>
           </w:p>
         </w:tc>
@@ -1523,10 +1772,21 @@
               <w:rPr>
                 <w:b/>
               </w:rPr>
-              <w:t>Specific processes</w:t>
-            </w:r>
-            <w:r>
-              <w:t xml:space="preserve"> : </w:t>
+              <w:t xml:space="preserve">Specific </w:t>
+            </w:r>
+            <w:proofErr w:type="gramStart"/>
+            <w:r>
+              <w:rPr>
+                <w:b/>
+              </w:rPr>
+              <w:t>processes</w:t>
+            </w:r>
+            <w:r>
+              <w:t xml:space="preserve"> :</w:t>
+            </w:r>
+            <w:proofErr w:type="gramEnd"/>
+            <w:r>
+              <w:t xml:space="preserve"> </w:t>
             </w:r>
             <w:r>
               <w:t>{{scope}}</w:t>
@@ -1660,6 +1920,7 @@
               </w:rPr>
               <w:t>{{</w:t>
             </w:r>
+            <w:proofErr w:type="spellStart"/>
             <w:r>
               <w:rPr>
                 <w:rFonts w:ascii="Calibri" w:hAnsi="Calibri" w:cs="Arial"/>
@@ -1669,6 +1930,7 @@
               </w:rPr>
               <w:t>quotedManDaysAdequate</w:t>
             </w:r>
+            <w:proofErr w:type="spellEnd"/>
             <w:r>
               <w:rPr>
                 <w:rFonts w:ascii="Calibri" w:hAnsi="Calibri" w:cs="Arial"/>
@@ -1895,6 +2157,7 @@
               </w:rPr>
               <w:t>{{</w:t>
             </w:r>
+            <w:proofErr w:type="spellStart"/>
             <w:r>
               <w:rPr>
                 <w:rFonts w:ascii="Calibri" w:hAnsi="Calibri" w:cs="Arial"/>
@@ -1904,6 +2167,7 @@
               </w:rPr>
               <w:t>additionalInformation</w:t>
             </w:r>
+            <w:proofErr w:type="spellEnd"/>
             <w:r>
               <w:rPr>
                 <w:rFonts w:ascii="Calibri" w:hAnsi="Calibri" w:cs="Arial"/>
@@ -1979,6 +2243,7 @@
               </w:rPr>
               <w:t>{{</w:t>
             </w:r>
+            <w:proofErr w:type="spellStart"/>
             <w:r>
               <w:rPr>
                 <w:rFonts w:ascii="Calibri" w:hAnsi="Calibri" w:cs="Arial"/>
@@ -1988,6 +2253,7 @@
               </w:rPr>
               <w:t>internalAuditFrequency</w:t>
             </w:r>
+            <w:proofErr w:type="spellEnd"/>
             <w:r>
               <w:rPr>
                 <w:rFonts w:ascii="Calibri" w:hAnsi="Calibri" w:cs="Arial"/>
@@ -2025,6 +2291,7 @@
               </w:rPr>
               <w:t>{{</w:t>
             </w:r>
+            <w:proofErr w:type="spellStart"/>
             <w:r>
               <w:rPr>
                 <w:rFonts w:ascii="Calibri" w:hAnsi="Calibri" w:cs="Arial"/>
@@ -2034,6 +2301,7 @@
               </w:rPr>
               <w:t>dateOfLastInternalAudit</w:t>
             </w:r>
+            <w:proofErr w:type="spellEnd"/>
             <w:r>
               <w:rPr>
                 <w:rFonts w:ascii="Calibri" w:hAnsi="Calibri" w:cs="Arial"/>
@@ -2129,6 +2397,7 @@
               </w:rPr>
               <w:t>{{</w:t>
             </w:r>
+            <w:proofErr w:type="spellStart"/>
             <w:r>
               <w:rPr>
                 <w:rFonts w:ascii="Calibri" w:hAnsi="Calibri" w:cs="Arial"/>
@@ -2138,6 +2407,7 @@
               </w:rPr>
               <w:t>managementReviewFrequency</w:t>
             </w:r>
+            <w:proofErr w:type="spellEnd"/>
             <w:r>
               <w:rPr>
                 <w:rFonts w:ascii="Calibri" w:hAnsi="Calibri" w:cs="Arial"/>
@@ -2184,6 +2454,7 @@
               </w:rPr>
               <w:t>{{</w:t>
             </w:r>
+            <w:proofErr w:type="spellStart"/>
             <w:r>
               <w:rPr>
                 <w:rFonts w:ascii="Calibri" w:hAnsi="Calibri" w:cs="Arial"/>
@@ -2193,6 +2464,7 @@
               </w:rPr>
               <w:t>dateOfLastManagementReview</w:t>
             </w:r>
+            <w:proofErr w:type="spellEnd"/>
             <w:r>
               <w:rPr>
                 <w:rFonts w:ascii="Calibri" w:hAnsi="Calibri" w:cs="Arial"/>
@@ -2331,6 +2603,7 @@
               </w:rPr>
               <w:t>{{</w:t>
             </w:r>
+            <w:proofErr w:type="spellStart"/>
             <w:r>
               <w:rPr>
                 <w:rFonts w:ascii="Calibri" w:hAnsi="Calibri" w:cs="Arial"/>
@@ -2340,6 +2613,7 @@
               </w:rPr>
               <w:t>reviewedBy</w:t>
             </w:r>
+            <w:proofErr w:type="spellEnd"/>
             <w:r>
               <w:rPr>
                 <w:rFonts w:ascii="Calibri" w:hAnsi="Calibri" w:cs="Arial"/>
@@ -2404,6 +2678,7 @@
               </w:rPr>
               <w:t>{{</w:t>
             </w:r>
+            <w:proofErr w:type="spellStart"/>
             <w:r>
               <w:rPr>
                 <w:rFonts w:ascii="Calibri" w:hAnsi="Calibri" w:cs="Arial"/>
@@ -2413,6 +2688,7 @@
               </w:rPr>
               <w:t>dateOfReview</w:t>
             </w:r>
+            <w:proofErr w:type="spellEnd"/>
             <w:r>
               <w:rPr>
                 <w:rFonts w:ascii="Calibri" w:hAnsi="Calibri" w:cs="Arial"/>
@@ -2493,7 +2769,27 @@
                 <w:sz w:val="22"/>
                 <w:szCs w:val="22"/>
               </w:rPr>
-              <w:t>(C- Conformity, NC-Non Conformity, O-Observation)</w:t>
+              <w:t>(C- Conformity, NC-</w:t>
+            </w:r>
+            <w:proofErr w:type="gramStart"/>
+            <w:r>
+              <w:rPr>
+                <w:rFonts w:ascii="Calibri" w:hAnsi="Calibri"/>
+                <w:b/>
+                <w:sz w:val="22"/>
+                <w:szCs w:val="22"/>
+              </w:rPr>
+              <w:t>Non Conformity</w:t>
+            </w:r>
+            <w:proofErr w:type="gramEnd"/>
+            <w:r>
+              <w:rPr>
+                <w:rFonts w:ascii="Calibri" w:hAnsi="Calibri"/>
+                <w:b/>
+                <w:sz w:val="22"/>
+                <w:szCs w:val="22"/>
+              </w:rPr>
+              <w:t>, O-Observation)</w:t>
             </w:r>
           </w:p>
         </w:tc>
@@ -13607,6 +13903,62 @@
         </w:rPr>
       </w:pPr>
     </w:p>
+    <w:p>
+      <w:pPr>
+        <w:rPr>
+          <w:rFonts w:ascii="Calibri" w:hAnsi="Calibri" w:cs="Arial"/>
+          <w:b/>
+          <w:sz w:val="22"/>
+          <w:szCs w:val="22"/>
+        </w:rPr>
+      </w:pPr>
+    </w:p>
+    <w:p>
+      <w:pPr>
+        <w:jc w:val="center"/>
+        <w:rPr>
+          <w:rFonts w:ascii="Calibri" w:hAnsi="Calibri" w:cs="Arial"/>
+          <w:b/>
+          <w:color w:val="FF0000"/>
+        </w:rPr>
+      </w:pPr>
+      <w:r>
+        <w:rPr>
+          <w:rFonts w:ascii="Calibri" w:hAnsi="Calibri" w:cs="Arial"/>
+          <w:b/>
+          <w:color w:val="FF0000"/>
+        </w:rPr>
+        <w:t xml:space="preserve">Status of </w:t>
+      </w:r>
+      <w:proofErr w:type="gramStart"/>
+      <w:r>
+        <w:rPr>
+          <w:rFonts w:ascii="Calibri" w:hAnsi="Calibri" w:cs="Arial"/>
+          <w:b/>
+          <w:color w:val="FF0000"/>
+        </w:rPr>
+        <w:t>Non Conformities</w:t>
+      </w:r>
+      <w:proofErr w:type="gramEnd"/>
+      <w:r>
+        <w:rPr>
+          <w:rFonts w:ascii="Calibri" w:hAnsi="Calibri" w:cs="Arial"/>
+          <w:b/>
+          <w:color w:val="FF0000"/>
+        </w:rPr>
+        <w:t>:</w:t>
+      </w:r>
+    </w:p>
+    <w:p>
+      <w:pPr>
+        <w:jc w:val="center"/>
+        <w:rPr>
+          <w:rFonts w:ascii="Calibri" w:hAnsi="Calibri" w:cs="Arial"/>
+          <w:b/>
+          <w:color w:val="FF0000"/>
+        </w:rPr>
+      </w:pPr>
+    </w:p>
     <w:tbl>
       <w:tblPr>
         <w:tblW w:w="10632" w:type="dxa"/>
@@ -13631,43 +13983,17 @@
           </w:tcPr>
           <w:p>
             <w:pPr>
-              <w:widowControl w:val="0"/>
-              <w:autoSpaceDE w:val="0"/>
-              <w:autoSpaceDN w:val="0"/>
-              <w:adjustRightInd w:val="0"/>
-              <w:rPr>
-                <w:rFonts w:ascii="Calibri" w:hAnsi="Calibri" w:cs="Arial"/>
-                <w:b/>
-                <w:bCs/>
-                <w:color w:val="000000"/>
-                <w:spacing w:val="-1"/>
-                <w:sz w:val="22"/>
-                <w:szCs w:val="22"/>
-              </w:rPr>
-            </w:pPr>
-            <w:r>
-              <w:rPr>
-                <w:rFonts w:ascii="Calibri" w:hAnsi="Calibri" w:cs="Arial"/>
-                <w:b/>
-                <w:bCs/>
-                <w:color w:val="000000"/>
-                <w:spacing w:val="-1"/>
-                <w:sz w:val="22"/>
-                <w:szCs w:val="22"/>
-              </w:rPr>
-              <w:t>Non-Conformities</w:t>
-            </w:r>
-            <w:r>
-              <w:rPr>
-                <w:rFonts w:ascii="Calibri" w:hAnsi="Calibri" w:cs="Arial"/>
-                <w:b/>
-                <w:bCs/>
-                <w:color w:val="000000"/>
-                <w:spacing w:val="-1"/>
-                <w:sz w:val="22"/>
-                <w:szCs w:val="22"/>
-              </w:rPr>
-              <w:t xml:space="preserve"> Raised:</w:t>
+              <w:rPr>
+                <w:rFonts w:cs="Calibri"/>
+                <w:b/>
+              </w:rPr>
+            </w:pPr>
+            <w:r>
+              <w:rPr>
+                <w:rFonts w:cs="Calibri"/>
+                <w:b/>
+              </w:rPr>
+              <w:t>Minor NCs raised:</w:t>
             </w:r>
           </w:p>
           <w:p>
@@ -13680,60 +14006,6 @@
                 <w:szCs w:val="22"/>
               </w:rPr>
             </w:pPr>
-            <w:r>
-              <w:rPr>
-                <w:rFonts w:ascii="Calibri" w:hAnsi="Calibri" w:cs="Arial"/>
-                <w:i/>
-                <w:iCs/>
-                <w:sz w:val="22"/>
-                <w:szCs w:val="22"/>
-              </w:rPr>
-              <w:br/>
-            </w:r>
-          </w:p>
-          <w:p>
-            <w:pPr>
-              <w:rPr>
-                <w:rFonts w:ascii="Calibri" w:hAnsi="Calibri" w:cs="Arial"/>
-                <w:i/>
-                <w:iCs/>
-                <w:sz w:val="22"/>
-                <w:szCs w:val="22"/>
-              </w:rPr>
-            </w:pPr>
-          </w:p>
-          <w:p>
-            <w:pPr>
-              <w:rPr>
-                <w:rFonts w:ascii="Calibri" w:hAnsi="Calibri" w:cs="Arial"/>
-                <w:i/>
-                <w:iCs/>
-                <w:sz w:val="22"/>
-                <w:szCs w:val="22"/>
-              </w:rPr>
-            </w:pPr>
-            <w:r>
-              <w:rPr>
-                <w:rFonts w:ascii="Calibri" w:hAnsi="Calibri" w:cs="Arial"/>
-                <w:b/>
-                <w:bCs/>
-                <w:color w:val="000000"/>
-                <w:spacing w:val="-1"/>
-                <w:sz w:val="22"/>
-                <w:szCs w:val="22"/>
-              </w:rPr>
-              <w:t xml:space="preserve"> </w:t>
-            </w:r>
-            <w:r>
-              <w:rPr>
-                <w:rFonts w:ascii="Calibri" w:hAnsi="Calibri" w:cs="Arial"/>
-                <w:i/>
-                <w:iCs/>
-                <w:sz w:val="22"/>
-                <w:szCs w:val="22"/>
-              </w:rPr>
-              <w:t>Please respond by using your own corrective action form and include the root cause analysis with systemic corrective action. Failure to include root cause analysis with systemic corrective action will result in your responses being rejected by Lead Auditor.</w:t>
-            </w:r>
           </w:p>
           <w:p>
             <w:pPr>
@@ -13747,6 +14019,116 @@
         </w:tc>
       </w:tr>
     </w:tbl>
+    <w:p>
+      <w:pPr>
+        <w:rPr>
+          <w:rFonts w:ascii="Calibri" w:hAnsi="Calibri" w:cs="Arial"/>
+          <w:b/>
+          <w:sz w:val="22"/>
+          <w:szCs w:val="22"/>
+        </w:rPr>
+      </w:pPr>
+    </w:p>
+    <w:p>
+      <w:pPr>
+        <w:jc w:val="center"/>
+        <w:rPr>
+          <w:rFonts w:ascii="Calibri" w:hAnsi="Calibri" w:cs="Arial"/>
+          <w:b/>
+          <w:color w:val="FF0000"/>
+        </w:rPr>
+      </w:pPr>
+      <w:r>
+        <w:rPr>
+          <w:rFonts w:ascii="Calibri" w:hAnsi="Calibri" w:cs="Arial"/>
+          <w:b/>
+          <w:color w:val="FF0000"/>
+        </w:rPr>
+        <w:t>Observations</w:t>
+      </w:r>
+      <w:r>
+        <w:rPr>
+          <w:rFonts w:ascii="Calibri" w:hAnsi="Calibri" w:cs="Arial"/>
+          <w:b/>
+          <w:color w:val="FF0000"/>
+        </w:rPr>
+        <w:t>:</w:t>
+      </w:r>
+    </w:p>
+    <w:tbl>
+      <w:tblPr>
+        <w:tblW w:w="0" w:type="auto"/>
+        <w:tblBorders>
+          <w:top w:val="single" w:sz="4" w:space="0" w:color="000000"/>
+          <w:left w:val="single" w:sz="4" w:space="0" w:color="000000"/>
+          <w:bottom w:val="single" w:sz="4" w:space="0" w:color="000000"/>
+          <w:right w:val="single" w:sz="4" w:space="0" w:color="000000"/>
+          <w:insideH w:val="single" w:sz="4" w:space="0" w:color="000000"/>
+          <w:insideV w:val="single" w:sz="4" w:space="0" w:color="000000"/>
+        </w:tblBorders>
+        <w:tblLook w:val="04A0" w:firstRow="1" w:lastRow="0" w:firstColumn="1" w:lastColumn="0" w:noHBand="0" w:noVBand="1"/>
+      </w:tblPr>
+      <w:tblGrid>
+        <w:gridCol w:w="10683"/>
+      </w:tblGrid>
+      <w:tr>
+        <w:tc>
+          <w:tcPr>
+            <w:tcW w:w="10683" w:type="dxa"/>
+            <w:shd w:val="clear" w:color="auto" w:fill="auto"/>
+          </w:tcPr>
+          <w:p>
+            <w:pPr>
+              <w:rPr>
+                <w:rFonts w:ascii="Calibri" w:hAnsi="Calibri" w:cs="Calibri"/>
+                <w:b/>
+              </w:rPr>
+            </w:pPr>
+            <w:r>
+              <w:rPr>
+                <w:rFonts w:ascii="Calibri" w:hAnsi="Calibri" w:cs="Calibri"/>
+                <w:b/>
+              </w:rPr>
+              <w:t>Observations</w:t>
+            </w:r>
+            <w:r>
+              <w:rPr>
+                <w:rFonts w:ascii="Calibri" w:hAnsi="Calibri" w:cs="Calibri"/>
+                <w:b/>
+              </w:rPr>
+              <w:t xml:space="preserve"> raised</w:t>
+            </w:r>
+            <w:r>
+              <w:rPr>
+                <w:rFonts w:ascii="Calibri" w:hAnsi="Calibri" w:cs="Calibri"/>
+                <w:b/>
+              </w:rPr>
+              <w:t>:</w:t>
+            </w:r>
+          </w:p>
+          <w:p>
+            <w:pPr>
+              <w:rPr>
+                <w:rFonts w:ascii="Calibri" w:hAnsi="Calibri" w:cs="Arial"/>
+                <w:b/>
+                <w:color w:val="FF0000"/>
+                <w:sz w:val="22"/>
+                <w:szCs w:val="22"/>
+              </w:rPr>
+            </w:pPr>
+          </w:p>
+        </w:tc>
+      </w:tr>
+    </w:tbl>
+    <w:p>
+      <w:pPr>
+        <w:rPr>
+          <w:rFonts w:ascii="Calibri" w:hAnsi="Calibri" w:cs="Arial"/>
+          <w:b/>
+          <w:color w:val="FF0000"/>
+        </w:rPr>
+      </w:pPr>
+    </w:p>
     <w:p>
       <w:pPr>
         <w:ind w:hanging="720"/>
@@ -13757,105 +14139,6 @@
         </w:rPr>
       </w:pPr>
     </w:p>
-    <w:tbl>
-      <w:tblPr>
-        <w:tblW w:w="10632" w:type="dxa"/>
-        <w:tblInd w:w="108" w:type="dxa"/>
-        <w:tblBorders>
-          <w:top w:val="single" w:sz="4" w:space="0" w:color="auto"/>
-          <w:left w:val="single" w:sz="4" w:space="0" w:color="auto"/>
-          <w:bottom w:val="single" w:sz="4" w:space="0" w:color="auto"/>
-          <w:right w:val="single" w:sz="4" w:space="0" w:color="auto"/>
-          <w:insideH w:val="single" w:sz="4" w:space="0" w:color="auto"/>
-          <w:insideV w:val="single" w:sz="4" w:space="0" w:color="auto"/>
-        </w:tblBorders>
-        <w:tblLook w:val="01E0" w:firstRow="1" w:lastRow="1" w:firstColumn="1" w:lastColumn="1" w:noHBand="0" w:noVBand="0"/>
-      </w:tblPr>
-      <w:tblGrid>
-        <w:gridCol w:w="10632"/>
-      </w:tblGrid>
-      <w:tr>
-        <w:tc>
-          <w:tcPr>
-            <w:tcW w:w="10632" w:type="dxa"/>
-            <w:tcBorders>
-              <w:bottom w:val="single" w:sz="4" w:space="0" w:color="auto"/>
-            </w:tcBorders>
-          </w:tcPr>
-          <w:p>
-            <w:pPr>
-              <w:jc w:val="both"/>
-              <w:rPr>
-                <w:rFonts w:ascii="Calibri" w:hAnsi="Calibri" w:cs="Arial"/>
-                <w:b/>
-                <w:sz w:val="22"/>
-                <w:szCs w:val="22"/>
-              </w:rPr>
-            </w:pPr>
-          </w:p>
-          <w:p>
-            <w:pPr>
-              <w:jc w:val="both"/>
-              <w:rPr>
-                <w:rFonts w:ascii="Calibri" w:hAnsi="Calibri" w:cs="Arial"/>
-                <w:b/>
-                <w:sz w:val="22"/>
-                <w:szCs w:val="22"/>
-              </w:rPr>
-            </w:pPr>
-            <w:r>
-              <w:rPr>
-                <w:rFonts w:ascii="Calibri" w:hAnsi="Calibri" w:cs="Arial"/>
-                <w:b/>
-                <w:sz w:val="22"/>
-                <w:szCs w:val="22"/>
-              </w:rPr>
-              <w:t>SUMMARY (including general observations/comments-Separate Sheet can be used)</w:t>
-            </w:r>
-          </w:p>
-        </w:tc>
-      </w:tr>
-      <w:tr>
-        <w:trPr>
-          <w:trHeight w:val="332"/>
-        </w:trPr>
-        <w:tc>
-          <w:tcPr>
-            <w:tcW w:w="10632" w:type="dxa"/>
-            <w:tcBorders>
-              <w:top w:val="single" w:sz="4" w:space="0" w:color="auto"/>
-              <w:bottom w:val="single" w:sz="4" w:space="0" w:color="auto"/>
-            </w:tcBorders>
-          </w:tcPr>
-          <w:p>
-            <w:pPr>
-              <w:rPr>
-                <w:rFonts w:ascii="Calibri" w:hAnsi="Calibri" w:cs="Arial"/>
-                <w:sz w:val="22"/>
-                <w:szCs w:val="22"/>
-              </w:rPr>
-            </w:pPr>
-          </w:p>
-          <w:p>
-            <w:pPr>
-              <w:rPr>
-                <w:rFonts w:ascii="Calibri" w:hAnsi="Calibri" w:cs="Arial"/>
-                <w:sz w:val="22"/>
-                <w:szCs w:val="22"/>
-              </w:rPr>
-            </w:pPr>
-            <w:r>
-              <w:rPr>
-                <w:rFonts w:ascii="Calibri" w:hAnsi="Calibri" w:cs="Arial"/>
-                <w:sz w:val="22"/>
-                <w:szCs w:val="22"/>
-              </w:rPr>
-              <w:t>{{observation_section}}</w:t>
-            </w:r>
-          </w:p>
-        </w:tc>
-      </w:tr>
-    </w:tbl>
     <w:p>
       <w:pPr>
         <w:rPr>
@@ -13907,6 +14190,7 @@
                 <w:szCs w:val="22"/>
               </w:rPr>
             </w:pPr>
+            <w:proofErr w:type="gramStart"/>
             <w:r>
               <w:rPr>
                 <w:rFonts w:ascii="Calibri" w:hAnsi="Calibri"/>
@@ -13914,7 +14198,18 @@
                 <w:sz w:val="22"/>
                 <w:szCs w:val="22"/>
               </w:rPr>
-              <w:t>RECOMMENDATION  (√)</w:t>
+              <w:lastRenderedPageBreak/>
+              <w:t>RECOMMENDATION  (</w:t>
+            </w:r>
+            <w:proofErr w:type="gramEnd"/>
+            <w:r>
+              <w:rPr>
+                <w:rFonts w:ascii="Calibri" w:hAnsi="Calibri"/>
+                <w:b/>
+                <w:sz w:val="22"/>
+                <w:szCs w:val="22"/>
+              </w:rPr>
+              <w:t>√)</w:t>
             </w:r>
           </w:p>
         </w:tc>
@@ -13961,7 +14256,25 @@
                 <w:sz w:val="22"/>
                 <w:szCs w:val="22"/>
               </w:rPr>
-              <w:t xml:space="preserve">Recommended Proceeding With Stage 2 </w:t>
+              <w:t xml:space="preserve">Recommended Proceeding </w:t>
+            </w:r>
+            <w:proofErr w:type="gramStart"/>
+            <w:r>
+              <w:rPr>
+                <w:rFonts w:ascii="Calibri" w:hAnsi="Calibri" w:cs="Arial"/>
+                <w:sz w:val="22"/>
+                <w:szCs w:val="22"/>
+              </w:rPr>
+              <w:t>With</w:t>
+            </w:r>
+            <w:proofErr w:type="gramEnd"/>
+            <w:r>
+              <w:rPr>
+                <w:rFonts w:ascii="Calibri" w:hAnsi="Calibri" w:cs="Arial"/>
+                <w:sz w:val="22"/>
+                <w:szCs w:val="22"/>
+              </w:rPr>
+              <w:t xml:space="preserve"> Stage 2 </w:t>
             </w:r>
           </w:p>
         </w:tc>
@@ -14026,7 +14339,25 @@
                 <w:sz w:val="22"/>
                 <w:szCs w:val="22"/>
               </w:rPr>
-              <w:t xml:space="preserve"> (within 60 days from this audit date)</w:t>
+              <w:t xml:space="preserve"> (</w:t>
+            </w:r>
+            <w:proofErr w:type="gramStart"/>
+            <w:r>
+              <w:rPr>
+                <w:rFonts w:ascii="Calibri" w:hAnsi="Calibri" w:cs="Arial"/>
+                <w:sz w:val="22"/>
+                <w:szCs w:val="22"/>
+              </w:rPr>
+              <w:t>within</w:t>
+            </w:r>
+            <w:proofErr w:type="gramEnd"/>
+            <w:r>
+              <w:rPr>
+                <w:rFonts w:ascii="Calibri" w:hAnsi="Calibri" w:cs="Arial"/>
+                <w:sz w:val="22"/>
+                <w:szCs w:val="22"/>
+              </w:rPr>
+              <w:t xml:space="preserve"> 60 days from this audit date)</w:t>
             </w:r>
           </w:p>
         </w:tc>
@@ -14284,15 +14615,51 @@
                 <w:b/>
                 <w:bCs/>
               </w:rPr>
-              <w:t xml:space="preserve">Name of Auditor:  </w:t>
-            </w:r>
+              <w:t>Name of Auditor</w:t>
+            </w:r>
+            <w:proofErr w:type="gramStart"/>
             <w:r>
               <w:rPr>
                 <w:rFonts w:cs="Calibri"/>
                 <w:b/>
                 <w:bCs/>
               </w:rPr>
-              <w:t>{{auditorName}}</w:t>
+              <w:t xml:space="preserve">:  </w:t>
+            </w:r>
+            <w:r>
+              <w:rPr>
+                <w:rFonts w:cs="Calibri"/>
+                <w:b/>
+                <w:bCs/>
+              </w:rPr>
+              <w:t>{</w:t>
+            </w:r>
+            <w:proofErr w:type="gramEnd"/>
+            <w:r>
+              <w:rPr>
+                <w:rFonts w:cs="Calibri"/>
+                <w:b/>
+                <w:bCs/>
+              </w:rPr>
+              <w:t>{</w:t>
+            </w:r>
+            <w:proofErr w:type="spellStart"/>
+            <w:r>
+              <w:rPr>
+                <w:rFonts w:cs="Calibri"/>
+                <w:b/>
+                <w:bCs/>
+              </w:rPr>
+              <w:t>auditorName</w:t>
+            </w:r>
+            <w:proofErr w:type="spellEnd"/>
+            <w:r>
+              <w:rPr>
+                <w:rFonts w:cs="Calibri"/>
+                <w:b/>
+                <w:bCs/>
+              </w:rPr>
+              <w:t>}}</w:t>
             </w:r>
           </w:p>
           <w:p>
@@ -14335,7 +14702,25 @@
                 <w:sz w:val="22"/>
                 <w:szCs w:val="22"/>
               </w:rPr>
-              <w:t>{{clientName}}</w:t>
+              <w:t>{{</w:t>
+            </w:r>
+            <w:proofErr w:type="spellStart"/>
+            <w:r>
+              <w:rPr>
+                <w:rFonts w:ascii="Calibri" w:hAnsi="Calibri" w:cs="Arial"/>
+                <w:sz w:val="22"/>
+                <w:szCs w:val="22"/>
+              </w:rPr>
+              <w:t>clientName</w:t>
+            </w:r>
+            <w:proofErr w:type="spellEnd"/>
+            <w:r>
+              <w:rPr>
+                <w:rFonts w:ascii="Calibri" w:hAnsi="Calibri" w:cs="Arial"/>
+                <w:sz w:val="22"/>
+                <w:szCs w:val="22"/>
+              </w:rPr>
+              <w:t>}}</w:t>
             </w:r>
           </w:p>
           <w:p>
@@ -14409,7 +14794,49 @@
           <w:sz w:val="20"/>
           <w:szCs w:val="20"/>
         </w:rPr>
-        <w:t>Ownership- This Audit Report is the Property of Accurate Global INC. This should be immidiately returned back to AGI in the event of expiry,suspension, withdrawn, termination of the certification Contract. Any misuse, alteration, counterfeiting of this report shall result in legal actions by AGI</w:t>
+        <w:t xml:space="preserve">Ownership- This Audit Report is the Property of Accurate Global INC. This should be </w:t>
+      </w:r>
+      <w:proofErr w:type="spellStart"/>
+      <w:r>
+        <w:rPr>
+          <w:i/>
+          <w:iCs/>
+          <w:sz w:val="20"/>
+          <w:szCs w:val="20"/>
+        </w:rPr>
+        <w:t>immidiately</w:t>
+      </w:r>
+      <w:proofErr w:type="spellEnd"/>
+      <w:r>
+        <w:rPr>
+          <w:i/>
+          <w:iCs/>
+          <w:sz w:val="20"/>
+          <w:szCs w:val="20"/>
+        </w:rPr>
+        <w:t xml:space="preserve"> returned back to AGI in the event of </w:t>
+      </w:r>
+      <w:proofErr w:type="spellStart"/>
+      <w:proofErr w:type="gramStart"/>
+      <w:r>
+        <w:rPr>
+          <w:i/>
+          <w:iCs/>
+          <w:sz w:val="20"/>
+          <w:szCs w:val="20"/>
+        </w:rPr>
+        <w:t>expiry,suspension</w:t>
+      </w:r>
+      <w:proofErr w:type="spellEnd"/>
+      <w:proofErr w:type="gramEnd"/>
+      <w:r>
+        <w:rPr>
+          <w:i/>
+          <w:iCs/>
+          <w:sz w:val="20"/>
+          <w:szCs w:val="20"/>
+        </w:rPr>
+        <w:t>, withdrawn, termination of the certification Contract. Any misuse, alteration, counterfeiting of this report shall result in legal actions by AGI</w:t>
       </w:r>
     </w:p>
     <w:sectPr>
@@ -18223,7 +18650,7 @@
   <w:style w:type="paragraph" w:default="1" w:styleId="Normal">
     <w:name w:val="Normal"/>
     <w:qFormat/>
-    <w:rsid w:val="00F2071C"/>
+    <w:rsid w:val="00E20F61"/>
     <w:rPr>
       <w:sz w:val="24"/>
       <w:szCs w:val="24"/>
